--- a/00-首页/题组Word/第一轮·综合套卷/第一轮综合卷07-学生版.docx
+++ b/00-首页/题组Word/第一轮·综合套卷/第一轮综合卷07-学生版.docx
@@ -2,7 +2,7 @@
 <file path=word/document.xml><?xml version="1.0" encoding="utf-8"?>
 <w:document xmlns:w="http://schemas.openxmlformats.org/wordprocessingml/2006/main" xmlns:m="http://schemas.openxmlformats.org/officeDocument/2006/math" xmlns:r="http://schemas.openxmlformats.org/officeDocument/2006/relationships" xmlns:o="urn:schemas-microsoft-com:office:office" xmlns:v="urn:schemas-microsoft-com:vml" xmlns:w10="urn:schemas-microsoft-com:office:word" xmlns:a="http://schemas.openxmlformats.org/drawingml/2006/main" xmlns:pic="http://schemas.openxmlformats.org/drawingml/2006/picture" xmlns:wp="http://schemas.openxmlformats.org/drawingml/2006/wordprocessingDrawing">
   <w:body>
-    <w:bookmarkStart w:id="61" w:name="第一轮综合练习-第07卷"/>
+    <w:bookmarkStart w:id="58" w:name="第一轮综合练习-第07卷"/>
     <w:p>
       <w:pPr>
         <w:pStyle w:val="Heading1"/>
@@ -50,7 +50,7 @@
         </w:pict>
       </w:r>
     </w:p>
-    <w:bookmarkStart w:id="60" w:name="题目"/>
+    <w:bookmarkStart w:id="57" w:name="题目"/>
     <w:p>
       <w:pPr>
         <w:pStyle w:val="Heading2"/>
@@ -2703,15 +2703,32 @@
       </w:pPr>
       <w:r>
         <w:rPr>
-          <w:rFonts w:ascii="Times New Roman" w:hAnsi="Times New Roman" w:eastAsia="Times New Roman" w:cs="Times New Roman"/>
-        </w:rPr>
-        <w:t xml:space="preserve">1994 </w:t>
-      </w:r>
-      <w:r>
-        <w:rPr>
-          <w:rFonts w:hint="eastAsia" w:ascii="Times New Roman" w:hAnsi="Times New Roman" w:eastAsia="FangSong" w:cs="Times New Roman"/>
-        </w:rPr>
-        <w:t>年诺贝尔和平奖获得者</w:t>
+          <w:rFonts w:hint="eastAsia" w:ascii="Times New Roman" w:hAnsi="Times New Roman" w:eastAsia="FangSong" w:cs="Times New Roman"/>
+        </w:rPr>
+        <w:t>对于氢原子</w:t>
+      </w:r>
+      <w:r>
+        <w:rPr>
+          <w:rFonts w:hint="eastAsia" w:ascii="Times New Roman" w:hAnsi="Times New Roman" w:eastAsia="Times New Roman" w:cs="Times New Roman"/>
+        </w:rPr>
+        <w:t>:</w:t>
+      </w:r>
+    </w:p>
+    <w:p>
+      <w:pPr>
+        <w:pStyle w:val="BodyText"/>
+      </w:pPr>
+      <w:r>
+        <w:rPr>
+          <w:rFonts w:ascii="Times New Roman" w:hAnsi="Times New Roman" w:eastAsia="Times New Roman" w:cs="Times New Roman"/>
+        </w:rPr>
+        <w:t xml:space="preserve">4-1 </w:t>
+      </w:r>
+      <w:r>
+        <w:rPr>
+          <w:rFonts w:hint="eastAsia" w:ascii="Times New Roman" w:hAnsi="Times New Roman" w:eastAsia="FangSong" w:cs="Times New Roman"/>
+        </w:rPr>
+        <w:t>分别计算从第一激发态和第六激发态跃迁到基态所产生的光谱线的波长</w:t>
       </w:r>
       <w:r>
         <w:rPr>
@@ -2723,97 +2740,7 @@
         <w:rPr>
           <w:rFonts w:hint="eastAsia" w:ascii="Times New Roman" w:hAnsi="Times New Roman" w:eastAsia="FangSong" w:cs="Times New Roman"/>
         </w:rPr>
-        <w:t>巴勒斯坦解放组织领导者阿拉法特</w:t>
-      </w:r>
-      <w:r>
-        <w:rPr>
-          <w:rFonts w:hint="eastAsia" w:ascii="Times New Roman" w:hAnsi="Times New Roman" w:eastAsia="Times New Roman" w:cs="Times New Roman"/>
-        </w:rPr>
-        <w:t>，</w:t>
-      </w:r>
-      <w:r>
-        <w:rPr>
-          <w:rFonts w:hint="eastAsia" w:ascii="Times New Roman" w:hAnsi="Times New Roman" w:eastAsia="FangSong" w:cs="Times New Roman"/>
-        </w:rPr>
-        <w:t>在</w:t>
-      </w:r>
-      <w:r>
-        <w:rPr>
-          <w:rFonts w:ascii="Times New Roman" w:hAnsi="Times New Roman" w:eastAsia="Times New Roman" w:cs="Times New Roman"/>
-        </w:rPr>
-        <w:t xml:space="preserve"> 2004 </w:t>
-      </w:r>
-      <w:r>
-        <w:rPr>
-          <w:rFonts w:hint="eastAsia" w:ascii="Times New Roman" w:hAnsi="Times New Roman" w:eastAsia="FangSong" w:cs="Times New Roman"/>
-        </w:rPr>
-        <w:t xml:space="preserve">年</w:t>
-      </w:r>
-      <w:r>
-        <w:rPr>
-          <w:rFonts w:ascii="Times New Roman" w:hAnsi="Times New Roman" w:eastAsia="Times New Roman" w:cs="Times New Roman"/>
-        </w:rPr>
-        <w:t xml:space="preserve"> 11 </w:t>
-      </w:r>
-      <w:r>
-        <w:rPr>
-          <w:rFonts w:hint="eastAsia" w:ascii="Times New Roman" w:hAnsi="Times New Roman" w:eastAsia="FangSong" w:cs="Times New Roman"/>
-        </w:rPr>
-        <w:t>月突然不明不白地去世了</w:t>
-      </w:r>
-      <w:r>
-        <w:rPr>
-          <w:rFonts w:hint="eastAsia" w:ascii="Times New Roman" w:hAnsi="Times New Roman" w:eastAsia="Times New Roman" w:cs="Times New Roman"/>
-        </w:rPr>
-        <w:t>。2012</w:t>
-      </w:r>
-      <w:r>
-        <w:rPr>
-          <w:rFonts w:ascii="Times New Roman" w:hAnsi="Times New Roman" w:eastAsia="Times New Roman" w:cs="Times New Roman"/>
-        </w:rPr>
-        <w:t xml:space="preserve"> </w:t>
-      </w:r>
-      <w:r>
-        <w:rPr>
-          <w:rFonts w:hint="eastAsia" w:ascii="Times New Roman" w:hAnsi="Times New Roman" w:eastAsia="FangSong" w:cs="Times New Roman"/>
-        </w:rPr>
-        <w:t>年</w:t>
-      </w:r>
-      <w:r>
-        <w:rPr>
-          <w:rFonts w:hint="eastAsia" w:ascii="Times New Roman" w:hAnsi="Times New Roman" w:eastAsia="Times New Roman" w:cs="Times New Roman"/>
-        </w:rPr>
-        <w:t>，</w:t>
-      </w:r>
-      <w:r>
-        <w:rPr>
-          <w:rFonts w:hint="eastAsia" w:ascii="Times New Roman" w:hAnsi="Times New Roman" w:eastAsia="FangSong" w:cs="Times New Roman"/>
-        </w:rPr>
-        <w:t>他的尸体被进行化验</w:t>
-      </w:r>
-      <w:r>
-        <w:rPr>
-          <w:rFonts w:hint="eastAsia" w:ascii="Times New Roman" w:hAnsi="Times New Roman" w:eastAsia="Times New Roman" w:cs="Times New Roman"/>
-        </w:rPr>
-        <w:t>，</w:t>
-      </w:r>
-      <w:r>
-        <w:rPr>
-          <w:rFonts w:hint="eastAsia" w:ascii="Times New Roman" w:hAnsi="Times New Roman" w:eastAsia="FangSong" w:cs="Times New Roman"/>
-        </w:rPr>
-        <w:t>发现他竟然是被</w:t>
-      </w:r>
-      <w:r>
-        <w:rPr>
-          <w:rFonts w:ascii="Times New Roman" w:hAnsi="Times New Roman" w:eastAsia="Times New Roman" w:cs="Times New Roman"/>
-        </w:rPr>
-        <w:t xml:space="preserve"> X </w:t>
-      </w:r>
-      <w:r>
-        <w:rPr>
-          <w:rFonts w:hint="eastAsia" w:ascii="Times New Roman" w:hAnsi="Times New Roman" w:eastAsia="FangSong" w:cs="Times New Roman"/>
-        </w:rPr>
-        <w:t>的一种同位素毒害的</w:t>
+        <w:t>说明这些谱线属于什么线系及处于什么光谱范围</w:t>
       </w:r>
       <w:r>
         <w:rPr>
@@ -2821,65 +2748,74 @@
         </w:rPr>
         <w:t>。</w:t>
       </w:r>
-      <w:r>
-        <w:rPr>
-          <w:rFonts w:hint="eastAsia" w:ascii="Times New Roman" w:hAnsi="Times New Roman" w:eastAsia="FangSong" w:cs="Times New Roman"/>
-        </w:rPr>
-        <w:t>平均地看</w:t>
-      </w:r>
-      <w:r>
-        <w:rPr>
-          <w:rFonts w:hint="eastAsia" w:ascii="Times New Roman" w:hAnsi="Times New Roman" w:eastAsia="Times New Roman" w:cs="Times New Roman"/>
-        </w:rPr>
-        <w:t>，1mg</w:t>
-      </w:r>
-      <w:r>
-        <w:rPr>
-          <w:rFonts w:ascii="Times New Roman" w:hAnsi="Times New Roman" w:eastAsia="Times New Roman" w:cs="Times New Roman"/>
-        </w:rPr>
-        <w:t xml:space="preserve"> </w:t>
-      </w:r>
-      <w:r>
-        <w:rPr>
-          <w:rFonts w:hint="eastAsia" w:ascii="Times New Roman" w:hAnsi="Times New Roman" w:eastAsia="FangSong" w:cs="Times New Roman"/>
-        </w:rPr>
-        <w:t>此物质</w:t>
+    </w:p>
+    <w:p>
+      <w:pPr>
+        <w:pStyle w:val="BodyText"/>
+      </w:pPr>
+      <w:r>
+        <w:rPr>
+          <w:rFonts w:ascii="Times New Roman" w:hAnsi="Times New Roman" w:eastAsia="Times New Roman" w:cs="Times New Roman"/>
+        </w:rPr>
+        <w:t xml:space="preserve">4-2 </w:t>
+      </w:r>
+      <w:r>
+        <w:rPr>
+          <w:rFonts w:hint="eastAsia" w:ascii="Times New Roman" w:hAnsi="Times New Roman" w:eastAsia="FangSong" w:cs="Times New Roman"/>
+        </w:rPr>
+        <w:t>上述两谱线产生的光子能否使</w:t>
+      </w:r>
+      <w:r>
+        <w:rPr>
+          <w:rFonts w:hint="eastAsia" w:ascii="Times New Roman" w:hAnsi="Times New Roman" w:eastAsia="Times New Roman" w:cs="Times New Roman"/>
+        </w:rPr>
+        <w:t>：</w:t>
+      </w:r>
+    </w:p>
+    <w:p>
+      <w:pPr>
+        <w:pStyle w:val="BodyText"/>
+      </w:pPr>
+      <w:r>
+        <w:rPr>
+          <w:rFonts w:ascii="Times New Roman" w:hAnsi="Times New Roman" w:eastAsia="Times New Roman" w:cs="Times New Roman"/>
+        </w:rPr>
+        <w:t xml:space="preserve">4-2-1 </w:t>
+      </w:r>
+      <w:r>
+        <w:rPr>
+          <w:rFonts w:hint="eastAsia" w:ascii="Times New Roman" w:hAnsi="Times New Roman" w:eastAsia="FangSong" w:cs="Times New Roman"/>
+        </w:rPr>
+        <w:t>处于基态的另外的氢原子电离</w:t>
+      </w:r>
+      <w:r>
+        <w:rPr>
+          <w:rFonts w:hint="eastAsia" w:ascii="Times New Roman" w:hAnsi="Times New Roman" w:eastAsia="Times New Roman" w:cs="Times New Roman"/>
+        </w:rPr>
+        <w:t>？</w:t>
+      </w:r>
+    </w:p>
+    <w:p>
+      <w:pPr>
+        <w:pStyle w:val="BodyText"/>
+      </w:pPr>
+      <w:r>
+        <w:rPr>
+          <w:rFonts w:ascii="Times New Roman" w:hAnsi="Times New Roman" w:eastAsia="Times New Roman" w:cs="Times New Roman"/>
+        </w:rPr>
+        <w:t xml:space="preserve">4-2-2 </w:t>
+      </w:r>
+      <w:r>
+        <w:rPr>
+          <w:rFonts w:hint="eastAsia" w:ascii="Times New Roman" w:hAnsi="Times New Roman" w:eastAsia="FangSong" w:cs="Times New Roman"/>
+        </w:rPr>
+        <w:t>晶体中的铜原子电离</w:t>
       </w:r>
       <w:r>
         <w:rPr>
           <w:rFonts w:hint="eastAsia" w:ascii="Times New Roman" w:hAnsi="Times New Roman" w:eastAsia="Times New Roman" w:cs="Times New Roman"/>
         </w:rPr>
         <w:t>(</w:t>
-      </w:r>
-      <w:r>
-        <w:rPr>
-          <w:rFonts w:hint="eastAsia" w:ascii="Times New Roman" w:hAnsi="Times New Roman" w:eastAsia="FangSong" w:cs="Times New Roman"/>
-        </w:rPr>
-        <w:t>半衰期</w:t>
-      </w:r>
-      <w:r>
-        <w:rPr>
-          <w:rFonts w:ascii="Times New Roman" w:hAnsi="Times New Roman" w:eastAsia="Times New Roman" w:cs="Times New Roman"/>
-        </w:rPr>
-        <w:t xml:space="preserve"> 138.4 </w:t>
-      </w:r>
-      <w:r>
-        <w:rPr>
-          <w:rFonts w:hint="eastAsia" w:ascii="Times New Roman" w:hAnsi="Times New Roman" w:eastAsia="FangSong" w:cs="Times New Roman"/>
-        </w:rPr>
-        <w:t>天</w:t>
-      </w:r>
-      <w:r>
-        <w:rPr>
-          <w:rFonts w:hint="eastAsia" w:ascii="Times New Roman" w:hAnsi="Times New Roman" w:eastAsia="Times New Roman" w:cs="Times New Roman"/>
-        </w:rPr>
-        <w:t>)</w:t>
-      </w:r>
-      <w:r>
-        <w:rPr>
-          <w:rFonts w:hint="eastAsia" w:ascii="Times New Roman" w:hAnsi="Times New Roman" w:eastAsia="FangSong" w:cs="Times New Roman"/>
-        </w:rPr>
-        <w:t>的毒性与</w:t>
       </w:r>
       <w:r>
         <w:rPr>
@@ -2896,26 +2832,56 @@
             </w:rPr>
           </m:ctrlPr>
         </m:oMathPr>
-        <m:r>
-          <m:t>4.55</m:t>
+        <m:sSub>
+          <m:e>
+            <m:r>
+              <m:t>ϕ</m:t>
+            </m:r>
+          </m:e>
+          <m:sub>
+            <m:r>
+              <m:t>C</m:t>
+            </m:r>
+            <m:r>
+              <m:t>u</m:t>
+            </m:r>
+          </m:sub>
+        </m:sSub>
+        <m:r>
+          <m:rPr>
+            <m:sty m:val="p"/>
+          </m:rPr>
+          <m:t>=</m:t>
+        </m:r>
+        <m:r>
+          <m:t>7.44</m:t>
+        </m:r>
+        <m:r>
+          <m:rPr>
+            <m:sty m:val="p"/>
+          </m:rPr>
+          <m:t>×</m:t>
         </m:r>
         <m:sSup>
           <m:e>
             <m:r>
-              <m:t>g</m:t>
+              <m:t>10</m:t>
             </m:r>
           </m:e>
           <m:sup>
             <m:r>
-              <m:t>226</m:t>
+              <m:rPr>
+                <m:sty m:val="p"/>
+              </m:rPr>
+              <m:t>−</m:t>
+            </m:r>
+            <m:r>
+              <m:t>19</m:t>
             </m:r>
           </m:sup>
         </m:sSup>
         <m:r>
-          <m:t>R</m:t>
-        </m:r>
-        <m:r>
-          <m:t>a</m:t>
+          <m:t>J</m:t>
         </m:r>
       </m:oMath>
       <w:r>
@@ -2926,110 +2892,139 @@
       </w:r>
       <w:r>
         <w:rPr>
-          <w:rFonts w:hint="eastAsia" w:ascii="Times New Roman" w:hAnsi="Times New Roman" w:eastAsia="Times New Roman" w:cs="Times New Roman"/>
-        </w:rPr>
-        <w:t>((</w:t>
-      </w:r>
-      <w:r>
-        <w:rPr>
-          <w:rFonts w:hint="eastAsia" w:ascii="Times New Roman" w:hAnsi="Times New Roman" w:eastAsia="FangSong" w:cs="Times New Roman"/>
-        </w:rPr>
-        <w:t>半衰期</w:t>
-      </w:r>
-      <w:r>
-        <w:rPr>
-          <w:rFonts w:ascii="Times New Roman" w:hAnsi="Times New Roman" w:eastAsia="Times New Roman" w:cs="Times New Roman"/>
-        </w:rPr>
-        <w:t xml:space="preserve"> 1601 </w:t>
-      </w:r>
-      <w:r>
-        <w:rPr>
-          <w:rFonts w:hint="eastAsia" w:ascii="Times New Roman" w:hAnsi="Times New Roman" w:eastAsia="FangSong" w:cs="Times New Roman"/>
-        </w:rPr>
-        <w:t>年</w:t>
-      </w:r>
-      <w:r>
-        <w:rPr>
-          <w:rFonts w:hint="eastAsia" w:ascii="Times New Roman" w:hAnsi="Times New Roman" w:eastAsia="Times New Roman" w:cs="Times New Roman"/>
-        </w:rPr>
-        <w:t>)</w:t>
-      </w:r>
-      <w:r>
-        <w:rPr>
-          <w:rFonts w:hint="eastAsia" w:ascii="Times New Roman" w:hAnsi="Times New Roman" w:eastAsia="FangSong" w:cs="Times New Roman"/>
-        </w:rPr>
-        <w:t>相当</w:t>
-      </w:r>
-      <w:r>
-        <w:rPr>
-          <w:rFonts w:hint="eastAsia" w:ascii="Times New Roman" w:hAnsi="Times New Roman" w:eastAsia="Times New Roman" w:cs="Times New Roman"/>
-        </w:rPr>
-        <w:t>。</w:t>
+          <w:rFonts w:ascii="Times New Roman" w:hAnsi="Times New Roman" w:eastAsia="Times New Roman" w:cs="Times New Roman"/>
+        </w:rPr>
+        <w:t xml:space="preserve">)?</w:t>
       </w:r>
     </w:p>
     <w:p>
       <w:pPr>
         <w:pStyle w:val="BodyText"/>
       </w:pPr>
-      <m:oMathPara>
-        <m:oMathParaPr>
-          <m:jc m:val="center"/>
-          <m:ctrlPr>
-            <w:rPr>
-              <w:sz w:val="28"/>
-              <w:szCs w:val="28"/>
-            </w:rPr>
-          </m:ctrlPr>
-        </m:oMathParaPr>
-        <m:oMath>
-          <m:sSup>
-            <m:e>
-              <m:r>
-                <m:t>​</m:t>
-              </m:r>
-            </m:e>
-            <m:sup>
-              <m:r>
-                <m:t>226</m:t>
-              </m:r>
-            </m:sup>
-          </m:sSup>
-          <m:r>
-            <m:rPr>
-              <m:sty m:val="p"/>
-            </m:rPr>
-            <m:t>R</m:t>
-          </m:r>
-          <m:r>
-            <m:rPr>
-              <m:sty m:val="p"/>
-            </m:rPr>
-            <m:t>a</m:t>
-          </m:r>
-        </m:oMath>
-      </m:oMathPara>
+      <w:r>
+        <w:rPr>
+          <w:rFonts w:ascii="Times New Roman" w:hAnsi="Times New Roman" w:eastAsia="Times New Roman" w:cs="Times New Roman"/>
+        </w:rPr>
+        <w:t xml:space="preserve">4-2-3 </w:t>
+      </w:r>
+      <w:r>
+        <w:rPr>
+          <w:rFonts w:hint="eastAsia" w:ascii="Times New Roman" w:hAnsi="Times New Roman" w:eastAsia="FangSong" w:cs="Times New Roman"/>
+        </w:rPr>
+        <w:t>若上述两谱线所产生的光子能使铜晶体电离</w:t>
+      </w:r>
+      <w:r>
+        <w:rPr>
+          <w:rFonts w:hint="eastAsia" w:ascii="Times New Roman" w:hAnsi="Times New Roman" w:eastAsia="Times New Roman" w:cs="Times New Roman"/>
+        </w:rPr>
+        <w:t>，</w:t>
+      </w:r>
+      <w:r>
+        <w:rPr>
+          <w:rFonts w:hint="eastAsia" w:ascii="Times New Roman" w:hAnsi="Times New Roman" w:eastAsia="FangSong" w:cs="Times New Roman"/>
+        </w:rPr>
+        <w:t>计算从铜晶体发射出的电子的德布罗意波长</w:t>
+      </w:r>
+      <w:r>
+        <w:rPr>
+          <w:rFonts w:hint="eastAsia" w:ascii="Times New Roman" w:hAnsi="Times New Roman" w:eastAsia="Times New Roman" w:cs="Times New Roman"/>
+        </w:rPr>
+        <w:t>。</w:t>
+      </w:r>
     </w:p>
     <w:p>
       <w:pPr>
+        <w:spacing w:before="160" w:after="80"/>
+      </w:pPr>
+      <w:r>
+        <w:pict>
+          <v:rect style="width:0;height:1.5pt" o:hralign="center" o:hrstd="t" o:hr="t"/>
+        </w:pict>
+      </w:r>
+    </w:p>
+    <w:bookmarkEnd w:id="15"/>
+    <w:bookmarkStart w:id="16" w:name="第8题"/>
+    <w:p>
+      <w:pPr>
+        <w:pStyle w:val="Heading3"/>
+        <w:spacing w:before="280" w:after="120"/>
+      </w:pPr>
+      <w:r>
+        <w:rPr>
+          <w:rFonts w:hint="eastAsia" w:ascii="Times New Roman" w:hAnsi="Times New Roman" w:eastAsia="SimHei" w:cs="Times New Roman"/>
+        </w:rPr>
+        <w:t>第</w:t>
+      </w:r>
+      <w:r>
+        <w:rPr>
+          <w:rFonts w:hint="eastAsia" w:ascii="Times New Roman" w:hAnsi="Times New Roman" w:eastAsia="Times New Roman" w:cs="Times New Roman"/>
+        </w:rPr>
+        <w:t>8</w:t>
+      </w:r>
+      <w:r>
+        <w:rPr>
+          <w:rFonts w:hint="eastAsia" w:ascii="Times New Roman" w:hAnsi="Times New Roman" w:eastAsia="SimHei" w:cs="Times New Roman"/>
+        </w:rPr>
+        <w:t>题</w:t>
+      </w:r>
+    </w:p>
+    <w:p>
+      <w:pPr>
         <w:pStyle w:val="FirstParagraph"/>
       </w:pPr>
       <w:r>
         <w:rPr>
           <w:rFonts w:hint="eastAsia" w:ascii="Times New Roman" w:hAnsi="Times New Roman" w:eastAsia="FangSong" w:cs="Times New Roman"/>
         </w:rPr>
-        <w:t>若尸体</w:t>
-      </w:r>
-      <w:r>
-        <w:rPr>
-          <w:rFonts w:hint="eastAsia" w:ascii="Times New Roman" w:hAnsi="Times New Roman" w:eastAsia="Times New Roman" w:cs="Times New Roman"/>
-        </w:rPr>
-        <w:t>(70kg)</w:t>
-      </w:r>
-      <w:r>
-        <w:rPr>
-          <w:rFonts w:hint="eastAsia" w:ascii="Times New Roman" w:hAnsi="Times New Roman" w:eastAsia="FangSong" w:cs="Times New Roman"/>
-        </w:rPr>
-        <w:t>的总</w:t>
+        <w:t>由于在人工放射性方面的工作成就</w:t>
+      </w:r>
+      <w:r>
+        <w:rPr>
+          <w:rFonts w:hint="eastAsia" w:ascii="Times New Roman" w:hAnsi="Times New Roman" w:eastAsia="Times New Roman" w:cs="Times New Roman"/>
+        </w:rPr>
+        <w:t>，</w:t>
+      </w:r>
+      <w:r>
+        <w:rPr>
+          <w:rFonts w:hint="eastAsia" w:ascii="Times New Roman" w:hAnsi="Times New Roman" w:eastAsia="FangSong" w:cs="Times New Roman"/>
+        </w:rPr>
+        <w:t>约里奥</w:t>
+      </w:r>
+      <w:r>
+        <w:rPr>
+          <w:rFonts w:hint="eastAsia" w:ascii="Times New Roman" w:hAnsi="Times New Roman" w:eastAsia="Times New Roman" w:cs="Times New Roman"/>
+        </w:rPr>
+        <w:t>·</w:t>
+      </w:r>
+      <w:r>
+        <w:rPr>
+          <w:rFonts w:hint="eastAsia" w:ascii="Times New Roman" w:hAnsi="Times New Roman" w:eastAsia="FangSong" w:cs="Times New Roman"/>
+        </w:rPr>
+        <w:t>居里夫妇获得了</w:t>
+      </w:r>
+      <w:r>
+        <w:rPr>
+          <w:rFonts w:ascii="Times New Roman" w:hAnsi="Times New Roman" w:eastAsia="Times New Roman" w:cs="Times New Roman"/>
+        </w:rPr>
+        <w:t xml:space="preserve"> 1935 </w:t>
+      </w:r>
+      <w:r>
+        <w:rPr>
+          <w:rFonts w:hint="eastAsia" w:ascii="Times New Roman" w:hAnsi="Times New Roman" w:eastAsia="FangSong" w:cs="Times New Roman"/>
+        </w:rPr>
+        <w:t>年的诺贝尔化学奖</w:t>
+      </w:r>
+      <w:r>
+        <w:rPr>
+          <w:rFonts w:hint="eastAsia" w:ascii="Times New Roman" w:hAnsi="Times New Roman" w:eastAsia="Times New Roman" w:cs="Times New Roman"/>
+        </w:rPr>
+        <w:t>。</w:t>
+      </w:r>
+      <w:r>
+        <w:rPr>
+          <w:rFonts w:hint="eastAsia" w:ascii="Times New Roman" w:hAnsi="Times New Roman" w:eastAsia="FangSong" w:cs="Times New Roman"/>
+        </w:rPr>
+        <w:t>当他们用</w:t>
       </w:r>
       <w:r>
         <w:rPr>
@@ -3052,7 +3047,7 @@
         <w:rPr>
           <w:rFonts w:hint="eastAsia" w:ascii="Times New Roman" w:hAnsi="Times New Roman" w:eastAsia="FangSong" w:cs="Times New Roman"/>
         </w:rPr>
-        <w:t xml:space="preserve">放射量减少到了</w:t>
+        <w:t xml:space="preserve">粒子轰击金属铝</w:t>
       </w:r>
       <w:r>
         <w:rPr>
@@ -3069,38 +3064,34 @@
             </w:rPr>
           </m:ctrlPr>
         </m:oMathPr>
-        <m:r>
-          <m:t>0.3</m:t>
-        </m:r>
-        <m:r>
-          <m:rPr>
-            <m:sty m:val="p"/>
-          </m:rPr>
-          <m:t>B</m:t>
-        </m:r>
-        <m:r>
-          <m:rPr>
-            <m:sty m:val="p"/>
-          </m:rPr>
-          <m:t>q</m:t>
-        </m:r>
-        <m:r>
-          <m:rPr>
-            <m:sty m:val="p"/>
-          </m:rPr>
-          <m:t>/</m:t>
-        </m:r>
-        <m:r>
-          <m:rPr>
-            <m:sty m:val="p"/>
-          </m:rPr>
-          <m:t>k</m:t>
-        </m:r>
-        <m:r>
-          <m:rPr>
-            <m:sty m:val="p"/>
-          </m:rPr>
-          <m:t>g</m:t>
+        <m:sSubSup>
+          <m:e>
+            <m:r>
+              <m:t>​</m:t>
+            </m:r>
+          </m:e>
+          <m:sub>
+            <m:r>
+              <m:t>13</m:t>
+            </m:r>
+          </m:sub>
+          <m:sup>
+            <m:r>
+              <m:t>27</m:t>
+            </m:r>
+          </m:sup>
+        </m:sSubSup>
+        <m:r>
+          <m:rPr>
+            <m:sty m:val="p"/>
+          </m:rPr>
+          <m:t>A</m:t>
+        </m:r>
+        <m:r>
+          <m:rPr>
+            <m:sty m:val="p"/>
+          </m:rPr>
+          <m:t>l</m:t>
         </m:r>
       </m:oMath>
       <w:r>
@@ -3111,6 +3102,12 @@
       </w:r>
       <w:r>
         <w:rPr>
+          <w:rFonts w:hint="eastAsia" w:ascii="Times New Roman" w:hAnsi="Times New Roman" w:eastAsia="FangSong" w:cs="Times New Roman"/>
+        </w:rPr>
+        <w:t>时</w:t>
+      </w:r>
+      <w:r>
+        <w:rPr>
           <w:rFonts w:hint="eastAsia" w:ascii="Times New Roman" w:hAnsi="Times New Roman" w:eastAsia="Times New Roman" w:cs="Times New Roman"/>
         </w:rPr>
         <w:t>，</w:t>
@@ -3119,117 +3116,7 @@
         <w:rPr>
           <w:rFonts w:hint="eastAsia" w:ascii="Times New Roman" w:hAnsi="Times New Roman" w:eastAsia="FangSong" w:cs="Times New Roman"/>
         </w:rPr>
-        <w:t>就难以发现隐藏在阴影中的真相了</w:t>
-      </w:r>
-      <w:r>
-        <w:rPr>
-          <w:rFonts w:hint="eastAsia" w:ascii="Times New Roman" w:hAnsi="Times New Roman" w:eastAsia="Times New Roman" w:cs="Times New Roman"/>
-        </w:rPr>
-        <w:t>(</w:t>
-      </w:r>
-      <w:r>
-        <w:rPr>
-          <w:rFonts w:hint="eastAsia" w:ascii="Times New Roman" w:hAnsi="Times New Roman" w:eastAsia="FangSong" w:cs="Times New Roman"/>
-        </w:rPr>
-        <w:t>提示</w:t>
-      </w:r>
-      <w:r>
-        <w:rPr>
-          <w:rFonts w:hint="eastAsia" w:ascii="Times New Roman" w:hAnsi="Times New Roman" w:eastAsia="Times New Roman" w:cs="Times New Roman"/>
-        </w:rPr>
-        <w:t>：</w:t>
-      </w:r>
-      <w:r>
-        <w:rPr>
-          <w:rFonts w:hint="eastAsia" w:ascii="Times New Roman" w:hAnsi="Times New Roman" w:eastAsia="FangSong" w:cs="Times New Roman"/>
-        </w:rPr>
-        <w:t>的定义是每秒衰变的原子数目</w:t>
-      </w:r>
-      <w:r>
-        <w:rPr>
-          <w:rFonts w:hint="eastAsia" w:ascii="Times New Roman" w:hAnsi="Times New Roman" w:eastAsia="Times New Roman" w:cs="Times New Roman"/>
-        </w:rPr>
-        <w:t>)</w:t>
-      </w:r>
-      <w:r>
-        <w:rPr>
-          <w:rFonts w:hint="eastAsia" w:ascii="Times New Roman" w:hAnsi="Times New Roman" w:eastAsia="FangSong" w:cs="Times New Roman"/>
-        </w:rPr>
-        <w:t>设</w:t>
-      </w:r>
-      <w:r>
-        <w:rPr>
-          <w:rFonts w:hint="eastAsia" w:ascii="Times New Roman" w:hAnsi="Times New Roman" w:eastAsia="Times New Roman" w:cs="Times New Roman"/>
-        </w:rPr>
-        <w:t>：(a)</w:t>
-      </w:r>
-      <w:r>
-        <w:rPr>
-          <w:rFonts w:hint="eastAsia" w:ascii="Times New Roman" w:hAnsi="Times New Roman" w:eastAsia="FangSong" w:cs="Times New Roman"/>
-        </w:rPr>
-        <w:t>最小致死量</w:t>
-      </w:r>
-      <w:r>
-        <w:rPr>
-          <w:rFonts w:ascii="Times New Roman" w:hAnsi="Times New Roman" w:eastAsia="Times New Roman" w:cs="Times New Roman"/>
-        </w:rPr>
-        <w:t xml:space="preserve"> </w:t>
-      </w:r>
-      <m:oMath>
-        <m:r>
-          <m:t>1</m:t>
-        </m:r>
-        <m:r>
-          <m:t>μ</m:t>
-        </m:r>
-        <m:r>
-          <m:rPr>
-            <m:sty m:val="p"/>
-          </m:rPr>
-          <m:t>g</m:t>
-        </m:r>
-      </m:oMath>
-      <w:r>
-        <w:rPr>
-          <w:rFonts w:ascii="Times New Roman" w:hAnsi="Times New Roman" w:eastAsia="Times New Roman" w:cs="Times New Roman"/>
-        </w:rPr>
-        <w:t xml:space="preserve"> </w:t>
-      </w:r>
-      <w:r>
-        <w:rPr>
-          <w:rFonts w:hint="eastAsia" w:ascii="Times New Roman" w:hAnsi="Times New Roman" w:eastAsia="Times New Roman" w:cs="Times New Roman"/>
-        </w:rPr>
-        <w:t>；(b)</w:t>
-      </w:r>
-      <w:r>
-        <w:rPr>
-          <w:rFonts w:hint="eastAsia" w:ascii="Times New Roman" w:hAnsi="Times New Roman" w:eastAsia="FangSong" w:cs="Times New Roman"/>
-        </w:rPr>
-        <w:t>正常人体</w:t>
-      </w:r>
-      <w:r>
-        <w:rPr>
-          <w:rFonts w:hint="eastAsia" w:ascii="Times New Roman" w:hAnsi="Times New Roman" w:eastAsia="Times New Roman" w:cs="Times New Roman"/>
-        </w:rPr>
-        <w:t>(70kg)</w:t>
-      </w:r>
-      <w:r>
-        <w:rPr>
-          <w:rFonts w:hint="eastAsia" w:ascii="Times New Roman" w:hAnsi="Times New Roman" w:eastAsia="FangSong" w:cs="Times New Roman"/>
-        </w:rPr>
-        <w:t>的</w:t>
-      </w:r>
-      <w:r>
-        <w:rPr>
-          <w:rFonts w:ascii="Times New Roman" w:hAnsi="Times New Roman" w:eastAsia="Times New Roman" w:cs="Times New Roman"/>
-        </w:rPr>
-        <w:t xml:space="preserve"> a </w:t>
-      </w:r>
-      <w:r>
-        <w:rPr>
-          <w:rFonts w:hint="eastAsia" w:ascii="Times New Roman" w:hAnsi="Times New Roman" w:eastAsia="FangSong" w:cs="Times New Roman"/>
-        </w:rPr>
-        <w:t xml:space="preserve">放射量为</w:t>
+        <w:t>首先得到</w:t>
       </w:r>
       <w:r>
         <w:rPr>
@@ -3246,38 +3133,28 @@
             </w:rPr>
           </m:ctrlPr>
         </m:oMathPr>
-        <m:r>
-          <m:t>0.2</m:t>
-        </m:r>
-        <m:r>
-          <m:rPr>
-            <m:sty m:val="p"/>
-          </m:rPr>
-          <m:t>B</m:t>
-        </m:r>
-        <m:r>
-          <m:rPr>
-            <m:sty m:val="p"/>
-          </m:rPr>
-          <m:t>q</m:t>
-        </m:r>
-        <m:r>
-          <m:rPr>
-            <m:sty m:val="p"/>
-          </m:rPr>
-          <m:t>/</m:t>
-        </m:r>
-        <m:r>
-          <m:rPr>
-            <m:sty m:val="p"/>
-          </m:rPr>
-          <m:t>k</m:t>
-        </m:r>
-        <m:r>
-          <m:rPr>
-            <m:sty m:val="p"/>
-          </m:rPr>
-          <m:t>g</m:t>
+        <m:sSubSup>
+          <m:e>
+            <m:r>
+              <m:t>​</m:t>
+            </m:r>
+          </m:e>
+          <m:sub>
+            <m:r>
+              <m:t>15</m:t>
+            </m:r>
+          </m:sub>
+          <m:sup>
+            <m:r>
+              <m:t>30</m:t>
+            </m:r>
+          </m:sup>
+        </m:sSubSup>
+        <m:r>
+          <m:rPr>
+            <m:sty m:val="p"/>
+          </m:rPr>
+          <m:t>P</m:t>
         </m:r>
       </m:oMath>
       <w:r>
@@ -3296,434 +3173,7 @@
         <w:rPr>
           <w:rFonts w:hint="eastAsia" w:ascii="Times New Roman" w:hAnsi="Times New Roman" w:eastAsia="FangSong" w:cs="Times New Roman"/>
         </w:rPr>
-        <w:t>这个值即使很长时间也不会变</w:t>
-      </w:r>
-      <w:r>
-        <w:rPr>
-          <w:rFonts w:hint="eastAsia" w:ascii="Times New Roman" w:hAnsi="Times New Roman" w:eastAsia="Times New Roman" w:cs="Times New Roman"/>
-        </w:rPr>
-        <w:t>；(c)</w:t>
-      </w:r>
-      <w:r>
-        <w:rPr>
-          <w:rFonts w:hint="eastAsia" w:ascii="Times New Roman" w:hAnsi="Times New Roman" w:eastAsia="FangSong" w:cs="Times New Roman"/>
-        </w:rPr>
-        <w:t>有一种无放射性的同位素由</w:t>
-      </w:r>
-      <w:r>
-        <w:rPr>
-          <w:rFonts w:ascii="Times New Roman" w:hAnsi="Times New Roman" w:eastAsia="Times New Roman" w:cs="Times New Roman"/>
-        </w:rPr>
-        <w:t xml:space="preserve"> X </w:t>
-      </w:r>
-      <w:r>
-        <w:rPr>
-          <w:rFonts w:hint="eastAsia" w:ascii="Times New Roman" w:hAnsi="Times New Roman" w:eastAsia="FangSong" w:cs="Times New Roman"/>
-        </w:rPr>
-        <w:t xml:space="preserve">的</w:t>
-      </w:r>
-      <w:r>
-        <w:rPr>
-          <w:rFonts w:ascii="Times New Roman" w:hAnsi="Times New Roman" w:eastAsia="Times New Roman" w:cs="Times New Roman"/>
-        </w:rPr>
-        <w:t xml:space="preserve"> </w:t>
-      </w:r>
-      <m:oMath>
-        <m:r>
-          <m:t>α</m:t>
-        </m:r>
-      </m:oMath>
-      <w:r>
-        <w:rPr>
-          <w:rFonts w:ascii="Times New Roman" w:hAnsi="Times New Roman" w:eastAsia="Times New Roman" w:cs="Times New Roman"/>
-        </w:rPr>
-        <w:t xml:space="preserve"> </w:t>
-      </w:r>
-      <w:r>
-        <w:rPr>
-          <w:rFonts w:hint="eastAsia" w:ascii="Times New Roman" w:hAnsi="Times New Roman" w:eastAsia="FangSong" w:cs="Times New Roman"/>
-        </w:rPr>
-        <w:t>衰变生成</w:t>
-      </w:r>
-      <w:r>
-        <w:rPr>
-          <w:rFonts w:hint="eastAsia" w:ascii="Times New Roman" w:hAnsi="Times New Roman" w:eastAsia="Times New Roman" w:cs="Times New Roman"/>
-        </w:rPr>
-        <w:t>。</w:t>
-      </w:r>
-    </w:p>
-    <w:p>
-      <w:pPr>
-        <w:pStyle w:val="BodyText"/>
-      </w:pPr>
-      <w:r>
-        <w:rPr>
-          <w:rFonts w:ascii="Times New Roman" w:hAnsi="Times New Roman" w:eastAsia="Times New Roman" w:cs="Times New Roman"/>
-        </w:rPr>
-        <w:t xml:space="preserve">23- 3 </w:t>
-      </w:r>
-      <w:r>
-        <w:rPr>
-          <w:rFonts w:hint="eastAsia" w:ascii="Times New Roman" w:hAnsi="Times New Roman" w:eastAsia="FangSong" w:cs="Times New Roman"/>
-        </w:rPr>
-        <w:t>那么</w:t>
-      </w:r>
-      <w:r>
-        <w:rPr>
-          <w:rFonts w:hint="eastAsia" w:ascii="Times New Roman" w:hAnsi="Times New Roman" w:eastAsia="Times New Roman" w:cs="Times New Roman"/>
-        </w:rPr>
-        <w:t>，</w:t>
-      </w:r>
-      <w:r>
-        <w:rPr>
-          <w:rFonts w:hint="eastAsia" w:ascii="Times New Roman" w:hAnsi="Times New Roman" w:eastAsia="FangSong" w:cs="Times New Roman"/>
-        </w:rPr>
-        <w:t>最迟在多久以前必须对尸体进行化验</w:t>
-      </w:r>
-      <w:r>
-        <w:rPr>
-          <w:rFonts w:hint="eastAsia" w:ascii="Times New Roman" w:hAnsi="Times New Roman" w:eastAsia="Times New Roman" w:cs="Times New Roman"/>
-        </w:rPr>
-        <w:t>？</w:t>
-      </w:r>
-    </w:p>
-    <w:p>
-      <w:pPr>
-        <w:pStyle w:val="BodyText"/>
-      </w:pPr>
-      <w:r>
-        <w:rPr>
-          <w:rFonts w:hint="eastAsia" w:ascii="Times New Roman" w:hAnsi="Times New Roman" w:eastAsia="FangSong" w:cs="Times New Roman"/>
-        </w:rPr>
-        <w:t>事实上</w:t>
-      </w:r>
-      <w:r>
-        <w:rPr>
-          <w:rFonts w:hint="eastAsia" w:ascii="Times New Roman" w:hAnsi="Times New Roman" w:eastAsia="Times New Roman" w:cs="Times New Roman"/>
-        </w:rPr>
-        <w:t>，X</w:t>
-      </w:r>
-      <w:r>
-        <w:rPr>
-          <w:rFonts w:ascii="Times New Roman" w:hAnsi="Times New Roman" w:eastAsia="Times New Roman" w:cs="Times New Roman"/>
-        </w:rPr>
-        <w:t xml:space="preserve"> </w:t>
-      </w:r>
-      <w:r>
-        <w:rPr>
-          <w:rFonts w:hint="eastAsia" w:ascii="Times New Roman" w:hAnsi="Times New Roman" w:eastAsia="FangSong" w:cs="Times New Roman"/>
-        </w:rPr>
-        <w:t>的中子数与质子数之比</w:t>
-      </w:r>
-      <w:r>
-        <w:rPr>
-          <w:rFonts w:hint="eastAsia" w:ascii="Times New Roman" w:hAnsi="Times New Roman" w:eastAsia="Times New Roman" w:cs="Times New Roman"/>
-        </w:rPr>
-        <w:t>(N/Z)</w:t>
-      </w:r>
-      <w:r>
-        <w:rPr>
-          <w:rFonts w:hint="eastAsia" w:ascii="Times New Roman" w:hAnsi="Times New Roman" w:eastAsia="FangSong" w:cs="Times New Roman"/>
-        </w:rPr>
-        <w:t>为</w:t>
-      </w:r>
-      <w:r>
-        <w:rPr>
-          <w:rFonts w:ascii="Times New Roman" w:hAnsi="Times New Roman" w:eastAsia="Times New Roman" w:cs="Times New Roman"/>
-        </w:rPr>
-        <w:t xml:space="preserve"> 1.50。11cm</w:t>
-      </w:r>
-      <w:r>
-        <w:rPr>
-          <w:rFonts w:ascii="Times New Roman" w:hAnsi="Times New Roman" w:eastAsia="Times New Roman" w:cs="Times New Roman"/>
-          <w:vertAlign w:val="superscript"/>
-        </w:rPr>
-        <w:t>3</w:t>
-      </w:r>
-      <w:r>
-        <w:rPr>
-          <w:rFonts w:ascii="Times New Roman" w:hAnsi="Times New Roman" w:eastAsia="Times New Roman" w:cs="Times New Roman"/>
-        </w:rPr>
-        <w:t xml:space="preserve"> </w:t>
-      </w:r>
-      <w:r>
-        <w:rPr>
-          <w:rFonts w:hint="eastAsia" w:ascii="Times New Roman" w:hAnsi="Times New Roman" w:eastAsia="FangSong" w:cs="Times New Roman"/>
-        </w:rPr>
-        <w:t xml:space="preserve">的</w:t>
-      </w:r>
-      <w:r>
-        <w:rPr>
-          <w:rFonts w:ascii="Times New Roman" w:hAnsi="Times New Roman" w:eastAsia="Times New Roman" w:cs="Times New Roman"/>
-        </w:rPr>
-        <w:t xml:space="preserve"> </w:t>
-      </w:r>
-      <w:r>
-        <w:rPr>
-          <w:rFonts w:hint="eastAsia" w:ascii="Times New Roman" w:hAnsi="Times New Roman" w:eastAsia="Times New Roman" w:cs="Times New Roman"/>
-        </w:rPr>
-        <w:t>X(</w:t>
-      </w:r>
-      <w:r>
-        <w:rPr>
-          <w:rFonts w:hint="eastAsia" w:ascii="Times New Roman" w:hAnsi="Times New Roman" w:eastAsia="FangSong" w:cs="Times New Roman"/>
-        </w:rPr>
-        <w:t>密度为</w:t>
-      </w:r>
-      <w:r>
-        <w:rPr>
-          <w:rFonts w:ascii="Times New Roman" w:hAnsi="Times New Roman" w:eastAsia="Times New Roman" w:cs="Times New Roman"/>
-        </w:rPr>
-        <w:t xml:space="preserve"> 9.2g/cm</w:t>
-      </w:r>
-      <w:r>
-        <w:rPr>
-          <w:rFonts w:ascii="Times New Roman" w:hAnsi="Times New Roman" w:eastAsia="Times New Roman" w:cs="Times New Roman"/>
-          <w:vertAlign w:val="superscript"/>
-        </w:rPr>
-        <w:t>3</w:t>
-      </w:r>
-      <w:r>
-        <w:rPr>
-          <w:rFonts w:ascii="Times New Roman" w:hAnsi="Times New Roman" w:eastAsia="Times New Roman" w:cs="Times New Roman"/>
-        </w:rPr>
-        <w:t xml:space="preserve"> </w:t>
-      </w:r>
-      <w:r>
-        <w:rPr>
-          <w:rFonts w:hint="eastAsia" w:ascii="Times New Roman" w:hAnsi="Times New Roman" w:eastAsia="Times New Roman" w:cs="Times New Roman"/>
-        </w:rPr>
-        <w:t>)</w:t>
-      </w:r>
-      <w:r>
-        <w:rPr>
-          <w:rFonts w:hint="eastAsia" w:ascii="Times New Roman" w:hAnsi="Times New Roman" w:eastAsia="FangSong" w:cs="Times New Roman"/>
-        </w:rPr>
-        <w:t>单位时间能释放相当可观的能量</w:t>
-      </w:r>
-      <w:r>
-        <w:rPr>
-          <w:rFonts w:hint="eastAsia" w:ascii="Times New Roman" w:hAnsi="Times New Roman" w:eastAsia="Times New Roman" w:cs="Times New Roman"/>
-        </w:rPr>
-        <w:t>(1210W)，</w:t>
-      </w:r>
-      <w:r>
-        <w:rPr>
-          <w:rFonts w:hint="eastAsia" w:ascii="Times New Roman" w:hAnsi="Times New Roman" w:eastAsia="FangSong" w:cs="Times New Roman"/>
-        </w:rPr>
-        <w:t>能与电熨斗媲美</w:t>
-      </w:r>
-      <w:r>
-        <w:rPr>
-          <w:rFonts w:hint="eastAsia" w:ascii="Times New Roman" w:hAnsi="Times New Roman" w:eastAsia="Times New Roman" w:cs="Times New Roman"/>
-        </w:rPr>
-        <w:t>。</w:t>
-      </w:r>
-      <w:r>
-        <w:rPr>
-          <w:rFonts w:hint="eastAsia" w:ascii="Times New Roman" w:hAnsi="Times New Roman" w:eastAsia="FangSong" w:cs="Times New Roman"/>
-        </w:rPr>
-        <w:t>这是它剧毒的原因</w:t>
-      </w:r>
-      <w:r>
-        <w:rPr>
-          <w:rFonts w:hint="eastAsia" w:ascii="Times New Roman" w:hAnsi="Times New Roman" w:eastAsia="Times New Roman" w:cs="Times New Roman"/>
-        </w:rPr>
-        <w:t>。</w:t>
-      </w:r>
-    </w:p>
-    <w:p>
-      <w:pPr>
-        <w:pStyle w:val="BodyText"/>
-      </w:pPr>
-      <w:r>
-        <w:rPr>
-          <w:rFonts w:ascii="Times New Roman" w:hAnsi="Times New Roman" w:eastAsia="Times New Roman" w:cs="Times New Roman"/>
-        </w:rPr>
-        <w:t xml:space="preserve">23-4 </w:t>
-      </w:r>
-      <w:r>
-        <w:rPr>
-          <w:rFonts w:hint="eastAsia" w:ascii="Times New Roman" w:hAnsi="Times New Roman" w:eastAsia="FangSong" w:cs="Times New Roman"/>
-        </w:rPr>
-        <w:t xml:space="preserve">确定</w:t>
-      </w:r>
-      <w:r>
-        <w:rPr>
-          <w:rFonts w:ascii="Times New Roman" w:hAnsi="Times New Roman" w:eastAsia="Times New Roman" w:cs="Times New Roman"/>
-        </w:rPr>
-        <w:t xml:space="preserve"> </w:t>
-      </w:r>
-      <w:r>
-        <w:rPr>
-          <w:rFonts w:hint="eastAsia" w:ascii="Times New Roman" w:hAnsi="Times New Roman" w:eastAsia="Times New Roman" w:cs="Times New Roman"/>
-        </w:rPr>
-        <w:t>X，</w:t>
-      </w:r>
-      <w:r>
-        <w:rPr>
-          <w:rFonts w:hint="eastAsia" w:ascii="Times New Roman" w:hAnsi="Times New Roman" w:eastAsia="FangSong" w:cs="Times New Roman"/>
-        </w:rPr>
-        <w:t>用元素符号表示之</w:t>
-      </w:r>
-      <w:r>
-        <w:rPr>
-          <w:rFonts w:hint="eastAsia" w:ascii="Times New Roman" w:hAnsi="Times New Roman" w:eastAsia="Times New Roman" w:cs="Times New Roman"/>
-        </w:rPr>
-        <w:t>。</w:t>
-      </w:r>
-    </w:p>
-    <w:p>
-      <w:pPr>
-        <w:pStyle w:val="BodyText"/>
-      </w:pPr>
-      <w:r>
-        <w:rPr>
-          <w:rFonts w:ascii="Times New Roman" w:hAnsi="Times New Roman" w:eastAsia="Times New Roman" w:cs="Times New Roman"/>
-        </w:rPr>
-        <w:t xml:space="preserve">23-5 </w:t>
-      </w:r>
-      <w:r>
-        <w:rPr>
-          <w:rFonts w:hint="eastAsia" w:ascii="Times New Roman" w:hAnsi="Times New Roman" w:eastAsia="FangSong" w:cs="Times New Roman"/>
-        </w:rPr>
-        <w:t xml:space="preserve">计算</w:t>
-      </w:r>
-      <w:r>
-        <w:rPr>
-          <w:rFonts w:ascii="Times New Roman" w:hAnsi="Times New Roman" w:eastAsia="Times New Roman" w:cs="Times New Roman"/>
-        </w:rPr>
-        <w:t xml:space="preserve"> X </w:t>
-      </w:r>
-      <w:r>
-        <w:rPr>
-          <w:rFonts w:hint="eastAsia" w:ascii="Times New Roman" w:hAnsi="Times New Roman" w:eastAsia="FangSong" w:cs="Times New Roman"/>
-        </w:rPr>
-        <w:t xml:space="preserve">衰变生成的</w:t>
-      </w:r>
-      <w:r>
-        <w:rPr>
-          <w:rFonts w:ascii="Times New Roman" w:hAnsi="Times New Roman" w:eastAsia="Times New Roman" w:cs="Times New Roman"/>
-        </w:rPr>
-        <w:t xml:space="preserve"> </w:t>
-      </w:r>
-      <m:oMath>
-        <m:r>
-          <m:t>α</m:t>
-        </m:r>
-      </m:oMath>
-      <w:r>
-        <w:rPr>
-          <w:rFonts w:ascii="Times New Roman" w:hAnsi="Times New Roman" w:eastAsia="Times New Roman" w:cs="Times New Roman"/>
-        </w:rPr>
-        <w:t xml:space="preserve"> </w:t>
-      </w:r>
-      <w:r>
-        <w:rPr>
-          <w:rFonts w:hint="eastAsia" w:ascii="Times New Roman" w:hAnsi="Times New Roman" w:eastAsia="FangSong" w:cs="Times New Roman"/>
-        </w:rPr>
-        <w:t>粒子的初动能</w:t>
-      </w:r>
-      <w:r>
-        <w:rPr>
-          <w:rFonts w:hint="eastAsia" w:ascii="Times New Roman" w:hAnsi="Times New Roman" w:eastAsia="Times New Roman" w:cs="Times New Roman"/>
-        </w:rPr>
-        <w:t>(</w:t>
-      </w:r>
-      <w:r>
-        <w:rPr>
-          <w:rFonts w:hint="eastAsia" w:ascii="Times New Roman" w:hAnsi="Times New Roman" w:eastAsia="FangSong" w:cs="Times New Roman"/>
-        </w:rPr>
-        <w:t>以</w:t>
-      </w:r>
-      <w:r>
-        <w:rPr>
-          <w:rFonts w:ascii="Times New Roman" w:hAnsi="Times New Roman" w:eastAsia="Times New Roman" w:cs="Times New Roman"/>
-        </w:rPr>
-        <w:t xml:space="preserve"> MeV </w:t>
-      </w:r>
-      <w:r>
-        <w:rPr>
-          <w:rFonts w:hint="eastAsia" w:ascii="Times New Roman" w:hAnsi="Times New Roman" w:eastAsia="FangSong" w:cs="Times New Roman"/>
-        </w:rPr>
-        <w:t>为单位</w:t>
-      </w:r>
-      <w:r>
-        <w:rPr>
-          <w:rFonts w:hint="eastAsia" w:ascii="Times New Roman" w:hAnsi="Times New Roman" w:eastAsia="Times New Roman" w:cs="Times New Roman"/>
-        </w:rPr>
-        <w:t>)，</w:t>
-      </w:r>
-      <w:r>
-        <w:rPr>
-          <w:rFonts w:hint="eastAsia" w:ascii="Times New Roman" w:hAnsi="Times New Roman" w:eastAsia="FangSong" w:cs="Times New Roman"/>
-        </w:rPr>
-        <w:t>假设动能完全转化为热能</w:t>
-      </w:r>
-      <w:r>
-        <w:rPr>
-          <w:rFonts w:hint="eastAsia" w:ascii="Times New Roman" w:hAnsi="Times New Roman" w:eastAsia="Times New Roman" w:cs="Times New Roman"/>
-        </w:rPr>
-        <w:t>。</w:t>
-      </w:r>
-    </w:p>
-    <w:p>
-      <w:pPr>
-        <w:spacing w:before="160" w:after="80"/>
-      </w:pPr>
-      <w:r>
-        <w:pict>
-          <v:rect style="width:0;height:1.5pt" o:hralign="center" o:hrstd="t" o:hr="t"/>
-        </w:pict>
-      </w:r>
-    </w:p>
-    <w:bookmarkEnd w:id="15"/>
-    <w:bookmarkStart w:id="16" w:name="第8题"/>
-    <w:p>
-      <w:pPr>
-        <w:pStyle w:val="Heading3"/>
-        <w:spacing w:before="280" w:after="120"/>
-      </w:pPr>
-      <w:r>
-        <w:rPr>
-          <w:rFonts w:hint="eastAsia" w:ascii="Times New Roman" w:hAnsi="Times New Roman" w:eastAsia="SimHei" w:cs="Times New Roman"/>
-        </w:rPr>
-        <w:t>第</w:t>
-      </w:r>
-      <w:r>
-        <w:rPr>
-          <w:rFonts w:hint="eastAsia" w:ascii="Times New Roman" w:hAnsi="Times New Roman" w:eastAsia="Times New Roman" w:cs="Times New Roman"/>
-        </w:rPr>
-        <w:t>8</w:t>
-      </w:r>
-      <w:r>
-        <w:rPr>
-          <w:rFonts w:hint="eastAsia" w:ascii="Times New Roman" w:hAnsi="Times New Roman" w:eastAsia="SimHei" w:cs="Times New Roman"/>
-        </w:rPr>
-        <w:t>题</w:t>
-      </w:r>
-    </w:p>
-    <w:p>
-      <w:pPr>
-        <w:pStyle w:val="FirstParagraph"/>
-      </w:pPr>
-      <w:r>
-        <w:rPr>
-          <w:rFonts w:hint="eastAsia" w:ascii="Times New Roman" w:hAnsi="Times New Roman" w:eastAsia="FangSong" w:cs="Times New Roman"/>
-        </w:rPr>
-        <w:t>在我们这个三维空间世界里的周期系是根据四个量子数建立的</w:t>
-      </w:r>
-      <w:r>
-        <w:rPr>
-          <w:rFonts w:hint="eastAsia" w:ascii="Times New Roman" w:hAnsi="Times New Roman" w:eastAsia="Times New Roman" w:cs="Times New Roman"/>
-        </w:rPr>
-        <w:t>，</w:t>
-      </w:r>
-      <w:r>
-        <w:rPr>
-          <w:rFonts w:hint="eastAsia" w:ascii="Times New Roman" w:hAnsi="Times New Roman" w:eastAsia="FangSong" w:cs="Times New Roman"/>
-        </w:rPr>
-        <w:t>即</w:t>
+        <w:t>然后</w:t>
       </w:r>
       <w:r>
         <w:rPr>
@@ -3740,221 +3190,28 @@
             </w:rPr>
           </m:ctrlPr>
         </m:oMathPr>
-        <m:r>
-          <m:t>n</m:t>
-        </m:r>
-        <m:r>
-          <m:rPr>
-            <m:sty m:val="p"/>
-          </m:rPr>
-          <m:t>=</m:t>
-        </m:r>
-        <m:r>
-          <m:t>1</m:t>
-        </m:r>
-        <m:r>
-          <m:rPr>
-            <m:sty m:val="p"/>
-          </m:rPr>
-          <m:t>,</m:t>
-        </m:r>
-        <m:r>
-          <m:t>2</m:t>
-        </m:r>
-        <m:r>
-          <m:rPr>
-            <m:sty m:val="p"/>
-          </m:rPr>
-          <m:t>,</m:t>
-        </m:r>
-        <m:r>
-          <m:t>3</m:t>
-        </m:r>
-        <m:r>
-          <m:rPr>
-            <m:sty m:val="p"/>
-          </m:rPr>
-          <m:t>…</m:t>
-        </m:r>
-        <m:r>
-          <m:rPr>
-            <m:sty m:val="p"/>
-          </m:rPr>
-          <m:t>;</m:t>
-        </m:r>
-        <m:r>
-          <m:t>l</m:t>
-        </m:r>
-        <m:r>
-          <m:rPr>
-            <m:sty m:val="p"/>
-          </m:rPr>
-          <m:t>=</m:t>
-        </m:r>
-        <m:r>
-          <m:t>0</m:t>
-        </m:r>
-        <m:r>
-          <m:rPr>
-            <m:sty m:val="p"/>
-          </m:rPr>
-          <m:t>,</m:t>
-        </m:r>
-        <m:r>
-          <m:t>1</m:t>
-        </m:r>
-        <m:r>
-          <m:rPr>
-            <m:sty m:val="p"/>
-          </m:rPr>
-          <m:t>,</m:t>
-        </m:r>
-        <m:r>
-          <m:t>2</m:t>
-        </m:r>
-        <m:r>
-          <m:rPr>
-            <m:sty m:val="p"/>
-          </m:rPr>
-          <m:t>,</m:t>
-        </m:r>
-        <m:r>
-          <m:rPr>
-            <m:sty m:val="p"/>
-          </m:rPr>
-          <m:t>…</m:t>
-        </m:r>
-        <m:r>
-          <m:rPr>
-            <m:sty m:val="p"/>
-          </m:rPr>
-          <m:t>,</m:t>
-        </m:r>
-        <m:r>
-          <m:t>n</m:t>
-        </m:r>
-        <m:r>
-          <m:rPr>
-            <m:sty m:val="p"/>
-          </m:rPr>
-          <m:t>−</m:t>
-        </m:r>
-        <m:r>
-          <m:t>1</m:t>
-        </m:r>
-        <m:r>
-          <m:rPr>
-            <m:sty m:val="p"/>
-          </m:rPr>
-          <m:t>;</m:t>
-        </m:r>
-        <m:sSub>
+        <m:sSubSup>
           <m:e>
             <m:r>
-              <m:t>m</m:t>
+              <m:t>​</m:t>
             </m:r>
           </m:e>
           <m:sub>
             <m:r>
-              <m:t>l</m:t>
+              <m:t>15</m:t>
             </m:r>
           </m:sub>
-        </m:sSub>
-        <m:r>
-          <m:rPr>
-            <m:sty m:val="p"/>
-          </m:rPr>
-          <m:t>=</m:t>
-        </m:r>
-        <m:r>
-          <m:t>0</m:t>
-        </m:r>
-        <m:r>
-          <m:rPr>
-            <m:sty m:val="p"/>
-          </m:rPr>
-          <m:t>,</m:t>
-        </m:r>
-        <m:r>
-          <m:rPr>
-            <m:sty m:val="p"/>
-          </m:rPr>
-          <m:t>±</m:t>
-        </m:r>
-        <m:r>
-          <m:t>1</m:t>
-        </m:r>
-        <m:r>
-          <m:rPr>
-            <m:sty m:val="p"/>
-          </m:rPr>
-          <m:t>,</m:t>
-        </m:r>
-        <m:r>
-          <m:rPr>
-            <m:sty m:val="p"/>
-          </m:rPr>
-          <m:t>±</m:t>
-        </m:r>
-        <m:r>
-          <m:t>2</m:t>
-        </m:r>
-        <m:r>
-          <m:rPr>
-            <m:sty m:val="p"/>
-          </m:rPr>
-          <m:t>…</m:t>
-        </m:r>
-        <m:r>
-          <m:rPr>
-            <m:sty m:val="p"/>
-          </m:rPr>
-          <m:t>±</m:t>
-        </m:r>
-        <m:r>
-          <m:t>l</m:t>
-        </m:r>
-        <m:r>
-          <m:rPr>
-            <m:sty m:val="p"/>
-          </m:rPr>
-          <m:t>,</m:t>
-        </m:r>
-        <m:sSub>
-          <m:e>
-            <m:r>
-              <m:t>m</m:t>
-            </m:r>
-          </m:e>
-          <m:sub>
-            <m:r>
-              <m:t>s</m:t>
-            </m:r>
-          </m:sub>
-        </m:sSub>
-        <m:r>
-          <m:rPr>
-            <m:sty m:val="p"/>
-          </m:rPr>
-          <m:t>=</m:t>
-        </m:r>
-        <m:r>
-          <m:rPr>
-            <m:sty m:val="p"/>
-          </m:rPr>
-          <m:t>±</m:t>
-        </m:r>
-        <m:r>
-          <m:t>1</m:t>
-        </m:r>
-        <m:r>
-          <m:rPr>
-            <m:sty m:val="p"/>
-          </m:rPr>
-          <m:t>/</m:t>
-        </m:r>
-        <m:r>
-          <m:t>2</m:t>
+          <m:sup>
+            <m:r>
+              <m:t>30</m:t>
+            </m:r>
+          </m:sup>
+        </m:sSubSup>
+        <m:r>
+          <m:rPr>
+            <m:sty m:val="p"/>
+          </m:rPr>
+          <m:t>P</m:t>
         </m:r>
       </m:oMath>
       <w:r>
@@ -3965,63 +3222,9 @@
       </w:r>
       <w:r>
         <w:rPr>
-          <w:rFonts w:hint="eastAsia" w:ascii="Times New Roman" w:hAnsi="Times New Roman" w:eastAsia="Times New Roman" w:cs="Times New Roman"/>
-        </w:rPr>
-        <w:t>。</w:t>
-      </w:r>
-      <w:r>
-        <w:rPr>
-          <w:rFonts w:hint="eastAsia" w:ascii="Times New Roman" w:hAnsi="Times New Roman" w:eastAsia="FangSong" w:cs="Times New Roman"/>
-        </w:rPr>
-        <w:t>如果我们搬到一个想象的</w:t>
-      </w:r>
-      <w:r>
-        <w:rPr>
-          <w:rFonts w:hint="eastAsia" w:ascii="Times New Roman" w:hAnsi="Times New Roman" w:eastAsia="Times New Roman" w:cs="Times New Roman"/>
-        </w:rPr>
-        <w:t>“</w:t>
-      </w:r>
-      <w:r>
-        <w:rPr>
-          <w:rFonts w:hint="eastAsia" w:ascii="Times New Roman" w:hAnsi="Times New Roman" w:eastAsia="FangSong" w:cs="Times New Roman"/>
-        </w:rPr>
-        <w:t>平面世界</w:t>
-      </w:r>
-      <w:r>
-        <w:rPr>
-          <w:rFonts w:hint="eastAsia" w:ascii="Times New Roman" w:hAnsi="Times New Roman" w:eastAsia="Times New Roman" w:cs="Times New Roman"/>
-        </w:rPr>
-        <w:t>”</w:t>
-      </w:r>
-      <w:r>
-        <w:rPr>
-          <w:rFonts w:hint="eastAsia" w:ascii="Times New Roman" w:hAnsi="Times New Roman" w:eastAsia="FangSong" w:cs="Times New Roman"/>
-        </w:rPr>
-        <w:t>去</w:t>
-      </w:r>
-      <w:r>
-        <w:rPr>
-          <w:rFonts w:hint="eastAsia" w:ascii="Times New Roman" w:hAnsi="Times New Roman" w:eastAsia="Times New Roman" w:cs="Times New Roman"/>
-        </w:rPr>
-        <w:t>，</w:t>
-      </w:r>
-      <w:r>
-        <w:rPr>
-          <w:rFonts w:hint="eastAsia" w:ascii="Times New Roman" w:hAnsi="Times New Roman" w:eastAsia="FangSong" w:cs="Times New Roman"/>
-        </w:rPr>
-        <w:t>那里的周期系是根据三个量子数建立的</w:t>
-      </w:r>
-      <w:r>
-        <w:rPr>
-          <w:rFonts w:hint="eastAsia" w:ascii="Times New Roman" w:hAnsi="Times New Roman" w:eastAsia="Times New Roman" w:cs="Times New Roman"/>
-        </w:rPr>
-        <w:t>，</w:t>
-      </w:r>
-      <w:r>
-        <w:rPr>
-          <w:rFonts w:hint="eastAsia" w:ascii="Times New Roman" w:hAnsi="Times New Roman" w:eastAsia="FangSong" w:cs="Times New Roman"/>
-        </w:rPr>
-        <w:t>即</w:t>
+          <w:rFonts w:hint="eastAsia" w:ascii="Times New Roman" w:hAnsi="Times New Roman" w:eastAsia="FangSong" w:cs="Times New Roman"/>
+        </w:rPr>
+        <w:t xml:space="preserve">放出一种射线变成</w:t>
       </w:r>
       <w:r>
         <w:rPr>
@@ -4038,167 +3241,34 @@
             </w:rPr>
           </m:ctrlPr>
         </m:oMathPr>
-        <m:r>
-          <m:t>n</m:t>
-        </m:r>
-        <m:r>
-          <m:rPr>
-            <m:sty m:val="p"/>
-          </m:rPr>
-          <m:t>=</m:t>
-        </m:r>
-        <m:r>
-          <m:t>1</m:t>
-        </m:r>
-        <m:r>
-          <m:rPr>
-            <m:sty m:val="p"/>
-          </m:rPr>
-          <m:t>,</m:t>
-        </m:r>
-        <m:r>
-          <m:t>2</m:t>
-        </m:r>
-        <m:r>
-          <m:rPr>
-            <m:sty m:val="p"/>
-          </m:rPr>
-          <m:t>,</m:t>
-        </m:r>
-        <m:r>
-          <m:t>3</m:t>
-        </m:r>
-        <m:r>
-          <m:rPr>
-            <m:sty m:val="p"/>
-          </m:rPr>
-          <m:t>…</m:t>
-        </m:r>
-        <m:r>
-          <m:rPr>
-            <m:sty m:val="p"/>
-          </m:rPr>
-          <m:t>;</m:t>
-        </m:r>
-        <m:r>
-          <m:t>m</m:t>
-        </m:r>
-        <m:r>
-          <m:rPr>
-            <m:sty m:val="p"/>
-          </m:rPr>
-          <m:t>=</m:t>
-        </m:r>
-        <m:r>
-          <m:t>0</m:t>
-        </m:r>
-        <m:r>
-          <m:rPr>
-            <m:sty m:val="p"/>
-          </m:rPr>
-          <m:t>,</m:t>
-        </m:r>
-        <m:r>
-          <m:rPr>
-            <m:sty m:val="p"/>
-          </m:rPr>
-          <m:t>±</m:t>
-        </m:r>
-        <m:r>
-          <m:t>2</m:t>
-        </m:r>
-        <m:r>
-          <m:rPr>
-            <m:sty m:val="p"/>
-          </m:rPr>
-          <m:t>,</m:t>
-        </m:r>
-        <m:r>
-          <m:rPr>
-            <m:sty m:val="p"/>
-          </m:rPr>
-          <m:t>±</m:t>
-        </m:r>
-        <m:r>
-          <m:t>3</m:t>
-        </m:r>
-        <m:r>
-          <m:rPr>
-            <m:sty m:val="p"/>
-          </m:rPr>
-          <m:t>,</m:t>
-        </m:r>
-        <m:r>
-          <m:rPr>
-            <m:sty m:val="p"/>
-          </m:rPr>
-          <m:t>±</m:t>
-        </m:r>
-        <m:r>
-          <m:rPr>
-            <m:sty m:val="p"/>
-          </m:rPr>
-          <m:t>(</m:t>
-        </m:r>
-        <m:r>
-          <m:t>n</m:t>
-        </m:r>
-        <m:r>
-          <m:rPr>
-            <m:sty m:val="p"/>
-          </m:rPr>
-          <m:t>−</m:t>
-        </m:r>
-        <m:r>
-          <m:t>1</m:t>
-        </m:r>
-        <m:r>
-          <m:rPr>
-            <m:sty m:val="p"/>
-          </m:rPr>
-          <m:t>)</m:t>
-        </m:r>
-        <m:r>
-          <m:rPr>
-            <m:sty m:val="p"/>
-          </m:rPr>
-          <m:t>;</m:t>
-        </m:r>
-        <m:sSub>
+        <m:sSubSup>
           <m:e>
             <m:r>
-              <m:t>m</m:t>
+              <m:t>​</m:t>
             </m:r>
           </m:e>
           <m:sub>
             <m:r>
-              <m:t>s</m:t>
+              <m:t>14</m:t>
             </m:r>
           </m:sub>
-        </m:sSub>
-        <m:r>
-          <m:rPr>
-            <m:sty m:val="p"/>
-          </m:rPr>
-          <m:t>=</m:t>
-        </m:r>
-        <m:r>
-          <m:rPr>
-            <m:sty m:val="p"/>
-          </m:rPr>
-          <m:t>±</m:t>
-        </m:r>
-        <m:r>
-          <m:t>1</m:t>
-        </m:r>
-        <m:r>
-          <m:rPr>
-            <m:sty m:val="p"/>
-          </m:rPr>
-          <m:t>/</m:t>
-        </m:r>
-        <m:r>
-          <m:t>2</m:t>
+          <m:sup>
+            <m:r>
+              <m:t>30</m:t>
+            </m:r>
+          </m:sup>
+        </m:sSubSup>
+        <m:r>
+          <m:rPr>
+            <m:sty m:val="p"/>
+          </m:rPr>
+          <m:t>S</m:t>
+        </m:r>
+        <m:r>
+          <m:rPr>
+            <m:sty m:val="p"/>
+          </m:rPr>
+          <m:t>i</m:t>
         </m:r>
       </m:oMath>
       <w:r>
@@ -4211,218 +3281,25 @@
         <w:rPr>
           <w:rFonts w:hint="eastAsia" w:ascii="Times New Roman" w:hAnsi="Times New Roman" w:eastAsia="Times New Roman" w:cs="Times New Roman"/>
         </w:rPr>
+        <w:t>，</w:t>
+      </w:r>
+      <w:r>
+        <w:rPr>
+          <w:rFonts w:hint="eastAsia" w:ascii="Times New Roman" w:hAnsi="Times New Roman" w:eastAsia="FangSong" w:cs="Times New Roman"/>
+        </w:rPr>
+        <w:t>上述核反应中人工获得的元素具有放射性</w:t>
+      </w:r>
+      <w:r>
+        <w:rPr>
+          <w:rFonts w:hint="eastAsia" w:ascii="Times New Roman" w:hAnsi="Times New Roman" w:eastAsia="Times New Roman" w:cs="Times New Roman"/>
+        </w:rPr>
         <w:t>。</w:t>
       </w:r>
       <w:r>
         <w:rPr>
           <w:rFonts w:hint="eastAsia" w:ascii="Times New Roman" w:hAnsi="Times New Roman" w:eastAsia="FangSong" w:cs="Times New Roman"/>
         </w:rPr>
-        <w:t>这个</w:t>
-      </w:r>
-      <w:r>
-        <w:rPr>
-          <w:rFonts w:hint="eastAsia" w:ascii="Times New Roman" w:hAnsi="Times New Roman" w:eastAsia="Times New Roman" w:cs="Times New Roman"/>
-        </w:rPr>
-        <w:t>“</w:t>
-      </w:r>
-      <w:r>
-        <w:rPr>
-          <w:rFonts w:hint="eastAsia" w:ascii="Times New Roman" w:hAnsi="Times New Roman" w:eastAsia="FangSong" w:cs="Times New Roman"/>
-        </w:rPr>
-        <w:t>平面世界</w:t>
-      </w:r>
-      <w:r>
-        <w:rPr>
-          <w:rFonts w:hint="eastAsia" w:ascii="Times New Roman" w:hAnsi="Times New Roman" w:eastAsia="Times New Roman" w:cs="Times New Roman"/>
-        </w:rPr>
-        <w:t>”</w:t>
-      </w:r>
-      <w:r>
-        <w:rPr>
-          <w:rFonts w:hint="eastAsia" w:ascii="Times New Roman" w:hAnsi="Times New Roman" w:eastAsia="FangSong" w:cs="Times New Roman"/>
-        </w:rPr>
-        <w:t>里的</w:t>
-      </w:r>
-      <w:r>
-        <w:rPr>
-          <w:rFonts w:ascii="Times New Roman" w:hAnsi="Times New Roman" w:eastAsia="Times New Roman" w:cs="Times New Roman"/>
-        </w:rPr>
-        <w:t xml:space="preserve"> </w:t>
-      </w:r>
-      <m:oMath>
-        <m:r>
-          <m:t>m</m:t>
-        </m:r>
-      </m:oMath>
-      <w:r>
-        <w:rPr>
-          <w:rFonts w:ascii="Times New Roman" w:hAnsi="Times New Roman" w:eastAsia="Times New Roman" w:cs="Times New Roman"/>
-        </w:rPr>
-        <w:t xml:space="preserve"> </w:t>
-      </w:r>
-      <w:r>
-        <w:rPr>
-          <w:rFonts w:hint="eastAsia" w:ascii="Times New Roman" w:hAnsi="Times New Roman" w:eastAsia="FangSong" w:cs="Times New Roman"/>
-        </w:rPr>
-        <w:t>所代表的意义</w:t>
-      </w:r>
-      <w:r>
-        <w:rPr>
-          <w:rFonts w:hint="eastAsia" w:ascii="Times New Roman" w:hAnsi="Times New Roman" w:eastAsia="Times New Roman" w:cs="Times New Roman"/>
-        </w:rPr>
-        <w:t>，</w:t>
-      </w:r>
-      <w:r>
-        <w:rPr>
-          <w:rFonts w:hint="eastAsia" w:ascii="Times New Roman" w:hAnsi="Times New Roman" w:eastAsia="FangSong" w:cs="Times New Roman"/>
-        </w:rPr>
-        <w:t>相当于三维世界中和</w:t>
-      </w:r>
-      <w:r>
-        <w:rPr>
-          <w:rFonts w:ascii="Times New Roman" w:hAnsi="Times New Roman" w:eastAsia="Times New Roman" w:cs="Times New Roman"/>
-        </w:rPr>
-        <w:t xml:space="preserve"> </w:t>
-      </w:r>
-      <m:oMath>
-        <m:sSub>
-          <m:e>
-            <m:r>
-              <m:t>m</m:t>
-            </m:r>
-          </m:e>
-          <m:sub>
-            <m:r>
-              <m:t>l</m:t>
-            </m:r>
-          </m:sub>
-        </m:sSub>
-      </m:oMath>
-      <w:r>
-        <w:rPr>
-          <w:rFonts w:ascii="Times New Roman" w:hAnsi="Times New Roman" w:eastAsia="Times New Roman" w:cs="Times New Roman"/>
-        </w:rPr>
-        <w:t xml:space="preserve"> </w:t>
-      </w:r>
-      <w:r>
-        <w:rPr>
-          <w:rFonts w:hint="eastAsia" w:ascii="Times New Roman" w:hAnsi="Times New Roman" w:eastAsia="FangSong" w:cs="Times New Roman"/>
-        </w:rPr>
-        <w:t>二者的作用</w:t>
-      </w:r>
-      <w:r>
-        <w:rPr>
-          <w:rFonts w:hint="eastAsia" w:ascii="Times New Roman" w:hAnsi="Times New Roman" w:eastAsia="Times New Roman" w:cs="Times New Roman"/>
-        </w:rPr>
-        <w:t>(</w:t>
-      </w:r>
-      <w:r>
-        <w:rPr>
-          <w:rFonts w:hint="eastAsia" w:ascii="Times New Roman" w:hAnsi="Times New Roman" w:eastAsia="FangSong" w:cs="Times New Roman"/>
-        </w:rPr>
-        <w:t>例如</w:t>
-      </w:r>
-      <w:r>
-        <w:rPr>
-          <w:rFonts w:hint="eastAsia" w:ascii="Times New Roman" w:hAnsi="Times New Roman" w:eastAsia="Times New Roman" w:cs="Times New Roman"/>
-        </w:rPr>
-        <w:t>：</w:t>
-      </w:r>
-      <w:r>
-        <w:rPr>
-          <w:rFonts w:hint="eastAsia" w:ascii="Times New Roman" w:hAnsi="Times New Roman" w:eastAsia="FangSong" w:cs="Times New Roman"/>
-        </w:rPr>
-        <w:t>用它也能表示</w:t>
-      </w:r>
-      <w:r>
-        <w:rPr>
-          <w:rFonts w:ascii="Times New Roman" w:hAnsi="Times New Roman" w:eastAsia="Times New Roman" w:cs="Times New Roman"/>
-        </w:rPr>
-        <w:t xml:space="preserve"> </w:t>
-      </w:r>
-      <w:r>
-        <w:rPr>
-          <w:rFonts w:hint="eastAsia" w:ascii="Times New Roman" w:hAnsi="Times New Roman" w:eastAsia="Times New Roman" w:cs="Times New Roman"/>
-        </w:rPr>
-        <w:t>s、p、d…</w:t>
-      </w:r>
-      <w:r>
-        <w:rPr>
-          <w:rFonts w:hint="eastAsia" w:ascii="Times New Roman" w:hAnsi="Times New Roman" w:eastAsia="FangSong" w:cs="Times New Roman"/>
-        </w:rPr>
-        <w:t>能级</w:t>
-      </w:r>
-      <w:r>
-        <w:rPr>
-          <w:rFonts w:hint="eastAsia" w:ascii="Times New Roman" w:hAnsi="Times New Roman" w:eastAsia="Times New Roman" w:cs="Times New Roman"/>
-        </w:rPr>
-        <w:t>)</w:t>
-      </w:r>
-      <w:r>
-        <w:rPr>
-          <w:rFonts w:hint="eastAsia" w:ascii="Times New Roman" w:hAnsi="Times New Roman" w:eastAsia="FangSong" w:cs="Times New Roman"/>
-        </w:rPr>
-        <w:t>不过我们在普通三维世界中的基本原理和方法对这个二维的</w:t>
-      </w:r>
-      <w:r>
-        <w:rPr>
-          <w:rFonts w:hint="eastAsia" w:ascii="Times New Roman" w:hAnsi="Times New Roman" w:eastAsia="Times New Roman" w:cs="Times New Roman"/>
-        </w:rPr>
-        <w:t>“</w:t>
-      </w:r>
-      <w:r>
-        <w:rPr>
-          <w:rFonts w:hint="eastAsia" w:ascii="Times New Roman" w:hAnsi="Times New Roman" w:eastAsia="FangSong" w:cs="Times New Roman"/>
-        </w:rPr>
-        <w:t>平面世界</w:t>
-      </w:r>
-      <w:r>
-        <w:rPr>
-          <w:rFonts w:hint="eastAsia" w:ascii="Times New Roman" w:hAnsi="Times New Roman" w:eastAsia="Times New Roman" w:cs="Times New Roman"/>
-        </w:rPr>
-        <w:t>”</w:t>
-      </w:r>
-      <w:r>
-        <w:rPr>
-          <w:rFonts w:hint="eastAsia" w:ascii="Times New Roman" w:hAnsi="Times New Roman" w:eastAsia="FangSong" w:cs="Times New Roman"/>
-        </w:rPr>
-        <w:t>是适用的</w:t>
-      </w:r>
-      <w:r>
-        <w:rPr>
-          <w:rFonts w:hint="eastAsia" w:ascii="Times New Roman" w:hAnsi="Times New Roman" w:eastAsia="Times New Roman" w:cs="Times New Roman"/>
-        </w:rPr>
-        <w:t>。</w:t>
-      </w:r>
-      <w:r>
-        <w:rPr>
-          <w:rFonts w:hint="eastAsia" w:ascii="Times New Roman" w:hAnsi="Times New Roman" w:eastAsia="FangSong" w:cs="Times New Roman"/>
-        </w:rPr>
-        <w:t>下面几个问题都与这个</w:t>
-      </w:r>
-      <w:r>
-        <w:rPr>
-          <w:rFonts w:hint="eastAsia" w:ascii="Times New Roman" w:hAnsi="Times New Roman" w:eastAsia="Times New Roman" w:cs="Times New Roman"/>
-        </w:rPr>
-        <w:t>“</w:t>
-      </w:r>
-      <w:r>
-        <w:rPr>
-          <w:rFonts w:hint="eastAsia" w:ascii="Times New Roman" w:hAnsi="Times New Roman" w:eastAsia="FangSong" w:cs="Times New Roman"/>
-        </w:rPr>
-        <w:t>平面世界</w:t>
-      </w:r>
-      <w:r>
-        <w:rPr>
-          <w:rFonts w:hint="eastAsia" w:ascii="Times New Roman" w:hAnsi="Times New Roman" w:eastAsia="Times New Roman" w:cs="Times New Roman"/>
-        </w:rPr>
-        <w:t>”</w:t>
-      </w:r>
-      <w:r>
-        <w:rPr>
-          <w:rFonts w:hint="eastAsia" w:ascii="Times New Roman" w:hAnsi="Times New Roman" w:eastAsia="FangSong" w:cs="Times New Roman"/>
-        </w:rPr>
-        <w:t>有关</w:t>
+        <w:t>写出上述过程的核反应方程式</w:t>
       </w:r>
       <w:r>
         <w:rPr>
@@ -5376,7 +4253,7 @@
       </w:r>
     </w:p>
     <w:bookmarkEnd w:id="29"/>
-    <w:bookmarkStart w:id="33" w:name="第13题"/>
+    <w:bookmarkStart w:id="30" w:name="第13题"/>
     <w:p>
       <w:pPr>
         <w:pStyle w:val="Heading3"/>
@@ -5429,19 +4306,66 @@
         <w:rPr>
           <w:rFonts w:hint="eastAsia" w:ascii="Times New Roman" w:hAnsi="Times New Roman" w:eastAsia="FangSong" w:cs="Times New Roman"/>
         </w:rPr>
-        <w:t>在过热溶剂中进行溶剂热合成可以有效地合成配位聚合物或原位形成新配体</w:t>
-      </w:r>
-      <w:r>
-        <w:rPr>
-          <w:rFonts w:hint="eastAsia" w:ascii="Times New Roman" w:hAnsi="Times New Roman" w:eastAsia="Times New Roman" w:cs="Times New Roman"/>
-        </w:rPr>
-        <w:t>。</w:t>
-      </w:r>
-      <w:r>
-        <w:rPr>
-          <w:rFonts w:hint="eastAsia" w:ascii="Times New Roman" w:hAnsi="Times New Roman" w:eastAsia="FangSong" w:cs="Times New Roman"/>
-        </w:rPr>
-        <w:t>将六水硝酸锌</w:t>
+        <w:t>研究发现</w:t>
+      </w:r>
+      <w:r>
+        <w:rPr>
+          <w:rFonts w:hint="eastAsia" w:ascii="Times New Roman" w:hAnsi="Times New Roman" w:eastAsia="Times New Roman" w:cs="Times New Roman"/>
+        </w:rPr>
+        <w:t>,</w:t>
+      </w:r>
+      <w:r>
+        <w:rPr>
+          <w:rFonts w:ascii="Times New Roman" w:hAnsi="Times New Roman" w:eastAsia="Times New Roman" w:cs="Times New Roman"/>
+        </w:rPr>
+        <w:t xml:space="preserve"> </w:t>
+      </w:r>
+      <m:oMath>
+        <m:r>
+          <m:t>C</m:t>
+        </m:r>
+        <m:r>
+          <m:t>o</m:t>
+        </m:r>
+        <m:r>
+          <m:t>C</m:t>
+        </m:r>
+        <m:sSub>
+          <m:e>
+            <m:r>
+              <m:t>l</m:t>
+            </m:r>
+          </m:e>
+          <m:sub>
+            <m:r>
+              <m:t>2</m:t>
+            </m:r>
+          </m:sub>
+        </m:sSub>
+      </m:oMath>
+      <w:r>
+        <w:rPr>
+          <w:rFonts w:ascii="Times New Roman" w:hAnsi="Times New Roman" w:eastAsia="Times New Roman" w:cs="Times New Roman"/>
+        </w:rPr>
+        <w:t xml:space="preserve"> </w:t>
+      </w:r>
+      <w:r>
+        <w:rPr>
+          <w:rFonts w:hint="eastAsia" w:ascii="Times New Roman" w:hAnsi="Times New Roman" w:eastAsia="FangSong" w:cs="Times New Roman"/>
+        </w:rPr>
+        <w:t xml:space="preserve">与吡啶衍生物</w:t>
+      </w:r>
+      <w:r>
+        <w:rPr>
+          <w:rFonts w:ascii="Times New Roman" w:hAnsi="Times New Roman" w:eastAsia="Times New Roman" w:cs="Times New Roman"/>
+        </w:rPr>
+        <w:t xml:space="preserve"> A </w:t>
+      </w:r>
+      <w:r>
+        <w:rPr>
+          <w:rFonts w:hint="eastAsia" w:ascii="Times New Roman" w:hAnsi="Times New Roman" w:eastAsia="FangSong" w:cs="Times New Roman"/>
+        </w:rPr>
+        <w:t>反应形成电中性的单核配合物分子</w:t>
       </w:r>
       <w:r>
         <w:rPr>
@@ -5453,7 +4377,97 @@
         <w:rPr>
           <w:rFonts w:hint="eastAsia" w:ascii="Times New Roman" w:hAnsi="Times New Roman" w:eastAsia="FangSong" w:cs="Times New Roman"/>
         </w:rPr>
-        <w:t>过量的吡啶在甲醇溶剂中共热</w:t>
+        <w:t>实验测得钴的质量分数为</w:t>
+      </w:r>
+      <w:r>
+        <w:rPr>
+          <w:rFonts w:ascii="Times New Roman" w:hAnsi="Times New Roman" w:eastAsia="Times New Roman" w:cs="Times New Roman"/>
+        </w:rPr>
+        <w:t xml:space="preserve"> </w:t>
+      </w:r>
+      <w:r>
+        <w:rPr>
+          <w:rFonts w:hint="eastAsia" w:ascii="Times New Roman" w:hAnsi="Times New Roman" w:eastAsia="Times New Roman" w:cs="Times New Roman"/>
+        </w:rPr>
+        <w:t>17.35%,</w:t>
+      </w:r>
+      <w:r>
+        <w:rPr>
+          <w:rFonts w:hint="eastAsia" w:ascii="Times New Roman" w:hAnsi="Times New Roman" w:eastAsia="FangSong" w:cs="Times New Roman"/>
+        </w:rPr>
+        <w:t>氧的质量分数为</w:t>
+      </w:r>
+      <w:r>
+        <w:rPr>
+          <w:rFonts w:ascii="Times New Roman" w:hAnsi="Times New Roman" w:eastAsia="Times New Roman" w:cs="Times New Roman"/>
+        </w:rPr>
+        <w:t xml:space="preserve"> </w:t>
+      </w:r>
+      <w:r>
+        <w:rPr>
+          <w:rFonts w:hint="eastAsia" w:ascii="Times New Roman" w:hAnsi="Times New Roman" w:eastAsia="Times New Roman" w:cs="Times New Roman"/>
+        </w:rPr>
+        <w:t>9.42%。</w:t>
+      </w:r>
+      <w:r>
+        <w:rPr>
+          <w:rFonts w:hint="eastAsia" w:ascii="Times New Roman" w:hAnsi="Times New Roman" w:eastAsia="FangSong" w:cs="Times New Roman"/>
+        </w:rPr>
+        <w:t>配体</w:t>
+      </w:r>
+      <w:r>
+        <w:rPr>
+          <w:rFonts w:ascii="Times New Roman" w:hAnsi="Times New Roman" w:eastAsia="Times New Roman" w:cs="Times New Roman"/>
+        </w:rPr>
+        <w:t xml:space="preserve"> A </w:t>
+      </w:r>
+      <w:r>
+        <w:rPr>
+          <w:rFonts w:hint="eastAsia" w:ascii="Times New Roman" w:hAnsi="Times New Roman" w:eastAsia="FangSong" w:cs="Times New Roman"/>
+        </w:rPr>
+        <w:t xml:space="preserve">的</w:t>
+      </w:r>
+      <w:r>
+        <w:rPr>
+          <w:rFonts w:ascii="Times New Roman" w:hAnsi="Times New Roman" w:eastAsia="Times New Roman" w:cs="Times New Roman"/>
+        </w:rPr>
+        <w:t xml:space="preserve"> 2 </w:t>
+      </w:r>
+      <w:r>
+        <w:rPr>
+          <w:rFonts w:hint="eastAsia" w:ascii="Times New Roman" w:hAnsi="Times New Roman" w:eastAsia="FangSong" w:cs="Times New Roman"/>
+        </w:rPr>
+        <w:t xml:space="preserve">号位和</w:t>
+      </w:r>
+      <w:r>
+        <w:rPr>
+          <w:rFonts w:ascii="Times New Roman" w:hAnsi="Times New Roman" w:eastAsia="Times New Roman" w:cs="Times New Roman"/>
+        </w:rPr>
+        <w:t xml:space="preserve"> 6 </w:t>
+      </w:r>
+      <w:r>
+        <w:rPr>
+          <w:rFonts w:hint="eastAsia" w:ascii="Times New Roman" w:hAnsi="Times New Roman" w:eastAsia="FangSong" w:cs="Times New Roman"/>
+        </w:rPr>
+        <w:t>号位上各有一个基团</w:t>
+      </w:r>
+      <w:r>
+        <w:rPr>
+          <w:rFonts w:hint="eastAsia" w:ascii="Times New Roman" w:hAnsi="Times New Roman" w:eastAsia="Times New Roman" w:cs="Times New Roman"/>
+        </w:rPr>
+        <w:t>,6</w:t>
+      </w:r>
+      <w:r>
+        <w:rPr>
+          <w:rFonts w:ascii="Times New Roman" w:hAnsi="Times New Roman" w:eastAsia="Times New Roman" w:cs="Times New Roman"/>
+        </w:rPr>
+        <w:t xml:space="preserve"> </w:t>
+      </w:r>
+      <w:r>
+        <w:rPr>
+          <w:rFonts w:hint="eastAsia" w:ascii="Times New Roman" w:hAnsi="Times New Roman" w:eastAsia="FangSong" w:cs="Times New Roman"/>
+        </w:rPr>
+        <w:t>号位上连接的为甲基</w:t>
       </w:r>
       <w:r>
         <w:rPr>
@@ -5465,84 +4479,19 @@
         <w:rPr>
           <w:rFonts w:hint="eastAsia" w:ascii="Times New Roman" w:hAnsi="Times New Roman" w:eastAsia="FangSong" w:cs="Times New Roman"/>
         </w:rPr>
-        <w:t>于</w:t>
-      </w:r>
-      <w:r>
-        <w:rPr>
-          <w:rFonts w:ascii="Times New Roman" w:hAnsi="Times New Roman" w:eastAsia="Times New Roman" w:cs="Times New Roman"/>
-        </w:rPr>
-        <w:t xml:space="preserve"> </w:t>
-      </w:r>
-      <m:oMath>
-        <m:sSup>
-          <m:e>
-            <m:r>
-              <m:t>140</m:t>
-            </m:r>
-          </m:e>
-          <m:sup>
-            <m:r>
-              <m:rPr>
-                <m:sty m:val="p"/>
-              </m:rPr>
-              <m:t>∘</m:t>
-            </m:r>
-          </m:sup>
-        </m:sSup>
-      </m:oMath>
-      <w:r>
-        <w:rPr>
-          <w:rFonts w:ascii="Times New Roman" w:hAnsi="Times New Roman" w:eastAsia="Times New Roman" w:cs="Times New Roman"/>
-        </w:rPr>
-        <w:t xml:space="preserve"> </w:t>
-      </w:r>
-      <w:r>
-        <w:rPr>
-          <w:rFonts w:ascii="Times New Roman" w:hAnsi="Times New Roman" w:eastAsia="Times New Roman" w:cs="Times New Roman"/>
-        </w:rPr>
-        <w:t xml:space="preserve">C </w:t>
-      </w:r>
-      <w:r>
-        <w:rPr>
-          <w:rFonts w:hint="eastAsia" w:ascii="Times New Roman" w:hAnsi="Times New Roman" w:eastAsia="FangSong" w:cs="Times New Roman"/>
-        </w:rPr>
-        <w:t xml:space="preserve">回流</w:t>
-      </w:r>
-      <w:r>
-        <w:rPr>
-          <w:rFonts w:ascii="Times New Roman" w:hAnsi="Times New Roman" w:eastAsia="Times New Roman" w:cs="Times New Roman"/>
-        </w:rPr>
-        <w:t xml:space="preserve"> 14 </w:t>
-      </w:r>
-      <w:r>
-        <w:rPr>
-          <w:rFonts w:hint="eastAsia" w:ascii="Times New Roman" w:hAnsi="Times New Roman" w:eastAsia="FangSong" w:cs="Times New Roman"/>
-        </w:rPr>
-        <w:t xml:space="preserve">天得到一种无色的晶体</w:t>
-      </w:r>
-      <w:r>
-        <w:rPr>
-          <w:rFonts w:ascii="Times New Roman" w:hAnsi="Times New Roman" w:eastAsia="Times New Roman" w:cs="Times New Roman"/>
-        </w:rPr>
-        <w:t xml:space="preserve"> X </w:t>
-      </w:r>
-      <w:r>
-        <w:rPr>
-          <w:rFonts w:hint="eastAsia" w:ascii="Times New Roman" w:hAnsi="Times New Roman" w:eastAsia="FangSong" w:cs="Times New Roman"/>
-        </w:rPr>
-        <w:t>以及棕色的纳米氧化锌</w:t>
-      </w:r>
-      <w:r>
-        <w:rPr>
-          <w:rFonts w:hint="eastAsia" w:ascii="Times New Roman" w:hAnsi="Times New Roman" w:eastAsia="Times New Roman" w:cs="Times New Roman"/>
-        </w:rPr>
-        <w:t>。</w:t>
-      </w:r>
-      <w:r>
-        <w:rPr>
-          <w:rFonts w:hint="eastAsia" w:ascii="Times New Roman" w:hAnsi="Times New Roman" w:eastAsia="FangSong" w:cs="Times New Roman"/>
-        </w:rPr>
-        <w:t>研究表明过程中发生了氧化偶联反应</w:t>
+        <w:t>配体</w:t>
+      </w:r>
+      <w:r>
+        <w:rPr>
+          <w:rFonts w:ascii="Times New Roman" w:hAnsi="Times New Roman" w:eastAsia="Times New Roman" w:cs="Times New Roman"/>
+        </w:rPr>
+        <w:t xml:space="preserve"> A </w:t>
+      </w:r>
+      <w:r>
+        <w:rPr>
+          <w:rFonts w:hint="eastAsia" w:ascii="Times New Roman" w:hAnsi="Times New Roman" w:eastAsia="FangSong" w:cs="Times New Roman"/>
+        </w:rPr>
+        <w:t>为双齿配体</w:t>
       </w:r>
       <w:r>
         <w:rPr>
@@ -5554,79 +4503,7 @@
         <w:rPr>
           <w:rFonts w:hint="eastAsia" w:ascii="Times New Roman" w:hAnsi="Times New Roman" w:eastAsia="FangSong" w:cs="Times New Roman"/>
         </w:rPr>
-        <w:t>无色晶体为一种一维链式聚合物</w:t>
-      </w:r>
-      <w:r>
-        <w:rPr>
-          <w:rFonts w:hint="eastAsia" w:ascii="Times New Roman" w:hAnsi="Times New Roman" w:eastAsia="Times New Roman" w:cs="Times New Roman"/>
-        </w:rPr>
-        <w:t>，</w:t>
-      </w:r>
-      <w:r>
-        <w:rPr>
-          <w:rFonts w:hint="eastAsia" w:ascii="Times New Roman" w:hAnsi="Times New Roman" w:eastAsia="FangSong" w:cs="Times New Roman"/>
-        </w:rPr>
-        <w:t>已知其中</w:t>
-      </w:r>
-      <w:r>
-        <w:rPr>
-          <w:rFonts w:ascii="Times New Roman" w:hAnsi="Times New Roman" w:eastAsia="Times New Roman" w:cs="Times New Roman"/>
-        </w:rPr>
-        <w:t xml:space="preserve"> Zn </w:t>
-      </w:r>
-      <w:r>
-        <w:rPr>
-          <w:rFonts w:hint="eastAsia" w:ascii="Times New Roman" w:hAnsi="Times New Roman" w:eastAsia="FangSong" w:cs="Times New Roman"/>
-        </w:rPr>
-        <w:t xml:space="preserve">的质量分数为</w:t>
-      </w:r>
-      <w:r>
-        <w:rPr>
-          <w:rFonts w:ascii="Times New Roman" w:hAnsi="Times New Roman" w:eastAsia="Times New Roman" w:cs="Times New Roman"/>
-        </w:rPr>
-        <w:t xml:space="preserve"> </w:t>
-      </w:r>
-      <w:r>
-        <w:rPr>
-          <w:rFonts w:hint="eastAsia" w:ascii="Times New Roman" w:hAnsi="Times New Roman" w:eastAsia="Times New Roman" w:cs="Times New Roman"/>
-        </w:rPr>
-        <w:t xml:space="preserve">21.0%，N</w:t>
-      </w:r>
-      <w:r>
-        <w:rPr>
-          <w:rFonts w:ascii="Times New Roman" w:hAnsi="Times New Roman" w:eastAsia="Times New Roman" w:cs="Times New Roman"/>
-        </w:rPr>
-        <w:t xml:space="preserve"> </w:t>
-      </w:r>
-      <w:r>
-        <w:rPr>
-          <w:rFonts w:hint="eastAsia" w:ascii="Times New Roman" w:hAnsi="Times New Roman" w:eastAsia="FangSong" w:cs="Times New Roman"/>
-        </w:rPr>
-        <w:t xml:space="preserve">的质量分数为</w:t>
-      </w:r>
-      <w:r>
-        <w:rPr>
-          <w:rFonts w:ascii="Times New Roman" w:hAnsi="Times New Roman" w:eastAsia="Times New Roman" w:cs="Times New Roman"/>
-        </w:rPr>
-        <w:t xml:space="preserve"> </w:t>
-      </w:r>
-      <w:r>
-        <w:rPr>
-          <w:rFonts w:hint="eastAsia" w:ascii="Times New Roman" w:hAnsi="Times New Roman" w:eastAsia="Times New Roman" w:cs="Times New Roman"/>
-        </w:rPr>
-        <w:t xml:space="preserve">9.0%，Zn</w:t>
-      </w:r>
-      <w:r>
-        <w:rPr>
-          <w:rFonts w:ascii="Times New Roman" w:hAnsi="Times New Roman" w:eastAsia="Times New Roman" w:cs="Times New Roman"/>
-        </w:rPr>
-        <w:t xml:space="preserve"> </w:t>
-      </w:r>
-      <w:r>
-        <w:rPr>
-          <w:rFonts w:hint="eastAsia" w:ascii="Times New Roman" w:hAnsi="Times New Roman" w:eastAsia="FangSong" w:cs="Times New Roman"/>
-        </w:rPr>
-        <w:t>采取八面体场的配位型式</w:t>
+        <w:t>含碳</w:t>
       </w:r>
       <w:r>
         <w:rPr>
@@ -5647,19 +4524,7 @@
         <w:rPr>
           <w:rFonts w:hint="eastAsia" w:ascii="Times New Roman" w:hAnsi="Times New Roman" w:eastAsia="FangSong" w:cs="Times New Roman"/>
         </w:rPr>
-        <w:t xml:space="preserve">计算并确定</w:t>
-      </w:r>
-      <w:r>
-        <w:rPr>
-          <w:rFonts w:ascii="Times New Roman" w:hAnsi="Times New Roman" w:eastAsia="Times New Roman" w:cs="Times New Roman"/>
-        </w:rPr>
-        <w:t xml:space="preserve"> X </w:t>
-      </w:r>
-      <w:r>
-        <w:rPr>
-          <w:rFonts w:hint="eastAsia" w:ascii="Times New Roman" w:hAnsi="Times New Roman" w:eastAsia="FangSong" w:cs="Times New Roman"/>
-        </w:rPr>
-        <w:t>的化学式</w:t>
+        <w:t>确定该配合物的化学式</w:t>
       </w:r>
       <w:r>
         <w:rPr>
@@ -5684,236 +4549,44 @@
       </w:pPr>
       <w:r>
         <w:rPr>
-          <w:rFonts w:ascii="Times New Roman" w:hAnsi="Times New Roman" w:eastAsia="Times New Roman" w:cs="Times New Roman"/>
-        </w:rPr>
-        <w:t xml:space="preserve">X </w:t>
-      </w:r>
-      <w:r>
-        <w:rPr>
-          <w:rFonts w:hint="eastAsia" w:ascii="Times New Roman" w:hAnsi="Times New Roman" w:eastAsia="FangSong" w:cs="Times New Roman"/>
-        </w:rPr>
-        <w:t xml:space="preserve">的一维链中相邻两个</w:t>
-      </w:r>
-      <w:r>
-        <w:rPr>
-          <w:rFonts w:ascii="Times New Roman" w:hAnsi="Times New Roman" w:eastAsia="Times New Roman" w:cs="Times New Roman"/>
-        </w:rPr>
-        <w:t xml:space="preserve"> Zn </w:t>
-      </w:r>
-      <w:r>
-        <w:rPr>
-          <w:rFonts w:hint="eastAsia" w:ascii="Times New Roman" w:hAnsi="Times New Roman" w:eastAsia="FangSong" w:cs="Times New Roman"/>
-        </w:rPr>
-        <w:t>是如何连接起来的</w:t>
-      </w:r>
-      <w:r>
-        <w:rPr>
-          <w:rFonts w:hint="eastAsia" w:ascii="Times New Roman" w:hAnsi="Times New Roman" w:eastAsia="Times New Roman" w:cs="Times New Roman"/>
-        </w:rPr>
-        <w:t>？</w:t>
-      </w:r>
-      <w:r>
-        <w:rPr>
-          <w:rFonts w:ascii="Times New Roman" w:hAnsi="Times New Roman" w:eastAsia="Times New Roman" w:cs="Times New Roman"/>
-        </w:rPr>
-        <w:br/>
+          <w:rFonts w:hint="eastAsia" w:ascii="Times New Roman" w:hAnsi="Times New Roman" w:eastAsia="FangSong" w:cs="Times New Roman"/>
+        </w:rPr>
+        <w:t>画出它的单体的立体结构</w:t>
+      </w:r>
+      <w:r>
+        <w:rPr>
+          <w:rFonts w:hint="eastAsia" w:ascii="Times New Roman" w:hAnsi="Times New Roman" w:eastAsia="Times New Roman" w:cs="Times New Roman"/>
+        </w:rPr>
+        <w:t>,</w:t>
+      </w:r>
+      <w:r>
+        <w:rPr>
+          <w:rFonts w:ascii="Times New Roman" w:hAnsi="Times New Roman" w:eastAsia="Times New Roman" w:cs="Times New Roman"/>
+        </w:rPr>
+        <w:t xml:space="preserve"> </w:t>
+      </w:r>
+      <w:r>
+        <w:rPr>
+          <w:rFonts w:hint="eastAsia" w:ascii="Times New Roman" w:hAnsi="Times New Roman" w:eastAsia="FangSong" w:cs="Times New Roman"/>
+        </w:rPr>
+        <w:t>指出立体构型</w:t>
+      </w:r>
+      <w:r>
+        <w:rPr>
+          <w:rFonts w:hint="eastAsia" w:ascii="Times New Roman" w:hAnsi="Times New Roman" w:eastAsia="Times New Roman" w:cs="Times New Roman"/>
+        </w:rPr>
+        <w:t>。</w:t>
       </w:r>
     </w:p>
     <w:p>
       <w:pPr>
-        <w:pStyle w:val="Compact"/>
-        <w:numPr>
-          <w:ilvl w:val="0"/>
-          <w:numId w:val="1006"/>
-        </w:numPr>
-      </w:pPr>
-      <w:r>
-        <w:rPr>
-          <w:rFonts w:hint="eastAsia" w:ascii="Times New Roman" w:hAnsi="Times New Roman" w:eastAsia="FangSong" w:cs="Times New Roman"/>
-        </w:rPr>
-        <w:t xml:space="preserve">用</w:t>
-      </w:r>
-      <w:r>
-        <w:rPr>
-          <w:rFonts w:ascii="Times New Roman" w:hAnsi="Times New Roman" w:eastAsia="Times New Roman" w:cs="Times New Roman"/>
-        </w:rPr>
-        <w:t xml:space="preserve"> </w:t>
-      </w:r>
-      <m:oMath>
-        <m:oMathPr>
-          <m:ctrlPr>
-            <w:rPr>
-              <w:sz w:val="28"/>
-              <w:szCs w:val="28"/>
-            </w:rPr>
-          </m:ctrlPr>
-        </m:oMathPr>
-        <m:r>
-          <m:rPr>
-            <m:sty m:val="p"/>
-          </m:rPr>
-          <m:t>Z</m:t>
-        </m:r>
-        <m:r>
-          <m:rPr>
-            <m:sty m:val="p"/>
-          </m:rPr>
-          <m:t>n</m:t>
-        </m:r>
-        <m:r>
-          <m:rPr>
-            <m:sty m:val="p"/>
-          </m:rPr>
-          <m:t>(</m:t>
-        </m:r>
-        <m:r>
-          <m:rPr>
-            <m:sty m:val="p"/>
-          </m:rPr>
-          <m:t>C</m:t>
-        </m:r>
-        <m:r>
-          <m:rPr>
-            <m:sty m:val="p"/>
-          </m:rPr>
-          <m:t>l</m:t>
-        </m:r>
-        <m:sSub>
-          <m:e>
-            <m:r>
-              <m:rPr>
-                <m:sty m:val="p"/>
-              </m:rPr>
-              <m:t>O</m:t>
-            </m:r>
-          </m:e>
-          <m:sub>
-            <m:r>
-              <m:rPr>
-                <m:sty m:val="p"/>
-              </m:rPr>
-              <m:t>4</m:t>
-            </m:r>
-          </m:sub>
-        </m:sSub>
-        <m:sSub>
-          <m:e>
-            <m:r>
-              <m:rPr>
-                <m:sty m:val="p"/>
-              </m:rPr>
-              <m:t>)</m:t>
-            </m:r>
-          </m:e>
-          <m:sub>
-            <m:r>
-              <m:rPr>
-                <m:sty m:val="p"/>
-              </m:rPr>
-              <m:t>2</m:t>
-            </m:r>
-          </m:sub>
-        </m:sSub>
-      </m:oMath>
-      <w:r>
-        <w:rPr>
-          <w:rFonts w:ascii="Times New Roman" w:hAnsi="Times New Roman" w:eastAsia="Times New Roman" w:cs="Times New Roman"/>
-        </w:rPr>
-        <w:t xml:space="preserve"> </w:t>
-      </w:r>
-      <w:r>
-        <w:rPr>
-          <w:rFonts w:hint="eastAsia" w:ascii="Times New Roman" w:hAnsi="Times New Roman" w:eastAsia="FangSong" w:cs="Times New Roman"/>
-        </w:rPr>
-        <w:t xml:space="preserve">代替</w:t>
-      </w:r>
-      <w:r>
-        <w:rPr>
-          <w:rFonts w:ascii="Times New Roman" w:hAnsi="Times New Roman" w:eastAsia="Times New Roman" w:cs="Times New Roman"/>
-        </w:rPr>
-        <w:t xml:space="preserve"> </w:t>
-      </w:r>
-      <m:oMath>
-        <m:oMathPr>
-          <m:ctrlPr>
-            <w:rPr>
-              <w:sz w:val="28"/>
-              <w:szCs w:val="28"/>
-            </w:rPr>
-          </m:ctrlPr>
-        </m:oMathPr>
-        <m:r>
-          <m:rPr>
-            <m:sty m:val="p"/>
-          </m:rPr>
-          <m:t>Z</m:t>
-        </m:r>
-        <m:r>
-          <m:rPr>
-            <m:sty m:val="p"/>
-          </m:rPr>
-          <m:t>n</m:t>
-        </m:r>
-        <m:r>
-          <m:rPr>
-            <m:sty m:val="p"/>
-          </m:rPr>
-          <m:t>(</m:t>
-        </m:r>
-        <m:r>
-          <m:rPr>
-            <m:sty m:val="p"/>
-          </m:rPr>
-          <m:t>N</m:t>
-        </m:r>
-        <m:sSub>
-          <m:e>
-            <m:r>
-              <m:rPr>
-                <m:sty m:val="p"/>
-              </m:rPr>
-              <m:t>O</m:t>
-            </m:r>
-          </m:e>
-          <m:sub>
-            <m:r>
-              <m:rPr>
-                <m:sty m:val="p"/>
-              </m:rPr>
-              <m:t>3</m:t>
-            </m:r>
-          </m:sub>
-        </m:sSub>
-        <m:sSub>
-          <m:e>
-            <m:r>
-              <m:rPr>
-                <m:sty m:val="p"/>
-              </m:rPr>
-              <m:t>)</m:t>
-            </m:r>
-          </m:e>
-          <m:sub>
-            <m:r>
-              <m:rPr>
-                <m:sty m:val="p"/>
-              </m:rPr>
-              <m:t>2</m:t>
-            </m:r>
-          </m:sub>
-        </m:sSub>
-      </m:oMath>
-      <w:r>
-        <w:rPr>
-          <w:rFonts w:ascii="Times New Roman" w:hAnsi="Times New Roman" w:eastAsia="Times New Roman" w:cs="Times New Roman"/>
-        </w:rPr>
-        <w:t xml:space="preserve"> </w:t>
-      </w:r>
-      <w:r>
-        <w:rPr>
-          <w:rFonts w:hint="eastAsia" w:ascii="Times New Roman" w:hAnsi="Times New Roman" w:eastAsia="FangSong" w:cs="Times New Roman"/>
-        </w:rPr>
-        <w:t>不能实现氧化偶联反应</w:t>
+        <w:pStyle w:val="FirstParagraph"/>
+      </w:pPr>
+      <w:r>
+        <w:rPr>
+          <w:rFonts w:hint="eastAsia" w:ascii="Times New Roman" w:hAnsi="Times New Roman" w:eastAsia="FangSong" w:cs="Times New Roman"/>
+        </w:rPr>
+        <w:t>实验测得该配合物分子实际上以二聚体的形式存在</w:t>
       </w:r>
       <w:r>
         <w:rPr>
@@ -5925,413 +4598,7 @@
         <w:rPr>
           <w:rFonts w:hint="eastAsia" w:ascii="Times New Roman" w:hAnsi="Times New Roman" w:eastAsia="FangSong" w:cs="Times New Roman"/>
         </w:rPr>
-        <w:t>为什么</w:t>
-      </w:r>
-      <w:r>
-        <w:rPr>
-          <w:rFonts w:hint="eastAsia" w:ascii="Times New Roman" w:hAnsi="Times New Roman" w:eastAsia="Times New Roman" w:cs="Times New Roman"/>
-        </w:rPr>
-        <w:t>?</w:t>
-      </w:r>
-    </w:p>
-    <w:p>
-      <w:pPr>
-        <w:pStyle w:val="FirstParagraph"/>
-      </w:pPr>
-      <w:r>
-        <w:rPr>
-          <w:rFonts w:ascii="Times New Roman" w:hAnsi="Times New Roman" w:eastAsia="Times New Roman" w:cs="Times New Roman"/>
-        </w:rPr>
-        <w:t xml:space="preserve">(Crystal Growth &amp; Design 1, No. 1 (2001): 9–11)</w:t>
-      </w:r>
-    </w:p>
-    <w:p>
-      <w:pPr>
-        <w:pStyle w:val="BodyText"/>
-      </w:pPr>
-      <w:r>
-        <w:rPr>
-          <w:rFonts w:hint="eastAsia" w:ascii="Times New Roman" w:hAnsi="Times New Roman" w:eastAsia="FangSong" w:cs="Times New Roman"/>
-          <w:b/>
-          <w:bCs/>
-        </w:rPr>
-        <w:t xml:space="preserve">来源</w:t>
-      </w:r>
-      <w:r>
-        <w:rPr>
-          <w:rFonts w:hint="eastAsia" w:ascii="Times New Roman" w:hAnsi="Times New Roman" w:eastAsia="Times New Roman" w:cs="Times New Roman"/>
-        </w:rPr>
-        <w:t>：</w:t>
-      </w:r>
-      <w:r>
-        <w:rPr>
-          <w:rFonts w:hint="eastAsia" w:ascii="Times New Roman" w:hAnsi="Times New Roman" w:eastAsia="FangSong" w:cs="Times New Roman"/>
-        </w:rPr>
-        <w:t>化学竞赛初赛讲义</w:t>
-      </w:r>
-      <w:r>
-        <w:rPr>
-          <w:rFonts w:ascii="Times New Roman" w:hAnsi="Times New Roman" w:eastAsia="Times New Roman" w:cs="Times New Roman"/>
-        </w:rPr>
-        <w:t xml:space="preserve"> </w:t>
-      </w:r>
-      <w:r>
-        <w:rPr>
-          <w:rFonts w:hint="eastAsia" w:ascii="Times New Roman" w:hAnsi="Times New Roman" w:eastAsia="FangSong" w:cs="Times New Roman"/>
-        </w:rPr>
-        <w:t>第</w:t>
-      </w:r>
-      <w:r>
-        <w:rPr>
-          <w:rFonts w:hint="eastAsia" w:ascii="Times New Roman" w:hAnsi="Times New Roman" w:eastAsia="Times New Roman" w:cs="Times New Roman"/>
-        </w:rPr>
-        <w:t>4</w:t>
-      </w:r>
-      <w:r>
-        <w:rPr>
-          <w:rFonts w:hint="eastAsia" w:ascii="Times New Roman" w:hAnsi="Times New Roman" w:eastAsia="FangSong" w:cs="Times New Roman"/>
-        </w:rPr>
-        <w:t>讲</w:t>
-      </w:r>
-      <w:r>
-        <w:rPr>
-          <w:rFonts w:ascii="Times New Roman" w:hAnsi="Times New Roman" w:eastAsia="Times New Roman" w:cs="Times New Roman"/>
-        </w:rPr>
-        <w:t xml:space="preserve"> </w:t>
-      </w:r>
-      <w:r>
-        <w:rPr>
-          <w:rFonts w:hint="eastAsia" w:ascii="Times New Roman" w:hAnsi="Times New Roman" w:eastAsia="FangSong" w:cs="Times New Roman"/>
-        </w:rPr>
-        <w:t>第</w:t>
-      </w:r>
-      <w:r>
-        <w:rPr>
-          <w:rFonts w:hint="eastAsia" w:ascii="Times New Roman" w:hAnsi="Times New Roman" w:eastAsia="Times New Roman" w:cs="Times New Roman"/>
-        </w:rPr>
-        <w:t>4</w:t>
-      </w:r>
-      <w:r>
-        <w:rPr>
-          <w:rFonts w:hint="eastAsia" w:ascii="Times New Roman" w:hAnsi="Times New Roman" w:eastAsia="FangSong" w:cs="Times New Roman"/>
-        </w:rPr>
-        <w:t>讲习题</w:t>
-      </w:r>
-    </w:p>
-    <w:p>
-      <w:pPr>
-        <w:pStyle w:val="BodyText"/>
-        <w:spacing w:before="160" w:after="80"/>
-        <w:jc w:val="center"/>
-      </w:pPr>
-      <w:r>
-        <w:rPr>
-          <w:rFonts w:ascii="Times New Roman" w:hAnsi="Times New Roman" w:eastAsia="Times New Roman" w:cs="Times New Roman"/>
-        </w:rPr>
-        <w:drawing>
-          <wp:inline>
-            <wp:extent cx="3600000" cy="2426086"/>
-            <wp:effectExtent b="0" l="0" r="0" t="0"/>
-            <wp:docPr descr="" title="" id="31" name="Picture"/>
-            <a:graphic>
-              <a:graphicData uri="http://schemas.openxmlformats.org/drawingml/2006/picture">
-                <pic:pic>
-                  <pic:nvPicPr>
-                    <pic:cNvPr descr="7937fa3a4ad6d5d9124ba067bca2710abd9c4ab591c0e70741f298f0452bda78.png" id="32" name="Picture"/>
-                    <pic:cNvPicPr>
-                      <a:picLocks noChangeArrowheads="1" noChangeAspect="1"/>
-                    </pic:cNvPicPr>
-                  </pic:nvPicPr>
-                  <pic:blipFill>
-                    <a:blip r:embed="rId30"/>
-                    <a:stretch>
-                      <a:fillRect/>
-                    </a:stretch>
-                  </pic:blipFill>
-                  <pic:spPr bwMode="auto">
-                    <a:xfrm>
-                      <a:off x="0" y="0"/>
-                      <a:ext cx="3600000" cy="2426086"/>
-                    </a:xfrm>
-                    <a:prstGeom prst="rect">
-                      <a:avLst/>
-                    </a:prstGeom>
-                    <a:noFill/>
-                    <a:ln w="9525">
-                      <a:noFill/>
-                      <a:headEnd/>
-                      <a:tailEnd/>
-                    </a:ln>
-                  </pic:spPr>
-                </pic:pic>
-              </a:graphicData>
-            </a:graphic>
-          </wp:inline>
-        </w:drawing>
-      </w:r>
-    </w:p>
-    <w:p>
-      <w:pPr>
-        <w:spacing w:before="160" w:after="80"/>
-      </w:pPr>
-      <w:r>
-        <w:pict>
-          <v:rect style="width:0;height:1.5pt" o:hralign="center" o:hrstd="t" o:hr="t"/>
-        </w:pict>
-      </w:r>
-    </w:p>
-    <w:bookmarkEnd w:id="33"/>
-    <w:bookmarkStart w:id="34" w:name="第14题"/>
-    <w:p>
-      <w:pPr>
-        <w:pStyle w:val="Heading3"/>
-        <w:spacing w:before="280" w:after="120"/>
-      </w:pPr>
-      <w:r>
-        <w:rPr>
-          <w:rFonts w:hint="eastAsia" w:ascii="Times New Roman" w:hAnsi="Times New Roman" w:eastAsia="SimHei" w:cs="Times New Roman"/>
-        </w:rPr>
-        <w:t>第</w:t>
-      </w:r>
-      <w:r>
-        <w:rPr>
-          <w:rFonts w:hint="eastAsia" w:ascii="Times New Roman" w:hAnsi="Times New Roman" w:eastAsia="Times New Roman" w:cs="Times New Roman"/>
-        </w:rPr>
-        <w:t>14</w:t>
-      </w:r>
-      <w:r>
-        <w:rPr>
-          <w:rFonts w:hint="eastAsia" w:ascii="Times New Roman" w:hAnsi="Times New Roman" w:eastAsia="SimHei" w:cs="Times New Roman"/>
-        </w:rPr>
-        <w:t>题</w:t>
-      </w:r>
-    </w:p>
-    <w:p>
-      <w:pPr>
-        <w:pStyle w:val="FirstParagraph"/>
-      </w:pPr>
-      <w:r>
-        <w:rPr>
-          <w:rFonts w:hint="eastAsia" w:ascii="Times New Roman" w:hAnsi="Times New Roman" w:eastAsia="FangSong" w:cs="Times New Roman"/>
-          <w:b/>
-          <w:bCs/>
-        </w:rPr>
-        <w:t xml:space="preserve">题目</w:t>
-      </w:r>
-      <w:r>
-        <w:rPr>
-          <w:rFonts w:hint="eastAsia" w:ascii="Times New Roman" w:hAnsi="Times New Roman" w:eastAsia="Times New Roman" w:cs="Times New Roman"/>
-        </w:rPr>
-        <w:t xml:space="preserve">：</w:t>
-      </w:r>
-      <w:r>
-        <w:rPr>
-          <w:rFonts w:ascii="Times New Roman" w:hAnsi="Times New Roman" w:eastAsia="Times New Roman" w:cs="Times New Roman"/>
-        </w:rPr>
-        <w:t xml:space="preserve"> </w:t>
-      </w:r>
-      <w:r>
-        <w:rPr>
-          <w:rFonts w:hint="eastAsia" w:ascii="Times New Roman" w:hAnsi="Times New Roman" w:eastAsia="FangSong" w:cs="Times New Roman"/>
-        </w:rPr>
-        <w:t>研究发现</w:t>
-      </w:r>
-      <w:r>
-        <w:rPr>
-          <w:rFonts w:hint="eastAsia" w:ascii="Times New Roman" w:hAnsi="Times New Roman" w:eastAsia="Times New Roman" w:cs="Times New Roman"/>
-        </w:rPr>
-        <w:t>,</w:t>
-      </w:r>
-      <w:r>
-        <w:rPr>
-          <w:rFonts w:ascii="Times New Roman" w:hAnsi="Times New Roman" w:eastAsia="Times New Roman" w:cs="Times New Roman"/>
-        </w:rPr>
-        <w:t xml:space="preserve"> </w:t>
-      </w:r>
-      <m:oMath>
-        <m:r>
-          <m:t>C</m:t>
-        </m:r>
-        <m:r>
-          <m:t>o</m:t>
-        </m:r>
-        <m:r>
-          <m:t>C</m:t>
-        </m:r>
-        <m:sSub>
-          <m:e>
-            <m:r>
-              <m:t>l</m:t>
-            </m:r>
-          </m:e>
-          <m:sub>
-            <m:r>
-              <m:t>2</m:t>
-            </m:r>
-          </m:sub>
-        </m:sSub>
-      </m:oMath>
-      <w:r>
-        <w:rPr>
-          <w:rFonts w:ascii="Times New Roman" w:hAnsi="Times New Roman" w:eastAsia="Times New Roman" w:cs="Times New Roman"/>
-        </w:rPr>
-        <w:t xml:space="preserve"> </w:t>
-      </w:r>
-      <w:r>
-        <w:rPr>
-          <w:rFonts w:hint="eastAsia" w:ascii="Times New Roman" w:hAnsi="Times New Roman" w:eastAsia="FangSong" w:cs="Times New Roman"/>
-        </w:rPr>
-        <w:t xml:space="preserve">与吡啶衍生物</w:t>
-      </w:r>
-      <w:r>
-        <w:rPr>
-          <w:rFonts w:ascii="Times New Roman" w:hAnsi="Times New Roman" w:eastAsia="Times New Roman" w:cs="Times New Roman"/>
-        </w:rPr>
-        <w:t xml:space="preserve"> A </w:t>
-      </w:r>
-      <w:r>
-        <w:rPr>
-          <w:rFonts w:hint="eastAsia" w:ascii="Times New Roman" w:hAnsi="Times New Roman" w:eastAsia="FangSong" w:cs="Times New Roman"/>
-        </w:rPr>
-        <w:t>反应形成电中性的单核配合物分子</w:t>
-      </w:r>
-      <w:r>
-        <w:rPr>
-          <w:rFonts w:hint="eastAsia" w:ascii="Times New Roman" w:hAnsi="Times New Roman" w:eastAsia="Times New Roman" w:cs="Times New Roman"/>
-        </w:rPr>
-        <w:t>，</w:t>
-      </w:r>
-      <w:r>
-        <w:rPr>
-          <w:rFonts w:hint="eastAsia" w:ascii="Times New Roman" w:hAnsi="Times New Roman" w:eastAsia="FangSong" w:cs="Times New Roman"/>
-        </w:rPr>
-        <w:t>实验测得钴的质量分数为</w:t>
-      </w:r>
-      <w:r>
-        <w:rPr>
-          <w:rFonts w:ascii="Times New Roman" w:hAnsi="Times New Roman" w:eastAsia="Times New Roman" w:cs="Times New Roman"/>
-        </w:rPr>
-        <w:t xml:space="preserve"> </w:t>
-      </w:r>
-      <w:r>
-        <w:rPr>
-          <w:rFonts w:hint="eastAsia" w:ascii="Times New Roman" w:hAnsi="Times New Roman" w:eastAsia="Times New Roman" w:cs="Times New Roman"/>
-        </w:rPr>
-        <w:t>17.35%,</w:t>
-      </w:r>
-      <w:r>
-        <w:rPr>
-          <w:rFonts w:hint="eastAsia" w:ascii="Times New Roman" w:hAnsi="Times New Roman" w:eastAsia="FangSong" w:cs="Times New Roman"/>
-        </w:rPr>
-        <w:t>氧的质量分数为</w:t>
-      </w:r>
-      <w:r>
-        <w:rPr>
-          <w:rFonts w:ascii="Times New Roman" w:hAnsi="Times New Roman" w:eastAsia="Times New Roman" w:cs="Times New Roman"/>
-        </w:rPr>
-        <w:t xml:space="preserve"> </w:t>
-      </w:r>
-      <w:r>
-        <w:rPr>
-          <w:rFonts w:hint="eastAsia" w:ascii="Times New Roman" w:hAnsi="Times New Roman" w:eastAsia="Times New Roman" w:cs="Times New Roman"/>
-        </w:rPr>
-        <w:t>9.42%。</w:t>
-      </w:r>
-      <w:r>
-        <w:rPr>
-          <w:rFonts w:hint="eastAsia" w:ascii="Times New Roman" w:hAnsi="Times New Roman" w:eastAsia="FangSong" w:cs="Times New Roman"/>
-        </w:rPr>
-        <w:t>配体</w:t>
-      </w:r>
-      <w:r>
-        <w:rPr>
-          <w:rFonts w:ascii="Times New Roman" w:hAnsi="Times New Roman" w:eastAsia="Times New Roman" w:cs="Times New Roman"/>
-        </w:rPr>
-        <w:t xml:space="preserve"> A </w:t>
-      </w:r>
-      <w:r>
-        <w:rPr>
-          <w:rFonts w:hint="eastAsia" w:ascii="Times New Roman" w:hAnsi="Times New Roman" w:eastAsia="FangSong" w:cs="Times New Roman"/>
-        </w:rPr>
-        <w:t xml:space="preserve">的</w:t>
-      </w:r>
-      <w:r>
-        <w:rPr>
-          <w:rFonts w:ascii="Times New Roman" w:hAnsi="Times New Roman" w:eastAsia="Times New Roman" w:cs="Times New Roman"/>
-        </w:rPr>
-        <w:t xml:space="preserve"> 2 </w:t>
-      </w:r>
-      <w:r>
-        <w:rPr>
-          <w:rFonts w:hint="eastAsia" w:ascii="Times New Roman" w:hAnsi="Times New Roman" w:eastAsia="FangSong" w:cs="Times New Roman"/>
-        </w:rPr>
-        <w:t xml:space="preserve">号位和</w:t>
-      </w:r>
-      <w:r>
-        <w:rPr>
-          <w:rFonts w:ascii="Times New Roman" w:hAnsi="Times New Roman" w:eastAsia="Times New Roman" w:cs="Times New Roman"/>
-        </w:rPr>
-        <w:t xml:space="preserve"> 6 </w:t>
-      </w:r>
-      <w:r>
-        <w:rPr>
-          <w:rFonts w:hint="eastAsia" w:ascii="Times New Roman" w:hAnsi="Times New Roman" w:eastAsia="FangSong" w:cs="Times New Roman"/>
-        </w:rPr>
-        <w:t>号位上各有一个基团</w:t>
-      </w:r>
-      <w:r>
-        <w:rPr>
-          <w:rFonts w:hint="eastAsia" w:ascii="Times New Roman" w:hAnsi="Times New Roman" w:eastAsia="Times New Roman" w:cs="Times New Roman"/>
-        </w:rPr>
-        <w:t>,6</w:t>
-      </w:r>
-      <w:r>
-        <w:rPr>
-          <w:rFonts w:ascii="Times New Roman" w:hAnsi="Times New Roman" w:eastAsia="Times New Roman" w:cs="Times New Roman"/>
-        </w:rPr>
-        <w:t xml:space="preserve"> </w:t>
-      </w:r>
-      <w:r>
-        <w:rPr>
-          <w:rFonts w:hint="eastAsia" w:ascii="Times New Roman" w:hAnsi="Times New Roman" w:eastAsia="FangSong" w:cs="Times New Roman"/>
-        </w:rPr>
-        <w:t>号位上连接的为甲基</w:t>
-      </w:r>
-      <w:r>
-        <w:rPr>
-          <w:rFonts w:hint="eastAsia" w:ascii="Times New Roman" w:hAnsi="Times New Roman" w:eastAsia="Times New Roman" w:cs="Times New Roman"/>
-        </w:rPr>
-        <w:t>，</w:t>
-      </w:r>
-      <w:r>
-        <w:rPr>
-          <w:rFonts w:hint="eastAsia" w:ascii="Times New Roman" w:hAnsi="Times New Roman" w:eastAsia="FangSong" w:cs="Times New Roman"/>
-        </w:rPr>
-        <w:t>配体</w:t>
-      </w:r>
-      <w:r>
-        <w:rPr>
-          <w:rFonts w:ascii="Times New Roman" w:hAnsi="Times New Roman" w:eastAsia="Times New Roman" w:cs="Times New Roman"/>
-        </w:rPr>
-        <w:t xml:space="preserve"> A </w:t>
-      </w:r>
-      <w:r>
-        <w:rPr>
-          <w:rFonts w:hint="eastAsia" w:ascii="Times New Roman" w:hAnsi="Times New Roman" w:eastAsia="FangSong" w:cs="Times New Roman"/>
-        </w:rPr>
-        <w:t>为双齿配体</w:t>
-      </w:r>
-      <w:r>
-        <w:rPr>
-          <w:rFonts w:hint="eastAsia" w:ascii="Times New Roman" w:hAnsi="Times New Roman" w:eastAsia="Times New Roman" w:cs="Times New Roman"/>
-        </w:rPr>
-        <w:t>，</w:t>
-      </w:r>
-      <w:r>
-        <w:rPr>
-          <w:rFonts w:hint="eastAsia" w:ascii="Times New Roman" w:hAnsi="Times New Roman" w:eastAsia="FangSong" w:cs="Times New Roman"/>
-        </w:rPr>
-        <w:t>含碳</w:t>
+        <w:t>且呈现双螺旋结构</w:t>
       </w:r>
       <w:r>
         <w:rPr>
@@ -6352,13 +4619,13 @@
         <w:rPr>
           <w:rFonts w:hint="eastAsia" w:ascii="Times New Roman" w:hAnsi="Times New Roman" w:eastAsia="FangSong" w:cs="Times New Roman"/>
         </w:rPr>
-        <w:t>确定该配合物的化学式</w:t>
-      </w:r>
-      <w:r>
-        <w:rPr>
-          <w:rFonts w:hint="eastAsia" w:ascii="Times New Roman" w:hAnsi="Times New Roman" w:eastAsia="Times New Roman" w:cs="Times New Roman"/>
-        </w:rPr>
-        <w:t>。</w:t>
+        <w:t>二聚体分子之间的作用力是什么</w:t>
+      </w:r>
+      <w:r>
+        <w:rPr>
+          <w:rFonts w:hint="eastAsia" w:ascii="Times New Roman" w:hAnsi="Times New Roman" w:eastAsia="Times New Roman" w:cs="Times New Roman"/>
+        </w:rPr>
+        <w:t>？</w:t>
       </w:r>
       <w:r>
         <w:rPr>
@@ -6379,25 +4646,7 @@
         <w:rPr>
           <w:rFonts w:hint="eastAsia" w:ascii="Times New Roman" w:hAnsi="Times New Roman" w:eastAsia="FangSong" w:cs="Times New Roman"/>
         </w:rPr>
-        <w:t>画出它的单体的立体结构</w:t>
-      </w:r>
-      <w:r>
-        <w:rPr>
-          <w:rFonts w:hint="eastAsia" w:ascii="Times New Roman" w:hAnsi="Times New Roman" w:eastAsia="Times New Roman" w:cs="Times New Roman"/>
-        </w:rPr>
-        <w:t>,</w:t>
-      </w:r>
-      <w:r>
-        <w:rPr>
-          <w:rFonts w:ascii="Times New Roman" w:hAnsi="Times New Roman" w:eastAsia="Times New Roman" w:cs="Times New Roman"/>
-        </w:rPr>
-        <w:t xml:space="preserve"> </w:t>
-      </w:r>
-      <w:r>
-        <w:rPr>
-          <w:rFonts w:hint="eastAsia" w:ascii="Times New Roman" w:hAnsi="Times New Roman" w:eastAsia="FangSong" w:cs="Times New Roman"/>
-        </w:rPr>
-        <w:t>指出立体构型</w:t>
+        <w:t>画出该配合物的双螺旋结构</w:t>
       </w:r>
       <w:r>
         <w:rPr>
@@ -6413,20 +4662,149 @@
       <w:r>
         <w:rPr>
           <w:rFonts w:hint="eastAsia" w:ascii="Times New Roman" w:hAnsi="Times New Roman" w:eastAsia="FangSong" w:cs="Times New Roman"/>
-        </w:rPr>
-        <w:t>实验测得该配合物分子实际上以二聚体的形式存在</w:t>
-      </w:r>
-      <w:r>
-        <w:rPr>
-          <w:rFonts w:hint="eastAsia" w:ascii="Times New Roman" w:hAnsi="Times New Roman" w:eastAsia="Times New Roman" w:cs="Times New Roman"/>
-        </w:rPr>
-        <w:t>，</w:t>
-      </w:r>
-      <w:r>
-        <w:rPr>
-          <w:rFonts w:hint="eastAsia" w:ascii="Times New Roman" w:hAnsi="Times New Roman" w:eastAsia="FangSong" w:cs="Times New Roman"/>
-        </w:rPr>
-        <w:t>且呈现双螺旋结构</w:t>
+          <w:b/>
+          <w:bCs/>
+        </w:rPr>
+        <w:t xml:space="preserve">来源</w:t>
+      </w:r>
+      <w:r>
+        <w:rPr>
+          <w:rFonts w:hint="eastAsia" w:ascii="Times New Roman" w:hAnsi="Times New Roman" w:eastAsia="Times New Roman" w:cs="Times New Roman"/>
+        </w:rPr>
+        <w:t>：</w:t>
+      </w:r>
+      <w:r>
+        <w:rPr>
+          <w:rFonts w:hint="eastAsia" w:ascii="Times New Roman" w:hAnsi="Times New Roman" w:eastAsia="FangSong" w:cs="Times New Roman"/>
+        </w:rPr>
+        <w:t>化学竞赛初赛讲义</w:t>
+      </w:r>
+      <w:r>
+        <w:rPr>
+          <w:rFonts w:ascii="Times New Roman" w:hAnsi="Times New Roman" w:eastAsia="Times New Roman" w:cs="Times New Roman"/>
+        </w:rPr>
+        <w:t xml:space="preserve"> </w:t>
+      </w:r>
+      <w:r>
+        <w:rPr>
+          <w:rFonts w:hint="eastAsia" w:ascii="Times New Roman" w:hAnsi="Times New Roman" w:eastAsia="FangSong" w:cs="Times New Roman"/>
+        </w:rPr>
+        <w:t>第</w:t>
+      </w:r>
+      <w:r>
+        <w:rPr>
+          <w:rFonts w:hint="eastAsia" w:ascii="Times New Roman" w:hAnsi="Times New Roman" w:eastAsia="Times New Roman" w:cs="Times New Roman"/>
+        </w:rPr>
+        <w:t>4</w:t>
+      </w:r>
+      <w:r>
+        <w:rPr>
+          <w:rFonts w:hint="eastAsia" w:ascii="Times New Roman" w:hAnsi="Times New Roman" w:eastAsia="FangSong" w:cs="Times New Roman"/>
+        </w:rPr>
+        <w:t>讲</w:t>
+      </w:r>
+      <w:r>
+        <w:rPr>
+          <w:rFonts w:ascii="Times New Roman" w:hAnsi="Times New Roman" w:eastAsia="Times New Roman" w:cs="Times New Roman"/>
+        </w:rPr>
+        <w:t xml:space="preserve"> </w:t>
+      </w:r>
+      <w:r>
+        <w:rPr>
+          <w:rFonts w:hint="eastAsia" w:ascii="Times New Roman" w:hAnsi="Times New Roman" w:eastAsia="FangSong" w:cs="Times New Roman"/>
+        </w:rPr>
+        <w:t>第</w:t>
+      </w:r>
+      <w:r>
+        <w:rPr>
+          <w:rFonts w:hint="eastAsia" w:ascii="Times New Roman" w:hAnsi="Times New Roman" w:eastAsia="Times New Roman" w:cs="Times New Roman"/>
+        </w:rPr>
+        <w:t>4</w:t>
+      </w:r>
+      <w:r>
+        <w:rPr>
+          <w:rFonts w:hint="eastAsia" w:ascii="Times New Roman" w:hAnsi="Times New Roman" w:eastAsia="FangSong" w:cs="Times New Roman"/>
+        </w:rPr>
+        <w:t>讲习题</w:t>
+      </w:r>
+    </w:p>
+    <w:p>
+      <w:pPr>
+        <w:spacing w:before="160" w:after="80"/>
+      </w:pPr>
+      <w:r>
+        <w:pict>
+          <v:rect style="width:0;height:1.5pt" o:hralign="center" o:hrstd="t" o:hr="t"/>
+        </w:pict>
+      </w:r>
+    </w:p>
+    <w:bookmarkEnd w:id="30"/>
+    <w:bookmarkStart w:id="31" w:name="第14题"/>
+    <w:p>
+      <w:pPr>
+        <w:pStyle w:val="Heading3"/>
+        <w:spacing w:before="280" w:after="120"/>
+      </w:pPr>
+      <w:r>
+        <w:rPr>
+          <w:rFonts w:hint="eastAsia" w:ascii="Times New Roman" w:hAnsi="Times New Roman" w:eastAsia="SimHei" w:cs="Times New Roman"/>
+        </w:rPr>
+        <w:t>第</w:t>
+      </w:r>
+      <w:r>
+        <w:rPr>
+          <w:rFonts w:hint="eastAsia" w:ascii="Times New Roman" w:hAnsi="Times New Roman" w:eastAsia="Times New Roman" w:cs="Times New Roman"/>
+        </w:rPr>
+        <w:t>14</w:t>
+      </w:r>
+      <w:r>
+        <w:rPr>
+          <w:rFonts w:hint="eastAsia" w:ascii="Times New Roman" w:hAnsi="Times New Roman" w:eastAsia="SimHei" w:cs="Times New Roman"/>
+        </w:rPr>
+        <w:t>题</w:t>
+      </w:r>
+    </w:p>
+    <w:p>
+      <w:pPr>
+        <w:pStyle w:val="FirstParagraph"/>
+      </w:pPr>
+      <w:r>
+        <w:rPr>
+          <w:rFonts w:hint="eastAsia" w:ascii="Times New Roman" w:hAnsi="Times New Roman" w:eastAsia="FangSong" w:cs="Times New Roman"/>
+          <w:b/>
+          <w:bCs/>
+        </w:rPr>
+        <w:t xml:space="preserve">题目</w:t>
+      </w:r>
+      <w:r>
+        <w:rPr>
+          <w:rFonts w:hint="eastAsia" w:ascii="Times New Roman" w:hAnsi="Times New Roman" w:eastAsia="Times New Roman" w:cs="Times New Roman"/>
+        </w:rPr>
+        <w:t xml:space="preserve">：</w:t>
+      </w:r>
+      <w:r>
+        <w:rPr>
+          <w:rFonts w:ascii="Times New Roman" w:hAnsi="Times New Roman" w:eastAsia="Times New Roman" w:cs="Times New Roman"/>
+        </w:rPr>
+        <w:t xml:space="preserve"> </w:t>
+      </w:r>
+      <w:r>
+        <w:rPr>
+          <w:rFonts w:hint="eastAsia" w:ascii="Times New Roman" w:hAnsi="Times New Roman" w:eastAsia="FangSong" w:cs="Times New Roman"/>
+        </w:rPr>
+        <w:t xml:space="preserve">以下是制备一些新发现的</w:t>
+      </w:r>
+      <w:r>
+        <w:rPr>
+          <w:rFonts w:ascii="Times New Roman" w:hAnsi="Times New Roman" w:eastAsia="Times New Roman" w:cs="Times New Roman"/>
+        </w:rPr>
+        <w:t xml:space="preserve"> Cr </w:t>
+      </w:r>
+      <w:r>
+        <w:rPr>
+          <w:rFonts w:hint="eastAsia" w:ascii="Times New Roman" w:hAnsi="Times New Roman" w:eastAsia="FangSong" w:cs="Times New Roman"/>
+        </w:rPr>
+        <w:t>的配合物时的步骤</w:t>
       </w:r>
       <w:r>
         <w:rPr>
@@ -6447,13 +4825,128 @@
         <w:rPr>
           <w:rFonts w:hint="eastAsia" w:ascii="Times New Roman" w:hAnsi="Times New Roman" w:eastAsia="FangSong" w:cs="Times New Roman"/>
         </w:rPr>
-        <w:t>二聚体分子之间的作用力是什么</w:t>
-      </w:r>
-      <w:r>
-        <w:rPr>
-          <w:rFonts w:hint="eastAsia" w:ascii="Times New Roman" w:hAnsi="Times New Roman" w:eastAsia="Times New Roman" w:cs="Times New Roman"/>
-        </w:rPr>
-        <w:t>？</w:t>
+        <w:t xml:space="preserve">新制备的</w:t>
+      </w:r>
+      <w:r>
+        <w:rPr>
+          <w:rFonts w:ascii="Times New Roman" w:hAnsi="Times New Roman" w:eastAsia="Times New Roman" w:cs="Times New Roman"/>
+        </w:rPr>
+        <w:t xml:space="preserve"> </w:t>
+      </w:r>
+      <m:oMath>
+        <m:sSub>
+          <m:e>
+            <m:r>
+              <m:rPr>
+                <m:sty m:val="p"/>
+              </m:rPr>
+              <m:t>C</m:t>
+            </m:r>
+            <m:r>
+              <m:rPr>
+                <m:sty m:val="p"/>
+              </m:rPr>
+              <m:t>r</m:t>
+            </m:r>
+            <m:r>
+              <m:rPr>
+                <m:sty m:val="p"/>
+              </m:rPr>
+              <m:t>B</m:t>
+            </m:r>
+            <m:r>
+              <m:rPr>
+                <m:sty m:val="p"/>
+              </m:rPr>
+              <m:t>r</m:t>
+            </m:r>
+          </m:e>
+          <m:sub>
+            <m:r>
+              <m:t>2</m:t>
+            </m:r>
+          </m:sub>
+        </m:sSub>
+      </m:oMath>
+      <w:r>
+        <w:rPr>
+          <w:rFonts w:ascii="Times New Roman" w:hAnsi="Times New Roman" w:eastAsia="Times New Roman" w:cs="Times New Roman"/>
+        </w:rPr>
+        <w:t xml:space="preserve"> </w:t>
+      </w:r>
+      <w:r>
+        <w:rPr>
+          <w:rFonts w:hint="eastAsia" w:ascii="Times New Roman" w:hAnsi="Times New Roman" w:eastAsia="FangSong" w:cs="Times New Roman"/>
+        </w:rPr>
+        <w:t xml:space="preserve">和</w:t>
+      </w:r>
+      <w:r>
+        <w:rPr>
+          <w:rFonts w:ascii="Times New Roman" w:hAnsi="Times New Roman" w:eastAsia="Times New Roman" w:cs="Times New Roman"/>
+        </w:rPr>
+        <w:t xml:space="preserve"> </w:t>
+      </w:r>
+      <m:oMath>
+        <m:r>
+          <m:t>2</m:t>
+        </m:r>
+        <m:r>
+          <m:rPr>
+            <m:sty m:val="p"/>
+          </m:rPr>
+          <m:t>,</m:t>
+        </m:r>
+        <m:sSup>
+          <m:e>
+            <m:r>
+              <m:t>2</m:t>
+            </m:r>
+          </m:e>
+          <m:sup>
+            <m:r>
+              <m:rPr>
+                <m:sty m:val="p"/>
+              </m:rPr>
+              <m:t>′</m:t>
+            </m:r>
+          </m:sup>
+        </m:sSup>
+      </m:oMath>
+      <w:r>
+        <w:rPr>
+          <w:rFonts w:ascii="Times New Roman" w:hAnsi="Times New Roman" w:eastAsia="Times New Roman" w:cs="Times New Roman"/>
+        </w:rPr>
+        <w:t xml:space="preserve"> </w:t>
+      </w:r>
+      <w:r>
+        <w:rPr>
+          <w:rFonts w:hint="eastAsia" w:ascii="Times New Roman" w:hAnsi="Times New Roman" w:eastAsia="Times New Roman" w:cs="Times New Roman"/>
+        </w:rPr>
+        <w:t>-</w:t>
+      </w:r>
+      <w:r>
+        <w:rPr>
+          <w:rFonts w:hint="eastAsia" w:ascii="Times New Roman" w:hAnsi="Times New Roman" w:eastAsia="FangSong" w:cs="Times New Roman"/>
+        </w:rPr>
+        <w:t>联吡啶在稀盐酸中反应</w:t>
+      </w:r>
+      <w:r>
+        <w:rPr>
+          <w:rFonts w:hint="eastAsia" w:ascii="Times New Roman" w:hAnsi="Times New Roman" w:eastAsia="Times New Roman" w:cs="Times New Roman"/>
+        </w:rPr>
+        <w:t>，</w:t>
+      </w:r>
+      <w:r>
+        <w:rPr>
+          <w:rFonts w:hint="eastAsia" w:ascii="Times New Roman" w:hAnsi="Times New Roman" w:eastAsia="FangSong" w:cs="Times New Roman"/>
+        </w:rPr>
+        <w:t>得到黑色结晶沉淀</w:t>
+      </w:r>
+      <w:r>
+        <w:rPr>
+          <w:rFonts w:hint="eastAsia" w:ascii="Times New Roman" w:hAnsi="Times New Roman" w:eastAsia="Times New Roman" w:cs="Times New Roman"/>
+        </w:rPr>
+        <w:t>A。</w:t>
       </w:r>
       <w:r>
         <w:rPr>
@@ -6472,173 +4965,76 @@
       </w:pPr>
       <w:r>
         <w:rPr>
-          <w:rFonts w:hint="eastAsia" w:ascii="Times New Roman" w:hAnsi="Times New Roman" w:eastAsia="FangSong" w:cs="Times New Roman"/>
-        </w:rPr>
-        <w:t>画出该配合物的双螺旋结构</w:t>
-      </w:r>
-      <w:r>
-        <w:rPr>
-          <w:rFonts w:hint="eastAsia" w:ascii="Times New Roman" w:hAnsi="Times New Roman" w:eastAsia="Times New Roman" w:cs="Times New Roman"/>
-        </w:rPr>
-        <w:t>。</w:t>
-      </w:r>
-    </w:p>
-    <w:p>
-      <w:pPr>
-        <w:pStyle w:val="FirstParagraph"/>
-      </w:pPr>
-      <w:r>
-        <w:rPr>
-          <w:rFonts w:hint="eastAsia" w:ascii="Times New Roman" w:hAnsi="Times New Roman" w:eastAsia="FangSong" w:cs="Times New Roman"/>
-          <w:b/>
-          <w:bCs/>
-        </w:rPr>
-        <w:t xml:space="preserve">来源</w:t>
-      </w:r>
-      <w:r>
-        <w:rPr>
-          <w:rFonts w:hint="eastAsia" w:ascii="Times New Roman" w:hAnsi="Times New Roman" w:eastAsia="Times New Roman" w:cs="Times New Roman"/>
-        </w:rPr>
-        <w:t>：</w:t>
-      </w:r>
-      <w:r>
-        <w:rPr>
-          <w:rFonts w:hint="eastAsia" w:ascii="Times New Roman" w:hAnsi="Times New Roman" w:eastAsia="FangSong" w:cs="Times New Roman"/>
-        </w:rPr>
-        <w:t>化学竞赛初赛讲义</w:t>
-      </w:r>
-      <w:r>
-        <w:rPr>
-          <w:rFonts w:ascii="Times New Roman" w:hAnsi="Times New Roman" w:eastAsia="Times New Roman" w:cs="Times New Roman"/>
-        </w:rPr>
-        <w:t xml:space="preserve"> </w:t>
-      </w:r>
-      <w:r>
-        <w:rPr>
-          <w:rFonts w:hint="eastAsia" w:ascii="Times New Roman" w:hAnsi="Times New Roman" w:eastAsia="FangSong" w:cs="Times New Roman"/>
-        </w:rPr>
-        <w:t>第</w:t>
-      </w:r>
-      <w:r>
-        <w:rPr>
-          <w:rFonts w:hint="eastAsia" w:ascii="Times New Roman" w:hAnsi="Times New Roman" w:eastAsia="Times New Roman" w:cs="Times New Roman"/>
+          <w:rFonts w:hint="eastAsia" w:ascii="Times New Roman" w:hAnsi="Times New Roman" w:eastAsia="Times New Roman" w:cs="Times New Roman"/>
+        </w:rPr>
+        <w:t>A</w:t>
+      </w:r>
+      <w:r>
+        <w:rPr>
+          <w:rFonts w:hint="eastAsia" w:ascii="Times New Roman" w:hAnsi="Times New Roman" w:eastAsia="FangSong" w:cs="Times New Roman"/>
+        </w:rPr>
+        <w:t>与</w:t>
+      </w:r>
+      <w:r>
+        <w:rPr>
+          <w:rFonts w:hint="eastAsia" w:ascii="Times New Roman" w:hAnsi="Times New Roman" w:eastAsia="Times New Roman" w:cs="Times New Roman"/>
+        </w:rPr>
+        <w:t>5%</w:t>
+      </w:r>
+      <w:r>
+        <w:rPr>
+          <w:rFonts w:hint="eastAsia" w:ascii="Times New Roman" w:hAnsi="Times New Roman" w:eastAsia="FangSong" w:cs="Times New Roman"/>
+        </w:rPr>
+        <w:t>的</w:t>
+      </w:r>
+      <w:r>
+        <w:rPr>
+          <w:rFonts w:hint="eastAsia" w:ascii="Times New Roman" w:hAnsi="Times New Roman" w:eastAsia="Times New Roman" w:cs="Times New Roman"/>
+        </w:rPr>
+        <w:t>HClO</w:t>
+      </w:r>
+      <w:r>
+        <w:rPr>
+          <w:rFonts w:hint="eastAsia" w:ascii="Times New Roman" w:hAnsi="Times New Roman" w:eastAsia="Times New Roman" w:cs="Times New Roman"/>
+          <w:vertAlign w:val="subscript"/>
         </w:rPr>
         <w:t>4</w:t>
       </w:r>
       <w:r>
         <w:rPr>
-          <w:rFonts w:hint="eastAsia" w:ascii="Times New Roman" w:hAnsi="Times New Roman" w:eastAsia="FangSong" w:cs="Times New Roman"/>
-        </w:rPr>
-        <w:t>讲</w:t>
-      </w:r>
-      <w:r>
-        <w:rPr>
-          <w:rFonts w:ascii="Times New Roman" w:hAnsi="Times New Roman" w:eastAsia="Times New Roman" w:cs="Times New Roman"/>
-        </w:rPr>
-        <w:t xml:space="preserve"> </w:t>
-      </w:r>
-      <w:r>
-        <w:rPr>
-          <w:rFonts w:hint="eastAsia" w:ascii="Times New Roman" w:hAnsi="Times New Roman" w:eastAsia="FangSong" w:cs="Times New Roman"/>
-        </w:rPr>
-        <w:t>第</w:t>
-      </w:r>
-      <w:r>
-        <w:rPr>
-          <w:rFonts w:hint="eastAsia" w:ascii="Times New Roman" w:hAnsi="Times New Roman" w:eastAsia="Times New Roman" w:cs="Times New Roman"/>
-        </w:rPr>
-        <w:t>4</w:t>
-      </w:r>
-      <w:r>
-        <w:rPr>
-          <w:rFonts w:hint="eastAsia" w:ascii="Times New Roman" w:hAnsi="Times New Roman" w:eastAsia="FangSong" w:cs="Times New Roman"/>
-        </w:rPr>
-        <w:t>讲习题</w:t>
-      </w:r>
-    </w:p>
-    <w:p>
-      <w:pPr>
-        <w:spacing w:before="160" w:after="80"/>
-      </w:pPr>
-      <w:r>
-        <w:pict>
-          <v:rect style="width:0;height:1.5pt" o:hralign="center" o:hrstd="t" o:hr="t"/>
-        </w:pict>
-      </w:r>
-    </w:p>
-    <w:bookmarkEnd w:id="34"/>
-    <w:bookmarkStart w:id="35" w:name="第15题"/>
-    <w:p>
-      <w:pPr>
-        <w:pStyle w:val="Heading3"/>
-        <w:spacing w:before="280" w:after="120"/>
-      </w:pPr>
-      <w:r>
-        <w:rPr>
-          <w:rFonts w:hint="eastAsia" w:ascii="Times New Roman" w:hAnsi="Times New Roman" w:eastAsia="SimHei" w:cs="Times New Roman"/>
-        </w:rPr>
-        <w:t>第</w:t>
-      </w:r>
-      <w:r>
-        <w:rPr>
-          <w:rFonts w:hint="eastAsia" w:ascii="Times New Roman" w:hAnsi="Times New Roman" w:eastAsia="Times New Roman" w:cs="Times New Roman"/>
-        </w:rPr>
-        <w:t>15</w:t>
-      </w:r>
-      <w:r>
-        <w:rPr>
-          <w:rFonts w:hint="eastAsia" w:ascii="Times New Roman" w:hAnsi="Times New Roman" w:eastAsia="SimHei" w:cs="Times New Roman"/>
-        </w:rPr>
-        <w:t>题</w:t>
-      </w:r>
-    </w:p>
-    <w:p>
-      <w:pPr>
-        <w:pStyle w:val="FirstParagraph"/>
-      </w:pPr>
-      <w:r>
-        <w:rPr>
-          <w:rFonts w:hint="eastAsia" w:ascii="Times New Roman" w:hAnsi="Times New Roman" w:eastAsia="FangSong" w:cs="Times New Roman"/>
-          <w:b/>
-          <w:bCs/>
-        </w:rPr>
-        <w:t xml:space="preserve">题目</w:t>
-      </w:r>
-      <w:r>
-        <w:rPr>
-          <w:rFonts w:hint="eastAsia" w:ascii="Times New Roman" w:hAnsi="Times New Roman" w:eastAsia="Times New Roman" w:cs="Times New Roman"/>
-        </w:rPr>
-        <w:t xml:space="preserve">：</w:t>
-      </w:r>
-      <w:r>
-        <w:rPr>
-          <w:rFonts w:ascii="Times New Roman" w:hAnsi="Times New Roman" w:eastAsia="Times New Roman" w:cs="Times New Roman"/>
-        </w:rPr>
-        <w:t xml:space="preserve"> </w:t>
-      </w:r>
-      <w:r>
-        <w:rPr>
-          <w:rFonts w:hint="eastAsia" w:ascii="Times New Roman" w:hAnsi="Times New Roman" w:eastAsia="FangSong" w:cs="Times New Roman"/>
-        </w:rPr>
-        <w:t xml:space="preserve">以下是制备一些新发现的</w:t>
-      </w:r>
-      <w:r>
-        <w:rPr>
-          <w:rFonts w:ascii="Times New Roman" w:hAnsi="Times New Roman" w:eastAsia="Times New Roman" w:cs="Times New Roman"/>
-        </w:rPr>
-        <w:t xml:space="preserve"> Cr </w:t>
-      </w:r>
-      <w:r>
-        <w:rPr>
-          <w:rFonts w:hint="eastAsia" w:ascii="Times New Roman" w:hAnsi="Times New Roman" w:eastAsia="FangSong" w:cs="Times New Roman"/>
-        </w:rPr>
-        <w:t>的配合物时的步骤</w:t>
-      </w:r>
-      <w:r>
-        <w:rPr>
-          <w:rFonts w:hint="eastAsia" w:ascii="Times New Roman" w:hAnsi="Times New Roman" w:eastAsia="Times New Roman" w:cs="Times New Roman"/>
-        </w:rPr>
-        <w:t>。</w:t>
+          <w:rFonts w:ascii="Times New Roman" w:hAnsi="Times New Roman" w:eastAsia="Times New Roman" w:cs="Times New Roman"/>
+        </w:rPr>
+        <w:t xml:space="preserve"> </w:t>
+      </w:r>
+      <w:r>
+        <w:rPr>
+          <w:rFonts w:hint="eastAsia" w:ascii="Times New Roman" w:hAnsi="Times New Roman" w:eastAsia="FangSong" w:cs="Times New Roman"/>
+        </w:rPr>
+        <w:t>溶液混合在空气中摇动</w:t>
+      </w:r>
+      <w:r>
+        <w:rPr>
+          <w:rFonts w:hint="eastAsia" w:ascii="Times New Roman" w:hAnsi="Times New Roman" w:eastAsia="Times New Roman" w:cs="Times New Roman"/>
+        </w:rPr>
+        <w:t>，</w:t>
+      </w:r>
+      <w:r>
+        <w:rPr>
+          <w:rFonts w:hint="eastAsia" w:ascii="Times New Roman" w:hAnsi="Times New Roman" w:eastAsia="FangSong" w:cs="Times New Roman"/>
+        </w:rPr>
+        <w:t>得到了黄色晶状沉淀</w:t>
+      </w:r>
+      <w:r>
+        <w:rPr>
+          <w:rFonts w:hint="eastAsia" w:ascii="Times New Roman" w:hAnsi="Times New Roman" w:eastAsia="Times New Roman" w:cs="Times New Roman"/>
+        </w:rPr>
+        <w:t>B。</w:t>
+      </w:r>
+      <w:r>
+        <w:rPr>
+          <w:rFonts w:ascii="Times New Roman" w:hAnsi="Times New Roman" w:eastAsia="Times New Roman" w:cs="Times New Roman"/>
+        </w:rPr>
+        <w:br/>
       </w:r>
     </w:p>
     <w:p>
@@ -6646,231 +5042,7 @@
         <w:pStyle w:val="Compact"/>
         <w:numPr>
           <w:ilvl w:val="0"/>
-          <w:numId w:val="1009"/>
-        </w:numPr>
-      </w:pPr>
-      <w:r>
-        <w:rPr>
-          <w:rFonts w:hint="eastAsia" w:ascii="Times New Roman" w:hAnsi="Times New Roman" w:eastAsia="FangSong" w:cs="Times New Roman"/>
-        </w:rPr>
-        <w:t xml:space="preserve">新制备的</w:t>
-      </w:r>
-      <w:r>
-        <w:rPr>
-          <w:rFonts w:ascii="Times New Roman" w:hAnsi="Times New Roman" w:eastAsia="Times New Roman" w:cs="Times New Roman"/>
-        </w:rPr>
-        <w:t xml:space="preserve"> </w:t>
-      </w:r>
-      <m:oMath>
-        <m:sSub>
-          <m:e>
-            <m:r>
-              <m:rPr>
-                <m:sty m:val="p"/>
-              </m:rPr>
-              <m:t>C</m:t>
-            </m:r>
-            <m:r>
-              <m:rPr>
-                <m:sty m:val="p"/>
-              </m:rPr>
-              <m:t>r</m:t>
-            </m:r>
-            <m:r>
-              <m:rPr>
-                <m:sty m:val="p"/>
-              </m:rPr>
-              <m:t>B</m:t>
-            </m:r>
-            <m:r>
-              <m:rPr>
-                <m:sty m:val="p"/>
-              </m:rPr>
-              <m:t>r</m:t>
-            </m:r>
-          </m:e>
-          <m:sub>
-            <m:r>
-              <m:t>2</m:t>
-            </m:r>
-          </m:sub>
-        </m:sSub>
-      </m:oMath>
-      <w:r>
-        <w:rPr>
-          <w:rFonts w:ascii="Times New Roman" w:hAnsi="Times New Roman" w:eastAsia="Times New Roman" w:cs="Times New Roman"/>
-        </w:rPr>
-        <w:t xml:space="preserve"> </w:t>
-      </w:r>
-      <w:r>
-        <w:rPr>
-          <w:rFonts w:hint="eastAsia" w:ascii="Times New Roman" w:hAnsi="Times New Roman" w:eastAsia="FangSong" w:cs="Times New Roman"/>
-        </w:rPr>
-        <w:t xml:space="preserve">和</w:t>
-      </w:r>
-      <w:r>
-        <w:rPr>
-          <w:rFonts w:ascii="Times New Roman" w:hAnsi="Times New Roman" w:eastAsia="Times New Roman" w:cs="Times New Roman"/>
-        </w:rPr>
-        <w:t xml:space="preserve"> </w:t>
-      </w:r>
-      <m:oMath>
-        <m:r>
-          <m:t>2</m:t>
-        </m:r>
-        <m:r>
-          <m:rPr>
-            <m:sty m:val="p"/>
-          </m:rPr>
-          <m:t>,</m:t>
-        </m:r>
-        <m:sSup>
-          <m:e>
-            <m:r>
-              <m:t>2</m:t>
-            </m:r>
-          </m:e>
-          <m:sup>
-            <m:r>
-              <m:rPr>
-                <m:sty m:val="p"/>
-              </m:rPr>
-              <m:t>′</m:t>
-            </m:r>
-          </m:sup>
-        </m:sSup>
-      </m:oMath>
-      <w:r>
-        <w:rPr>
-          <w:rFonts w:ascii="Times New Roman" w:hAnsi="Times New Roman" w:eastAsia="Times New Roman" w:cs="Times New Roman"/>
-        </w:rPr>
-        <w:t xml:space="preserve"> </w:t>
-      </w:r>
-      <w:r>
-        <w:rPr>
-          <w:rFonts w:hint="eastAsia" w:ascii="Times New Roman" w:hAnsi="Times New Roman" w:eastAsia="Times New Roman" w:cs="Times New Roman"/>
-        </w:rPr>
-        <w:t>-</w:t>
-      </w:r>
-      <w:r>
-        <w:rPr>
-          <w:rFonts w:hint="eastAsia" w:ascii="Times New Roman" w:hAnsi="Times New Roman" w:eastAsia="FangSong" w:cs="Times New Roman"/>
-        </w:rPr>
-        <w:t>联吡啶在稀盐酸中反应</w:t>
-      </w:r>
-      <w:r>
-        <w:rPr>
-          <w:rFonts w:hint="eastAsia" w:ascii="Times New Roman" w:hAnsi="Times New Roman" w:eastAsia="Times New Roman" w:cs="Times New Roman"/>
-        </w:rPr>
-        <w:t>，</w:t>
-      </w:r>
-      <w:r>
-        <w:rPr>
-          <w:rFonts w:hint="eastAsia" w:ascii="Times New Roman" w:hAnsi="Times New Roman" w:eastAsia="FangSong" w:cs="Times New Roman"/>
-        </w:rPr>
-        <w:t>得到黑色结晶沉淀</w:t>
-      </w:r>
-      <w:r>
-        <w:rPr>
-          <w:rFonts w:hint="eastAsia" w:ascii="Times New Roman" w:hAnsi="Times New Roman" w:eastAsia="Times New Roman" w:cs="Times New Roman"/>
-        </w:rPr>
-        <w:t>A。</w:t>
-      </w:r>
-      <w:r>
-        <w:rPr>
-          <w:rFonts w:ascii="Times New Roman" w:hAnsi="Times New Roman" w:eastAsia="Times New Roman" w:cs="Times New Roman"/>
-        </w:rPr>
-        <w:br/>
-      </w:r>
-    </w:p>
-    <w:p>
-      <w:pPr>
-        <w:pStyle w:val="Compact"/>
-        <w:numPr>
-          <w:ilvl w:val="0"/>
-          <w:numId w:val="1009"/>
-        </w:numPr>
-      </w:pPr>
-      <w:r>
-        <w:rPr>
-          <w:rFonts w:hint="eastAsia" w:ascii="Times New Roman" w:hAnsi="Times New Roman" w:eastAsia="Times New Roman" w:cs="Times New Roman"/>
-        </w:rPr>
-        <w:t>A</w:t>
-      </w:r>
-      <w:r>
-        <w:rPr>
-          <w:rFonts w:hint="eastAsia" w:ascii="Times New Roman" w:hAnsi="Times New Roman" w:eastAsia="FangSong" w:cs="Times New Roman"/>
-        </w:rPr>
-        <w:t>与</w:t>
-      </w:r>
-      <w:r>
-        <w:rPr>
-          <w:rFonts w:hint="eastAsia" w:ascii="Times New Roman" w:hAnsi="Times New Roman" w:eastAsia="Times New Roman" w:cs="Times New Roman"/>
-        </w:rPr>
-        <w:t>5%</w:t>
-      </w:r>
-      <w:r>
-        <w:rPr>
-          <w:rFonts w:hint="eastAsia" w:ascii="Times New Roman" w:hAnsi="Times New Roman" w:eastAsia="FangSong" w:cs="Times New Roman"/>
-        </w:rPr>
-        <w:t>的</w:t>
-      </w:r>
-      <w:r>
-        <w:rPr>
-          <w:rFonts w:hint="eastAsia" w:ascii="Times New Roman" w:hAnsi="Times New Roman" w:eastAsia="Times New Roman" w:cs="Times New Roman"/>
-        </w:rPr>
-        <w:t>HClO</w:t>
-      </w:r>
-      <w:r>
-        <w:rPr>
-          <w:rFonts w:hint="eastAsia" w:ascii="Times New Roman" w:hAnsi="Times New Roman" w:eastAsia="Times New Roman" w:cs="Times New Roman"/>
-          <w:vertAlign w:val="subscript"/>
-        </w:rPr>
-        <w:t>4</w:t>
-      </w:r>
-      <w:r>
-        <w:rPr>
-          <w:rFonts w:ascii="Times New Roman" w:hAnsi="Times New Roman" w:eastAsia="Times New Roman" w:cs="Times New Roman"/>
-        </w:rPr>
-        <w:t xml:space="preserve"> </w:t>
-      </w:r>
-      <w:r>
-        <w:rPr>
-          <w:rFonts w:hint="eastAsia" w:ascii="Times New Roman" w:hAnsi="Times New Roman" w:eastAsia="FangSong" w:cs="Times New Roman"/>
-        </w:rPr>
-        <w:t>溶液混合在空气中摇动</w:t>
-      </w:r>
-      <w:r>
-        <w:rPr>
-          <w:rFonts w:hint="eastAsia" w:ascii="Times New Roman" w:hAnsi="Times New Roman" w:eastAsia="Times New Roman" w:cs="Times New Roman"/>
-        </w:rPr>
-        <w:t>，</w:t>
-      </w:r>
-      <w:r>
-        <w:rPr>
-          <w:rFonts w:hint="eastAsia" w:ascii="Times New Roman" w:hAnsi="Times New Roman" w:eastAsia="FangSong" w:cs="Times New Roman"/>
-        </w:rPr>
-        <w:t>得到了黄色晶状沉淀</w:t>
-      </w:r>
-      <w:r>
-        <w:rPr>
-          <w:rFonts w:hint="eastAsia" w:ascii="Times New Roman" w:hAnsi="Times New Roman" w:eastAsia="Times New Roman" w:cs="Times New Roman"/>
-        </w:rPr>
-        <w:t>B。</w:t>
-      </w:r>
-      <w:r>
-        <w:rPr>
-          <w:rFonts w:ascii="Times New Roman" w:hAnsi="Times New Roman" w:eastAsia="Times New Roman" w:cs="Times New Roman"/>
-        </w:rPr>
-        <w:br/>
-      </w:r>
-    </w:p>
-    <w:p>
-      <w:pPr>
-        <w:pStyle w:val="Compact"/>
-        <w:numPr>
-          <w:ilvl w:val="0"/>
-          <w:numId w:val="1009"/>
+          <w:numId w:val="1008"/>
         </w:numPr>
       </w:pPr>
       <w:r>
@@ -7451,7 +5623,7 @@
         <w:pStyle w:val="Compact"/>
         <w:numPr>
           <w:ilvl w:val="0"/>
-          <w:numId w:val="1010"/>
+          <w:numId w:val="1009"/>
         </w:numPr>
         <w:spacing w:before="120"/>
       </w:pPr>
@@ -7484,6 +5656,287 @@
           <w:rFonts w:ascii="Times New Roman" w:hAnsi="Times New Roman" w:eastAsia="Times New Roman" w:cs="Times New Roman"/>
         </w:rPr>
         <w:br/>
+      </w:r>
+    </w:p>
+    <w:p>
+      <w:pPr>
+        <w:pStyle w:val="Compact"/>
+        <w:numPr>
+          <w:ilvl w:val="0"/>
+          <w:numId w:val="1009"/>
+        </w:numPr>
+      </w:pPr>
+      <w:r>
+        <w:rPr>
+          <w:rFonts w:hint="eastAsia" w:ascii="Times New Roman" w:hAnsi="Times New Roman" w:eastAsia="FangSong" w:cs="Times New Roman"/>
+        </w:rPr>
+        <w:t xml:space="preserve">写出</w:t>
+      </w:r>
+      <w:r>
+        <w:rPr>
+          <w:rFonts w:ascii="Times New Roman" w:hAnsi="Times New Roman" w:eastAsia="Times New Roman" w:cs="Times New Roman"/>
+        </w:rPr>
+        <w:t xml:space="preserve"> A、B、C </w:t>
+      </w:r>
+      <w:r>
+        <w:rPr>
+          <w:rFonts w:hint="eastAsia" w:ascii="Times New Roman" w:hAnsi="Times New Roman" w:eastAsia="FangSong" w:cs="Times New Roman"/>
+        </w:rPr>
+        <w:t>的电子构型</w:t>
+      </w:r>
+      <w:r>
+        <w:rPr>
+          <w:rFonts w:hint="eastAsia" w:ascii="Times New Roman" w:hAnsi="Times New Roman" w:eastAsia="Times New Roman" w:cs="Times New Roman"/>
+        </w:rPr>
+        <w:t>。</w:t>
+      </w:r>
+    </w:p>
+    <w:p>
+      <w:pPr>
+        <w:pStyle w:val="FirstParagraph"/>
+      </w:pPr>
+      <w:r>
+        <w:rPr>
+          <w:rFonts w:hint="eastAsia" w:ascii="Times New Roman" w:hAnsi="Times New Roman" w:eastAsia="FangSong" w:cs="Times New Roman"/>
+          <w:b/>
+          <w:bCs/>
+        </w:rPr>
+        <w:t xml:space="preserve">来源</w:t>
+      </w:r>
+      <w:r>
+        <w:rPr>
+          <w:rFonts w:hint="eastAsia" w:ascii="Times New Roman" w:hAnsi="Times New Roman" w:eastAsia="Times New Roman" w:cs="Times New Roman"/>
+        </w:rPr>
+        <w:t>：</w:t>
+      </w:r>
+      <w:r>
+        <w:rPr>
+          <w:rFonts w:hint="eastAsia" w:ascii="Times New Roman" w:hAnsi="Times New Roman" w:eastAsia="FangSong" w:cs="Times New Roman"/>
+        </w:rPr>
+        <w:t>化学竞赛初赛讲义</w:t>
+      </w:r>
+      <w:r>
+        <w:rPr>
+          <w:rFonts w:ascii="Times New Roman" w:hAnsi="Times New Roman" w:eastAsia="Times New Roman" w:cs="Times New Roman"/>
+        </w:rPr>
+        <w:t xml:space="preserve"> </w:t>
+      </w:r>
+      <w:r>
+        <w:rPr>
+          <w:rFonts w:hint="eastAsia" w:ascii="Times New Roman" w:hAnsi="Times New Roman" w:eastAsia="FangSong" w:cs="Times New Roman"/>
+        </w:rPr>
+        <w:t>第</w:t>
+      </w:r>
+      <w:r>
+        <w:rPr>
+          <w:rFonts w:hint="eastAsia" w:ascii="Times New Roman" w:hAnsi="Times New Roman" w:eastAsia="Times New Roman" w:cs="Times New Roman"/>
+        </w:rPr>
+        <w:t>4</w:t>
+      </w:r>
+      <w:r>
+        <w:rPr>
+          <w:rFonts w:hint="eastAsia" w:ascii="Times New Roman" w:hAnsi="Times New Roman" w:eastAsia="FangSong" w:cs="Times New Roman"/>
+        </w:rPr>
+        <w:t>讲</w:t>
+      </w:r>
+      <w:r>
+        <w:rPr>
+          <w:rFonts w:ascii="Times New Roman" w:hAnsi="Times New Roman" w:eastAsia="Times New Roman" w:cs="Times New Roman"/>
+        </w:rPr>
+        <w:t xml:space="preserve"> </w:t>
+      </w:r>
+      <w:r>
+        <w:rPr>
+          <w:rFonts w:hint="eastAsia" w:ascii="Times New Roman" w:hAnsi="Times New Roman" w:eastAsia="FangSong" w:cs="Times New Roman"/>
+        </w:rPr>
+        <w:t>第</w:t>
+      </w:r>
+      <w:r>
+        <w:rPr>
+          <w:rFonts w:hint="eastAsia" w:ascii="Times New Roman" w:hAnsi="Times New Roman" w:eastAsia="Times New Roman" w:cs="Times New Roman"/>
+        </w:rPr>
+        <w:t>4</w:t>
+      </w:r>
+      <w:r>
+        <w:rPr>
+          <w:rFonts w:hint="eastAsia" w:ascii="Times New Roman" w:hAnsi="Times New Roman" w:eastAsia="FangSong" w:cs="Times New Roman"/>
+        </w:rPr>
+        <w:t>讲习题</w:t>
+      </w:r>
+    </w:p>
+    <w:p>
+      <w:pPr>
+        <w:spacing w:before="160" w:after="80"/>
+      </w:pPr>
+      <w:r>
+        <w:pict>
+          <v:rect style="width:0;height:1.5pt" o:hralign="center" o:hrstd="t" o:hr="t"/>
+        </w:pict>
+      </w:r>
+    </w:p>
+    <w:bookmarkEnd w:id="31"/>
+    <w:bookmarkStart w:id="32" w:name="第15题"/>
+    <w:p>
+      <w:pPr>
+        <w:pStyle w:val="Heading3"/>
+        <w:spacing w:before="280" w:after="120"/>
+      </w:pPr>
+      <w:r>
+        <w:rPr>
+          <w:rFonts w:hint="eastAsia" w:ascii="Times New Roman" w:hAnsi="Times New Roman" w:eastAsia="SimHei" w:cs="Times New Roman"/>
+        </w:rPr>
+        <w:t>第</w:t>
+      </w:r>
+      <w:r>
+        <w:rPr>
+          <w:rFonts w:hint="eastAsia" w:ascii="Times New Roman" w:hAnsi="Times New Roman" w:eastAsia="Times New Roman" w:cs="Times New Roman"/>
+        </w:rPr>
+        <w:t>15</w:t>
+      </w:r>
+      <w:r>
+        <w:rPr>
+          <w:rFonts w:hint="eastAsia" w:ascii="Times New Roman" w:hAnsi="Times New Roman" w:eastAsia="SimHei" w:cs="Times New Roman"/>
+        </w:rPr>
+        <w:t>题</w:t>
+      </w:r>
+    </w:p>
+    <w:p>
+      <w:pPr>
+        <w:pStyle w:val="FirstParagraph"/>
+      </w:pPr>
+      <w:r>
+        <w:rPr>
+          <w:rFonts w:hint="eastAsia" w:ascii="Times New Roman" w:hAnsi="Times New Roman" w:eastAsia="FangSong" w:cs="Times New Roman"/>
+          <w:b/>
+          <w:bCs/>
+        </w:rPr>
+        <w:t xml:space="preserve">题目</w:t>
+      </w:r>
+      <w:r>
+        <w:rPr>
+          <w:rFonts w:hint="eastAsia" w:ascii="Times New Roman" w:hAnsi="Times New Roman" w:eastAsia="Times New Roman" w:cs="Times New Roman"/>
+        </w:rPr>
+        <w:t xml:space="preserve">：</w:t>
+      </w:r>
+      <w:r>
+        <w:rPr>
+          <w:rFonts w:ascii="Times New Roman" w:hAnsi="Times New Roman" w:eastAsia="Times New Roman" w:cs="Times New Roman"/>
+        </w:rPr>
+        <w:t xml:space="preserve"> </w:t>
+      </w:r>
+      <w:r>
+        <w:rPr>
+          <w:rFonts w:hint="eastAsia" w:ascii="Times New Roman" w:hAnsi="Times New Roman" w:eastAsia="FangSong" w:cs="Times New Roman"/>
+        </w:rPr>
+        <w:t xml:space="preserve">钒与</w:t>
+      </w:r>
+      <w:r>
+        <w:rPr>
+          <w:rFonts w:ascii="Times New Roman" w:hAnsi="Times New Roman" w:eastAsia="Times New Roman" w:cs="Times New Roman"/>
+        </w:rPr>
+        <w:t xml:space="preserve"> </w:t>
+      </w:r>
+      <w:r>
+        <w:rPr>
+          <w:rFonts w:hint="eastAsia" w:ascii="Times New Roman" w:hAnsi="Times New Roman" w:eastAsia="Times New Roman" w:cs="Times New Roman"/>
+        </w:rPr>
+        <w:t>N-</w:t>
+      </w:r>
+      <w:r>
+        <w:rPr>
+          <w:rFonts w:hint="eastAsia" w:ascii="Times New Roman" w:hAnsi="Times New Roman" w:eastAsia="FangSong" w:cs="Times New Roman"/>
+        </w:rPr>
+        <w:t>苯甲酰</w:t>
+      </w:r>
+      <w:r>
+        <w:rPr>
+          <w:rFonts w:hint="eastAsia" w:ascii="Times New Roman" w:hAnsi="Times New Roman" w:eastAsia="Times New Roman" w:cs="Times New Roman"/>
+        </w:rPr>
+        <w:t>-N-</w:t>
+      </w:r>
+      <w:r>
+        <w:rPr>
+          <w:rFonts w:hint="eastAsia" w:ascii="Times New Roman" w:hAnsi="Times New Roman" w:eastAsia="FangSong" w:cs="Times New Roman"/>
+        </w:rPr>
+        <w:t>苯基羟胺</w:t>
+      </w:r>
+      <w:r>
+        <w:rPr>
+          <w:rFonts w:hint="eastAsia" w:ascii="Times New Roman" w:hAnsi="Times New Roman" w:eastAsia="Times New Roman" w:cs="Times New Roman"/>
+        </w:rPr>
+        <w:t>(213g/mol)</w:t>
+      </w:r>
+      <w:r>
+        <w:rPr>
+          <w:rFonts w:hint="eastAsia" w:ascii="Times New Roman" w:hAnsi="Times New Roman" w:eastAsia="FangSong" w:cs="Times New Roman"/>
+        </w:rPr>
+        <w:t>根离子在</w:t>
+      </w:r>
+      <w:r>
+        <w:rPr>
+          <w:rFonts w:ascii="Times New Roman" w:hAnsi="Times New Roman" w:eastAsia="Times New Roman" w:cs="Times New Roman"/>
+        </w:rPr>
+        <w:t xml:space="preserve"> 4mol/L </w:t>
+      </w:r>
+      <w:r>
+        <w:rPr>
+          <w:rFonts w:hint="eastAsia" w:ascii="Times New Roman" w:hAnsi="Times New Roman" w:eastAsia="FangSong" w:cs="Times New Roman"/>
+        </w:rPr>
+        <w:t>盐酸介质中形成紫红色的单核配合物</w:t>
+      </w:r>
+      <w:r>
+        <w:rPr>
+          <w:rFonts w:hint="eastAsia" w:ascii="Times New Roman" w:hAnsi="Times New Roman" w:eastAsia="Times New Roman" w:cs="Times New Roman"/>
+        </w:rPr>
+        <w:t>，</w:t>
+      </w:r>
+      <w:r>
+        <w:rPr>
+          <w:rFonts w:hint="eastAsia" w:ascii="Times New Roman" w:hAnsi="Times New Roman" w:eastAsia="FangSong" w:cs="Times New Roman"/>
+        </w:rPr>
+        <w:t>该配合物溶液可进行比色测定</w:t>
+      </w:r>
+      <w:r>
+        <w:rPr>
+          <w:rFonts w:hint="eastAsia" w:ascii="Times New Roman" w:hAnsi="Times New Roman" w:eastAsia="Times New Roman" w:cs="Times New Roman"/>
+        </w:rPr>
+        <w:t>，</w:t>
+      </w:r>
+      <w:r>
+        <w:rPr>
+          <w:rFonts w:hint="eastAsia" w:ascii="Times New Roman" w:hAnsi="Times New Roman" w:eastAsia="FangSong" w:cs="Times New Roman"/>
+        </w:rPr>
+        <w:t>用以定量测定钢中钒的含量</w:t>
+      </w:r>
+      <w:r>
+        <w:rPr>
+          <w:rFonts w:hint="eastAsia" w:ascii="Times New Roman" w:hAnsi="Times New Roman" w:eastAsia="Times New Roman" w:cs="Times New Roman"/>
+        </w:rPr>
+        <w:t>。</w:t>
+      </w:r>
+      <w:r>
+        <w:rPr>
+          <w:rFonts w:hint="eastAsia" w:ascii="Times New Roman" w:hAnsi="Times New Roman" w:eastAsia="FangSong" w:cs="Times New Roman"/>
+        </w:rPr>
+        <w:t>该配合物是电中性分子</w:t>
+      </w:r>
+      <w:r>
+        <w:rPr>
+          <w:rFonts w:hint="eastAsia" w:ascii="Times New Roman" w:hAnsi="Times New Roman" w:eastAsia="Times New Roman" w:cs="Times New Roman"/>
+        </w:rPr>
+        <w:t>，</w:t>
+      </w:r>
+      <w:r>
+        <w:rPr>
+          <w:rFonts w:hint="eastAsia" w:ascii="Times New Roman" w:hAnsi="Times New Roman" w:eastAsia="FangSong" w:cs="Times New Roman"/>
+        </w:rPr>
+        <w:t>实验测得其氧的质量分数为</w:t>
+      </w:r>
+      <w:r>
+        <w:rPr>
+          <w:rFonts w:ascii="Times New Roman" w:hAnsi="Times New Roman" w:eastAsia="Times New Roman" w:cs="Times New Roman"/>
+        </w:rPr>
+        <w:t xml:space="preserve"> 15.2%。</w:t>
       </w:r>
     </w:p>
     <w:p>
@@ -7498,19 +5951,58 @@
         <w:rPr>
           <w:rFonts w:hint="eastAsia" w:ascii="Times New Roman" w:hAnsi="Times New Roman" w:eastAsia="FangSong" w:cs="Times New Roman"/>
         </w:rPr>
-        <w:t xml:space="preserve">写出</w:t>
-      </w:r>
-      <w:r>
-        <w:rPr>
-          <w:rFonts w:ascii="Times New Roman" w:hAnsi="Times New Roman" w:eastAsia="Times New Roman" w:cs="Times New Roman"/>
-        </w:rPr>
-        <w:t xml:space="preserve"> A、B、C </w:t>
-      </w:r>
-      <w:r>
-        <w:rPr>
-          <w:rFonts w:hint="eastAsia" w:ascii="Times New Roman" w:hAnsi="Times New Roman" w:eastAsia="FangSong" w:cs="Times New Roman"/>
-        </w:rPr>
-        <w:t>的电子构型</w:t>
+        <w:t>通过计算确定该配合物的化学式</w:t>
+      </w:r>
+      <w:r>
+        <w:rPr>
+          <w:rFonts w:hint="eastAsia" w:ascii="Times New Roman" w:hAnsi="Times New Roman" w:eastAsia="Times New Roman" w:cs="Times New Roman"/>
+        </w:rPr>
+        <w:t>。</w:t>
+      </w:r>
+    </w:p>
+    <w:p>
+      <w:pPr>
+        <w:pStyle w:val="Compact"/>
+        <w:numPr>
+          <w:ilvl w:val="0"/>
+          <w:numId w:val="1010"/>
+        </w:numPr>
+      </w:pPr>
+      <w:r>
+        <w:rPr>
+          <w:rFonts w:hint="eastAsia" w:ascii="Times New Roman" w:hAnsi="Times New Roman" w:eastAsia="FangSong" w:cs="Times New Roman"/>
+        </w:rPr>
+        <w:t>该配合物共有几种可能立体结构体</w:t>
+      </w:r>
+      <w:r>
+        <w:rPr>
+          <w:rFonts w:hint="eastAsia" w:ascii="Times New Roman" w:hAnsi="Times New Roman" w:eastAsia="Times New Roman" w:cs="Times New Roman"/>
+        </w:rPr>
+        <w:t>(</w:t>
+      </w:r>
+      <w:r>
+        <w:rPr>
+          <w:rFonts w:hint="eastAsia" w:ascii="Times New Roman" w:hAnsi="Times New Roman" w:eastAsia="FangSong" w:cs="Times New Roman"/>
+        </w:rPr>
+        <w:t>不包括光学异构体</w:t>
+      </w:r>
+      <w:r>
+        <w:rPr>
+          <w:rFonts w:hint="eastAsia" w:ascii="Times New Roman" w:hAnsi="Times New Roman" w:eastAsia="Times New Roman" w:cs="Times New Roman"/>
+        </w:rPr>
+        <w:t>)?</w:t>
+      </w:r>
+      <w:r>
+        <w:rPr>
+          <w:rFonts w:ascii="Times New Roman" w:hAnsi="Times New Roman" w:eastAsia="Times New Roman" w:cs="Times New Roman"/>
+        </w:rPr>
+        <w:t xml:space="preserve"> </w:t>
+      </w:r>
+      <w:r>
+        <w:rPr>
+          <w:rFonts w:hint="eastAsia" w:ascii="Times New Roman" w:hAnsi="Times New Roman" w:eastAsia="FangSong" w:cs="Times New Roman"/>
+        </w:rPr>
+        <w:t>画出其中最稳定的一种</w:t>
       </w:r>
       <w:r>
         <w:rPr>
@@ -7602,8 +6094,8 @@
         </w:pict>
       </w:r>
     </w:p>
-    <w:bookmarkEnd w:id="35"/>
-    <w:bookmarkStart w:id="36" w:name="第16题"/>
+    <w:bookmarkEnd w:id="32"/>
+    <w:bookmarkStart w:id="33" w:name="第16题"/>
     <w:p>
       <w:pPr>
         <w:pStyle w:val="Heading3"/>
@@ -7656,85 +6148,249 @@
         <w:rPr>
           <w:rFonts w:hint="eastAsia" w:ascii="Times New Roman" w:hAnsi="Times New Roman" w:eastAsia="FangSong" w:cs="Times New Roman"/>
         </w:rPr>
-        <w:t xml:space="preserve">钒与</w:t>
-      </w:r>
-      <w:r>
-        <w:rPr>
-          <w:rFonts w:ascii="Times New Roman" w:hAnsi="Times New Roman" w:eastAsia="Times New Roman" w:cs="Times New Roman"/>
-        </w:rPr>
-        <w:t xml:space="preserve"> </w:t>
-      </w:r>
-      <w:r>
-        <w:rPr>
-          <w:rFonts w:hint="eastAsia" w:ascii="Times New Roman" w:hAnsi="Times New Roman" w:eastAsia="Times New Roman" w:cs="Times New Roman"/>
-        </w:rPr>
-        <w:t>N-</w:t>
-      </w:r>
-      <w:r>
-        <w:rPr>
-          <w:rFonts w:hint="eastAsia" w:ascii="Times New Roman" w:hAnsi="Times New Roman" w:eastAsia="FangSong" w:cs="Times New Roman"/>
-        </w:rPr>
-        <w:t>苯甲酰</w:t>
-      </w:r>
-      <w:r>
-        <w:rPr>
-          <w:rFonts w:hint="eastAsia" w:ascii="Times New Roman" w:hAnsi="Times New Roman" w:eastAsia="Times New Roman" w:cs="Times New Roman"/>
-        </w:rPr>
-        <w:t>-N-</w:t>
-      </w:r>
-      <w:r>
-        <w:rPr>
-          <w:rFonts w:hint="eastAsia" w:ascii="Times New Roman" w:hAnsi="Times New Roman" w:eastAsia="FangSong" w:cs="Times New Roman"/>
-        </w:rPr>
-        <w:t>苯基羟胺</w:t>
-      </w:r>
-      <w:r>
-        <w:rPr>
-          <w:rFonts w:hint="eastAsia" w:ascii="Times New Roman" w:hAnsi="Times New Roman" w:eastAsia="Times New Roman" w:cs="Times New Roman"/>
-        </w:rPr>
-        <w:t>(213g/mol)</w:t>
-      </w:r>
-      <w:r>
-        <w:rPr>
-          <w:rFonts w:hint="eastAsia" w:ascii="Times New Roman" w:hAnsi="Times New Roman" w:eastAsia="FangSong" w:cs="Times New Roman"/>
-        </w:rPr>
-        <w:t>根离子在</w:t>
-      </w:r>
-      <w:r>
-        <w:rPr>
-          <w:rFonts w:ascii="Times New Roman" w:hAnsi="Times New Roman" w:eastAsia="Times New Roman" w:cs="Times New Roman"/>
-        </w:rPr>
-        <w:t xml:space="preserve"> 4mol/L </w:t>
-      </w:r>
-      <w:r>
-        <w:rPr>
-          <w:rFonts w:hint="eastAsia" w:ascii="Times New Roman" w:hAnsi="Times New Roman" w:eastAsia="FangSong" w:cs="Times New Roman"/>
-        </w:rPr>
-        <w:t>盐酸介质中形成紫红色的单核配合物</w:t>
-      </w:r>
-      <w:r>
-        <w:rPr>
-          <w:rFonts w:hint="eastAsia" w:ascii="Times New Roman" w:hAnsi="Times New Roman" w:eastAsia="Times New Roman" w:cs="Times New Roman"/>
-        </w:rPr>
-        <w:t>，</w:t>
-      </w:r>
-      <w:r>
-        <w:rPr>
-          <w:rFonts w:hint="eastAsia" w:ascii="Times New Roman" w:hAnsi="Times New Roman" w:eastAsia="FangSong" w:cs="Times New Roman"/>
-        </w:rPr>
-        <w:t>该配合物溶液可进行比色测定</w:t>
-      </w:r>
-      <w:r>
-        <w:rPr>
-          <w:rFonts w:hint="eastAsia" w:ascii="Times New Roman" w:hAnsi="Times New Roman" w:eastAsia="Times New Roman" w:cs="Times New Roman"/>
-        </w:rPr>
-        <w:t>，</w:t>
-      </w:r>
-      <w:r>
-        <w:rPr>
-          <w:rFonts w:hint="eastAsia" w:ascii="Times New Roman" w:hAnsi="Times New Roman" w:eastAsia="FangSong" w:cs="Times New Roman"/>
-        </w:rPr>
-        <w:t>用以定量测定钢中钒的含量</w:t>
+        <w:t>一般说来</w:t>
+      </w:r>
+      <w:r>
+        <w:rPr>
+          <w:rFonts w:hint="eastAsia" w:ascii="Times New Roman" w:hAnsi="Times New Roman" w:eastAsia="Times New Roman" w:cs="Times New Roman"/>
+        </w:rPr>
+        <w:t>,</w:t>
+      </w:r>
+      <w:r>
+        <w:rPr>
+          <w:rFonts w:ascii="Times New Roman" w:hAnsi="Times New Roman" w:eastAsia="Times New Roman" w:cs="Times New Roman"/>
+        </w:rPr>
+        <w:t xml:space="preserve"> Co(Ⅲ) </w:t>
+      </w:r>
+      <w:r>
+        <w:rPr>
+          <w:rFonts w:hint="eastAsia" w:ascii="Times New Roman" w:hAnsi="Times New Roman" w:eastAsia="FangSong" w:cs="Times New Roman"/>
+        </w:rPr>
+        <w:t>具有强氧化性</w:t>
+      </w:r>
+      <w:r>
+        <w:rPr>
+          <w:rFonts w:hint="eastAsia" w:ascii="Times New Roman" w:hAnsi="Times New Roman" w:eastAsia="Times New Roman" w:cs="Times New Roman"/>
+        </w:rPr>
+        <w:t>,</w:t>
+      </w:r>
+      <w:r>
+        <w:rPr>
+          <w:rFonts w:ascii="Times New Roman" w:hAnsi="Times New Roman" w:eastAsia="Times New Roman" w:cs="Times New Roman"/>
+        </w:rPr>
+        <w:t xml:space="preserve"> </w:t>
+      </w:r>
+      <w:r>
+        <w:rPr>
+          <w:rFonts w:hint="eastAsia" w:ascii="Times New Roman" w:hAnsi="Times New Roman" w:eastAsia="FangSong" w:cs="Times New Roman"/>
+        </w:rPr>
+        <w:t xml:space="preserve">极易被还原为</w:t>
+      </w:r>
+      <w:r>
+        <w:rPr>
+          <w:rFonts w:ascii="Times New Roman" w:hAnsi="Times New Roman" w:eastAsia="Times New Roman" w:cs="Times New Roman"/>
+        </w:rPr>
+        <w:t xml:space="preserve"> </w:t>
+      </w:r>
+      <w:r>
+        <w:rPr>
+          <w:rFonts w:hint="eastAsia" w:ascii="Times New Roman" w:hAnsi="Times New Roman" w:eastAsia="Times New Roman" w:cs="Times New Roman"/>
+        </w:rPr>
+        <w:t>Co(Ⅱ)。</w:t>
+      </w:r>
+      <w:r>
+        <w:rPr>
+          <w:rFonts w:hint="eastAsia" w:ascii="Times New Roman" w:hAnsi="Times New Roman" w:eastAsia="FangSong" w:cs="Times New Roman"/>
+        </w:rPr>
+        <w:t>然而在配合物中</w:t>
+      </w:r>
+      <w:r>
+        <w:rPr>
+          <w:rFonts w:hint="eastAsia" w:ascii="Times New Roman" w:hAnsi="Times New Roman" w:eastAsia="Times New Roman" w:cs="Times New Roman"/>
+        </w:rPr>
+        <w:t>,</w:t>
+      </w:r>
+      <w:r>
+        <w:rPr>
+          <w:rFonts w:ascii="Times New Roman" w:hAnsi="Times New Roman" w:eastAsia="Times New Roman" w:cs="Times New Roman"/>
+        </w:rPr>
+        <w:t xml:space="preserve"> Co(Ⅲ) </w:t>
+      </w:r>
+      <w:r>
+        <w:rPr>
+          <w:rFonts w:hint="eastAsia" w:ascii="Times New Roman" w:hAnsi="Times New Roman" w:eastAsia="FangSong" w:cs="Times New Roman"/>
+        </w:rPr>
+        <w:t xml:space="preserve">配合物的稳定性却大于</w:t>
+      </w:r>
+      <w:r>
+        <w:rPr>
+          <w:rFonts w:ascii="Times New Roman" w:hAnsi="Times New Roman" w:eastAsia="Times New Roman" w:cs="Times New Roman"/>
+        </w:rPr>
+        <w:t xml:space="preserve"> </w:t>
+      </w:r>
+      <w:r>
+        <w:rPr>
+          <w:rFonts w:hint="eastAsia" w:ascii="Times New Roman" w:hAnsi="Times New Roman" w:eastAsia="Times New Roman" w:cs="Times New Roman"/>
+        </w:rPr>
+        <w:t>Co(Ⅱ)。</w:t>
+      </w:r>
+      <w:r>
+        <w:rPr>
+          <w:rFonts w:hint="eastAsia" w:ascii="Times New Roman" w:hAnsi="Times New Roman" w:eastAsia="FangSong" w:cs="Times New Roman"/>
+        </w:rPr>
+        <w:t>有人通过</w:t>
+      </w:r>
+      <w:r>
+        <w:rPr>
+          <w:rFonts w:ascii="Times New Roman" w:hAnsi="Times New Roman" w:eastAsia="Times New Roman" w:cs="Times New Roman"/>
+        </w:rPr>
+        <w:t xml:space="preserve"> 8.076g CoCl</w:t>
+      </w:r>
+      <w:r>
+        <w:rPr>
+          <w:rFonts w:ascii="Times New Roman" w:hAnsi="Times New Roman" w:eastAsia="Times New Roman" w:cs="Times New Roman"/>
+          <w:vertAlign w:val="subscript"/>
+        </w:rPr>
+        <w:t>2</w:t>
+      </w:r>
+      <w:r>
+        <w:rPr>
+          <w:rFonts w:ascii="Times New Roman" w:hAnsi="Times New Roman" w:eastAsia="Times New Roman" w:cs="Times New Roman"/>
+        </w:rPr>
+        <w:t>·4H</w:t>
+      </w:r>
+      <w:r>
+        <w:rPr>
+          <w:rFonts w:ascii="Times New Roman" w:hAnsi="Times New Roman" w:eastAsia="Times New Roman" w:cs="Times New Roman"/>
+          <w:vertAlign w:val="subscript"/>
+        </w:rPr>
+        <w:t>2</w:t>
+      </w:r>
+      <w:r>
+        <w:rPr>
+          <w:rFonts w:ascii="Times New Roman" w:hAnsi="Times New Roman" w:eastAsia="Times New Roman" w:cs="Times New Roman"/>
+        </w:rPr>
+        <w:t xml:space="preserve">O </w:t>
+      </w:r>
+      <w:r>
+        <w:rPr>
+          <w:rFonts w:hint="eastAsia" w:ascii="Times New Roman" w:hAnsi="Times New Roman" w:eastAsia="FangSong" w:cs="Times New Roman"/>
+        </w:rPr>
+        <w:t xml:space="preserve">与过量过氧化氢和足量氨的乙醇溶液反应正好得</w:t>
+      </w:r>
+      <w:r>
+        <w:rPr>
+          <w:rFonts w:ascii="Times New Roman" w:hAnsi="Times New Roman" w:eastAsia="Times New Roman" w:cs="Times New Roman"/>
+        </w:rPr>
+        <w:t xml:space="preserve"> 8.076g </w:t>
+      </w:r>
+      <w:r>
+        <w:rPr>
+          <w:rFonts w:hint="eastAsia" w:ascii="Times New Roman" w:hAnsi="Times New Roman" w:eastAsia="FangSong" w:cs="Times New Roman"/>
+        </w:rPr>
+        <w:t xml:space="preserve">的</w:t>
+      </w:r>
+      <w:r>
+        <w:rPr>
+          <w:rFonts w:ascii="Times New Roman" w:hAnsi="Times New Roman" w:eastAsia="Times New Roman" w:cs="Times New Roman"/>
+        </w:rPr>
+        <w:t xml:space="preserve"> A </w:t>
+      </w:r>
+      <w:r>
+        <w:rPr>
+          <w:rFonts w:hint="eastAsia" w:ascii="Times New Roman" w:hAnsi="Times New Roman" w:eastAsia="FangSong" w:cs="Times New Roman"/>
+        </w:rPr>
+        <w:t>物质</w:t>
+      </w:r>
+      <w:r>
+        <w:rPr>
+          <w:rFonts w:hint="eastAsia" w:ascii="Times New Roman" w:hAnsi="Times New Roman" w:eastAsia="Times New Roman" w:cs="Times New Roman"/>
+        </w:rPr>
+        <w:t>,</w:t>
+      </w:r>
+      <w:r>
+        <w:rPr>
+          <w:rFonts w:ascii="Times New Roman" w:hAnsi="Times New Roman" w:eastAsia="Times New Roman" w:cs="Times New Roman"/>
+        </w:rPr>
+        <w:t xml:space="preserve"> </w:t>
+      </w:r>
+      <w:r>
+        <w:rPr>
+          <w:rFonts w:hint="eastAsia" w:ascii="Times New Roman" w:hAnsi="Times New Roman" w:eastAsia="FangSong" w:cs="Times New Roman"/>
+        </w:rPr>
+        <w:t xml:space="preserve">产率为</w:t>
+      </w:r>
+      <w:r>
+        <w:rPr>
+          <w:rFonts w:ascii="Times New Roman" w:hAnsi="Times New Roman" w:eastAsia="Times New Roman" w:cs="Times New Roman"/>
+        </w:rPr>
+        <w:t xml:space="preserve"> </w:t>
+      </w:r>
+      <w:r>
+        <w:rPr>
+          <w:rFonts w:hint="eastAsia" w:ascii="Times New Roman" w:hAnsi="Times New Roman" w:eastAsia="Times New Roman" w:cs="Times New Roman"/>
+        </w:rPr>
+        <w:t>90.96%。</w:t>
+      </w:r>
+      <w:r>
+        <w:rPr>
+          <w:rFonts w:hint="eastAsia" w:ascii="Times New Roman" w:hAnsi="Times New Roman" w:eastAsia="FangSong" w:cs="Times New Roman"/>
+        </w:rPr>
+        <w:t>元素分析表明</w:t>
+      </w:r>
+      <w:r>
+        <w:rPr>
+          <w:rFonts w:ascii="Times New Roman" w:hAnsi="Times New Roman" w:eastAsia="Times New Roman" w:cs="Times New Roman"/>
+        </w:rPr>
+        <w:t xml:space="preserve"> A </w:t>
+      </w:r>
+      <w:r>
+        <w:rPr>
+          <w:rFonts w:hint="eastAsia" w:ascii="Times New Roman" w:hAnsi="Times New Roman" w:eastAsia="FangSong" w:cs="Times New Roman"/>
+        </w:rPr>
+        <w:t xml:space="preserve">中含</w:t>
+      </w:r>
+      <w:r>
+        <w:rPr>
+          <w:rFonts w:ascii="Times New Roman" w:hAnsi="Times New Roman" w:eastAsia="Times New Roman" w:cs="Times New Roman"/>
+        </w:rPr>
+        <w:t xml:space="preserve"> Cl 31.94%, </w:t>
+      </w:r>
+      <w:r>
+        <w:rPr>
+          <w:rFonts w:hint="eastAsia" w:ascii="Times New Roman" w:hAnsi="Times New Roman" w:eastAsia="FangSong" w:cs="Times New Roman"/>
+        </w:rPr>
+        <w:t xml:space="preserve">含</w:t>
+      </w:r>
+      <w:r>
+        <w:rPr>
+          <w:rFonts w:ascii="Times New Roman" w:hAnsi="Times New Roman" w:eastAsia="Times New Roman" w:cs="Times New Roman"/>
+        </w:rPr>
+        <w:t xml:space="preserve"> N </w:t>
+      </w:r>
+      <w:r>
+        <w:rPr>
+          <w:rFonts w:hint="eastAsia" w:ascii="Times New Roman" w:hAnsi="Times New Roman" w:eastAsia="Times New Roman" w:cs="Times New Roman"/>
+        </w:rPr>
+        <w:t>28.40%。</w:t>
+      </w:r>
+      <w:r>
+        <w:rPr>
+          <w:rFonts w:hint="eastAsia" w:ascii="Times New Roman" w:hAnsi="Times New Roman" w:eastAsia="FangSong" w:cs="Times New Roman"/>
+        </w:rPr>
+        <w:t>红外光谱中没有发现</w:t>
+      </w:r>
+      <w:r>
+        <w:rPr>
+          <w:rFonts w:ascii="Times New Roman" w:hAnsi="Times New Roman" w:eastAsia="Times New Roman" w:cs="Times New Roman"/>
+        </w:rPr>
+        <w:t xml:space="preserve"> Co—Cl </w:t>
+      </w:r>
+      <w:r>
+        <w:rPr>
+          <w:rFonts w:hint="eastAsia" w:ascii="Times New Roman" w:hAnsi="Times New Roman" w:eastAsia="FangSong" w:cs="Times New Roman"/>
+        </w:rPr>
+        <w:t>键</w:t>
       </w:r>
       <w:r>
         <w:rPr>
@@ -7746,25 +6402,37 @@
         <w:rPr>
           <w:rFonts w:hint="eastAsia" w:ascii="Times New Roman" w:hAnsi="Times New Roman" w:eastAsia="FangSong" w:cs="Times New Roman"/>
         </w:rPr>
-        <w:t>该配合物是电中性分子</w:t>
-      </w:r>
-      <w:r>
-        <w:rPr>
-          <w:rFonts w:hint="eastAsia" w:ascii="Times New Roman" w:hAnsi="Times New Roman" w:eastAsia="Times New Roman" w:cs="Times New Roman"/>
-        </w:rPr>
-        <w:t>，</w:t>
-      </w:r>
-      <w:r>
-        <w:rPr>
-          <w:rFonts w:hint="eastAsia" w:ascii="Times New Roman" w:hAnsi="Times New Roman" w:eastAsia="FangSong" w:cs="Times New Roman"/>
-        </w:rPr>
-        <w:t>实验测得其氧的质量分数为</w:t>
-      </w:r>
-      <w:r>
-        <w:rPr>
-          <w:rFonts w:ascii="Times New Roman" w:hAnsi="Times New Roman" w:eastAsia="Times New Roman" w:cs="Times New Roman"/>
-        </w:rPr>
-        <w:t xml:space="preserve"> 15.2%。</w:t>
+        <w:t>单晶衍射表明</w:t>
+      </w:r>
+      <w:r>
+        <w:rPr>
+          <w:rFonts w:ascii="Times New Roman" w:hAnsi="Times New Roman" w:eastAsia="Times New Roman" w:cs="Times New Roman"/>
+        </w:rPr>
+        <w:t xml:space="preserve"> A </w:t>
+      </w:r>
+      <w:r>
+        <w:rPr>
+          <w:rFonts w:hint="eastAsia" w:ascii="Times New Roman" w:hAnsi="Times New Roman" w:eastAsia="FangSong" w:cs="Times New Roman"/>
+        </w:rPr>
+        <w:t>分子中含有对称面</w:t>
+      </w:r>
+      <w:r>
+        <w:rPr>
+          <w:rFonts w:hint="eastAsia" w:ascii="Times New Roman" w:hAnsi="Times New Roman" w:eastAsia="Times New Roman" w:cs="Times New Roman"/>
+        </w:rPr>
+        <w:t>。</w:t>
+      </w:r>
+      <w:r>
+        <w:rPr>
+          <w:rFonts w:hint="eastAsia" w:ascii="Times New Roman" w:hAnsi="Times New Roman" w:eastAsia="FangSong" w:cs="Times New Roman"/>
+        </w:rPr>
+        <w:t>分子呈顺磁性</w:t>
+      </w:r>
+      <w:r>
+        <w:rPr>
+          <w:rFonts w:hint="eastAsia" w:ascii="Times New Roman" w:hAnsi="Times New Roman" w:eastAsia="Times New Roman" w:cs="Times New Roman"/>
+        </w:rPr>
+        <w:t>。</w:t>
       </w:r>
     </w:p>
     <w:p>
@@ -7779,7 +6447,19 @@
         <w:rPr>
           <w:rFonts w:hint="eastAsia" w:ascii="Times New Roman" w:hAnsi="Times New Roman" w:eastAsia="FangSong" w:cs="Times New Roman"/>
         </w:rPr>
-        <w:t>通过计算确定该配合物的化学式</w:t>
+        <w:t xml:space="preserve">推出</w:t>
+      </w:r>
+      <w:r>
+        <w:rPr>
+          <w:rFonts w:ascii="Times New Roman" w:hAnsi="Times New Roman" w:eastAsia="Times New Roman" w:cs="Times New Roman"/>
+        </w:rPr>
+        <w:t xml:space="preserve"> A </w:t>
+      </w:r>
+      <w:r>
+        <w:rPr>
+          <w:rFonts w:hint="eastAsia" w:ascii="Times New Roman" w:hAnsi="Times New Roman" w:eastAsia="FangSong" w:cs="Times New Roman"/>
+        </w:rPr>
+        <w:t>的分子式并画出其结构式</w:t>
       </w:r>
       <w:r>
         <w:rPr>
@@ -7800,37 +6480,52 @@
         <w:rPr>
           <w:rFonts w:hint="eastAsia" w:ascii="Times New Roman" w:hAnsi="Times New Roman" w:eastAsia="FangSong" w:cs="Times New Roman"/>
         </w:rPr>
-        <w:t>该配合物共有几种可能立体结构体</w:t>
-      </w:r>
-      <w:r>
-        <w:rPr>
-          <w:rFonts w:hint="eastAsia" w:ascii="Times New Roman" w:hAnsi="Times New Roman" w:eastAsia="Times New Roman" w:cs="Times New Roman"/>
-        </w:rPr>
-        <w:t>(</w:t>
-      </w:r>
-      <w:r>
-        <w:rPr>
-          <w:rFonts w:hint="eastAsia" w:ascii="Times New Roman" w:hAnsi="Times New Roman" w:eastAsia="FangSong" w:cs="Times New Roman"/>
-        </w:rPr>
-        <w:t>不包括光学异构体</w:t>
-      </w:r>
-      <w:r>
-        <w:rPr>
-          <w:rFonts w:hint="eastAsia" w:ascii="Times New Roman" w:hAnsi="Times New Roman" w:eastAsia="Times New Roman" w:cs="Times New Roman"/>
-        </w:rPr>
-        <w:t>)?</w:t>
-      </w:r>
-      <w:r>
-        <w:rPr>
-          <w:rFonts w:ascii="Times New Roman" w:hAnsi="Times New Roman" w:eastAsia="Times New Roman" w:cs="Times New Roman"/>
-        </w:rPr>
-        <w:t xml:space="preserve"> </w:t>
-      </w:r>
-      <w:r>
-        <w:rPr>
-          <w:rFonts w:hint="eastAsia" w:ascii="Times New Roman" w:hAnsi="Times New Roman" w:eastAsia="FangSong" w:cs="Times New Roman"/>
-        </w:rPr>
-        <w:t>画出其中最稳定的一种</w:t>
+        <w:t xml:space="preserve">写出合成</w:t>
+      </w:r>
+      <w:r>
+        <w:rPr>
+          <w:rFonts w:ascii="Times New Roman" w:hAnsi="Times New Roman" w:eastAsia="Times New Roman" w:cs="Times New Roman"/>
+        </w:rPr>
+        <w:t xml:space="preserve"> A </w:t>
+      </w:r>
+      <w:r>
+        <w:rPr>
+          <w:rFonts w:hint="eastAsia" w:ascii="Times New Roman" w:hAnsi="Times New Roman" w:eastAsia="FangSong" w:cs="Times New Roman"/>
+        </w:rPr>
+        <w:t>的反应方程式</w:t>
+      </w:r>
+      <w:r>
+        <w:rPr>
+          <w:rFonts w:hint="eastAsia" w:ascii="Times New Roman" w:hAnsi="Times New Roman" w:eastAsia="Times New Roman" w:cs="Times New Roman"/>
+        </w:rPr>
+        <w:t>。</w:t>
+      </w:r>
+    </w:p>
+    <w:p>
+      <w:pPr>
+        <w:pStyle w:val="Compact"/>
+        <w:numPr>
+          <w:ilvl w:val="0"/>
+          <w:numId w:val="1011"/>
+        </w:numPr>
+      </w:pPr>
+      <w:r>
+        <w:rPr>
+          <w:rFonts w:hint="eastAsia" w:ascii="Times New Roman" w:hAnsi="Times New Roman" w:eastAsia="FangSong" w:cs="Times New Roman"/>
+        </w:rPr>
+        <w:t xml:space="preserve">指出</w:t>
+      </w:r>
+      <w:r>
+        <w:rPr>
+          <w:rFonts w:ascii="Times New Roman" w:hAnsi="Times New Roman" w:eastAsia="Times New Roman" w:cs="Times New Roman"/>
+        </w:rPr>
+        <w:t xml:space="preserve"> A </w:t>
+      </w:r>
+      <w:r>
+        <w:rPr>
+          <w:rFonts w:hint="eastAsia" w:ascii="Times New Roman" w:hAnsi="Times New Roman" w:eastAsia="FangSong" w:cs="Times New Roman"/>
+        </w:rPr>
+        <w:t>中氧元素的氧化态以及中心钴离子的价电子排布和杂化方式</w:t>
       </w:r>
       <w:r>
         <w:rPr>
@@ -7922,8 +6617,8 @@
         </w:pict>
       </w:r>
     </w:p>
-    <w:bookmarkEnd w:id="36"/>
-    <w:bookmarkStart w:id="40" w:name="第17题"/>
+    <w:bookmarkEnd w:id="33"/>
+    <w:bookmarkStart w:id="37" w:name="第17题"/>
     <w:p>
       <w:pPr>
         <w:pStyle w:val="Heading3"/>
@@ -8015,18 +6710,18 @@
           <wp:inline>
             <wp:extent cx="3240000" cy="4584609"/>
             <wp:effectExtent b="0" l="0" r="0" t="0"/>
-            <wp:docPr descr="" title="" id="38" name="Picture"/>
+            <wp:docPr descr="" title="" id="35" name="Picture"/>
             <a:graphic>
               <a:graphicData uri="http://schemas.openxmlformats.org/drawingml/2006/picture">
                 <pic:pic>
                   <pic:nvPicPr>
-                    <pic:cNvPr descr="2023-浙江预赛_p17.png" id="39" name="Picture"/>
+                    <pic:cNvPr descr="2023-浙江预赛_p17.png" id="36" name="Picture"/>
                     <pic:cNvPicPr>
                       <a:picLocks noChangeArrowheads="1" noChangeAspect="1"/>
                     </pic:cNvPicPr>
                   </pic:nvPicPr>
                   <pic:blipFill>
-                    <a:blip r:embed="rId37"/>
+                    <a:blip r:embed="rId34"/>
                     <a:stretch>
                       <a:fillRect/>
                     </a:stretch>
@@ -8189,8 +6884,8 @@
         </w:pict>
       </w:r>
     </w:p>
-    <w:bookmarkEnd w:id="40"/>
-    <w:bookmarkStart w:id="41" w:name="第18题"/>
+    <w:bookmarkEnd w:id="37"/>
+    <w:bookmarkStart w:id="38" w:name="第18题"/>
     <w:p>
       <w:pPr>
         <w:pStyle w:val="Heading3"/>
@@ -8740,8 +7435,8 @@
         </w:pict>
       </w:r>
     </w:p>
-    <w:bookmarkEnd w:id="41"/>
-    <w:bookmarkStart w:id="45" w:name="第19题"/>
+    <w:bookmarkEnd w:id="38"/>
+    <w:bookmarkStart w:id="42" w:name="第19题"/>
     <w:p>
       <w:pPr>
         <w:pStyle w:val="Heading3"/>
@@ -8899,18 +7594,18 @@
           <wp:inline>
             <wp:extent cx="3240000" cy="4584609"/>
             <wp:effectExtent b="0" l="0" r="0" t="0"/>
-            <wp:docPr descr="" title="" id="43" name="Picture"/>
+            <wp:docPr descr="" title="" id="40" name="Picture"/>
             <a:graphic>
               <a:graphicData uri="http://schemas.openxmlformats.org/drawingml/2006/picture">
                 <pic:pic>
                   <pic:nvPicPr>
-                    <pic:cNvPr descr="2021-浙江预赛_p14.png" id="44" name="Picture"/>
+                    <pic:cNvPr descr="2021-浙江预赛_p14.png" id="41" name="Picture"/>
                     <pic:cNvPicPr>
                       <a:picLocks noChangeArrowheads="1" noChangeAspect="1"/>
                     </pic:cNvPicPr>
                   </pic:nvPicPr>
                   <pic:blipFill>
-                    <a:blip r:embed="rId42"/>
+                    <a:blip r:embed="rId39"/>
                     <a:stretch>
                       <a:fillRect/>
                     </a:stretch>
@@ -9205,8 +7900,8 @@
         </w:pict>
       </w:r>
     </w:p>
-    <w:bookmarkEnd w:id="45"/>
-    <w:bookmarkStart w:id="46" w:name="第20题"/>
+    <w:bookmarkEnd w:id="42"/>
+    <w:bookmarkStart w:id="43" w:name="第20题"/>
     <w:p>
       <w:pPr>
         <w:pStyle w:val="Heading3"/>
@@ -9375,8 +8070,8 @@
         </w:pict>
       </w:r>
     </w:p>
-    <w:bookmarkEnd w:id="46"/>
-    <w:bookmarkStart w:id="47" w:name="第21题"/>
+    <w:bookmarkEnd w:id="43"/>
+    <w:bookmarkStart w:id="44" w:name="第21题"/>
     <w:p>
       <w:pPr>
         <w:pStyle w:val="Heading3"/>
@@ -9753,8 +8448,8 @@
         </w:pict>
       </w:r>
     </w:p>
-    <w:bookmarkEnd w:id="47"/>
-    <w:bookmarkStart w:id="48" w:name="第22题"/>
+    <w:bookmarkEnd w:id="44"/>
+    <w:bookmarkStart w:id="45" w:name="第22题"/>
     <w:p>
       <w:pPr>
         <w:pStyle w:val="Heading3"/>
@@ -10606,8 +9301,8 @@
         </w:pict>
       </w:r>
     </w:p>
-    <w:bookmarkEnd w:id="48"/>
-    <w:bookmarkStart w:id="49" w:name="第23题"/>
+    <w:bookmarkEnd w:id="45"/>
+    <w:bookmarkStart w:id="46" w:name="第23题"/>
     <w:p>
       <w:pPr>
         <w:pStyle w:val="Heading3"/>
@@ -12770,8 +11465,8 @@
         </w:pict>
       </w:r>
     </w:p>
-    <w:bookmarkEnd w:id="49"/>
-    <w:bookmarkStart w:id="50" w:name="第24题"/>
+    <w:bookmarkEnd w:id="46"/>
+    <w:bookmarkStart w:id="47" w:name="第24题"/>
     <w:p>
       <w:pPr>
         <w:pStyle w:val="Heading3"/>
@@ -16770,8 +15465,8 @@
         </w:pict>
       </w:r>
     </w:p>
-    <w:bookmarkEnd w:id="50"/>
-    <w:bookmarkStart w:id="51" w:name="第25题"/>
+    <w:bookmarkEnd w:id="47"/>
+    <w:bookmarkStart w:id="48" w:name="第25题"/>
     <w:p>
       <w:pPr>
         <w:pStyle w:val="Heading3"/>
@@ -17071,8 +15766,8 @@
         </w:pict>
       </w:r>
     </w:p>
-    <w:bookmarkEnd w:id="51"/>
-    <w:bookmarkStart w:id="55" w:name="第26题"/>
+    <w:bookmarkEnd w:id="48"/>
+    <w:bookmarkStart w:id="52" w:name="第26题"/>
     <w:p>
       <w:pPr>
         <w:pStyle w:val="Heading3"/>
@@ -17581,18 +16276,18 @@
           <wp:inline>
             <wp:extent cx="3240000" cy="2602096"/>
             <wp:effectExtent b="0" l="0" r="0" t="0"/>
-            <wp:docPr descr="" title="" id="53" name="Picture"/>
+            <wp:docPr descr="" title="" id="50" name="Picture"/>
             <a:graphic>
               <a:graphicData uri="http://schemas.openxmlformats.org/drawingml/2006/picture">
                 <pic:pic>
                   <pic:nvPicPr>
-                    <pic:cNvPr descr="55ac9a27ef1f882b9f1d0143a7565ebc1c9974dd74d0cfa8dc7de6c9d4309852.jpg" id="54" name="Picture"/>
+                    <pic:cNvPr descr="55ac9a27ef1f882b9f1d0143a7565ebc1c9974dd74d0cfa8dc7de6c9d4309852.jpg" id="51" name="Picture"/>
                     <pic:cNvPicPr>
                       <a:picLocks noChangeArrowheads="1" noChangeAspect="1"/>
                     </pic:cNvPicPr>
                   </pic:nvPicPr>
                   <pic:blipFill>
-                    <a:blip r:embed="rId52"/>
+                    <a:blip r:embed="rId49"/>
                     <a:stretch>
                       <a:fillRect/>
                     </a:stretch>
@@ -18814,8 +17509,8 @@
         </w:pict>
       </w:r>
     </w:p>
-    <w:bookmarkEnd w:id="55"/>
-    <w:bookmarkStart w:id="56" w:name="第27题"/>
+    <w:bookmarkEnd w:id="52"/>
+    <w:bookmarkStart w:id="53" w:name="第27题"/>
     <w:p>
       <w:pPr>
         <w:pStyle w:val="Heading3"/>
@@ -20348,8 +19043,8 @@
         </w:pict>
       </w:r>
     </w:p>
-    <w:bookmarkEnd w:id="56"/>
-    <w:bookmarkStart w:id="57" w:name="第28题"/>
+    <w:bookmarkEnd w:id="53"/>
+    <w:bookmarkStart w:id="54" w:name="第28题"/>
     <w:p>
       <w:pPr>
         <w:pStyle w:val="Heading3"/>
@@ -20964,8 +19659,8 @@
         </w:pict>
       </w:r>
     </w:p>
-    <w:bookmarkEnd w:id="57"/>
-    <w:bookmarkStart w:id="58" w:name="第29题"/>
+    <w:bookmarkEnd w:id="54"/>
+    <w:bookmarkStart w:id="55" w:name="第29题"/>
     <w:p>
       <w:pPr>
         <w:pStyle w:val="Heading3"/>
@@ -21950,8 +20645,8 @@
         </w:pict>
       </w:r>
     </w:p>
-    <w:bookmarkEnd w:id="58"/>
-    <w:bookmarkStart w:id="59" w:name="第30题"/>
+    <w:bookmarkEnd w:id="55"/>
+    <w:bookmarkStart w:id="56" w:name="第30题"/>
     <w:p>
       <w:pPr>
         <w:pStyle w:val="Heading3"/>
@@ -22915,9 +21610,9 @@
         </w:pict>
       </w:r>
     </w:p>
-    <w:bookmarkEnd w:id="59"/>
-    <w:bookmarkEnd w:id="60"/>
-    <w:bookmarkEnd w:id="61"/>
+    <w:bookmarkEnd w:id="56"/>
+    <w:bookmarkEnd w:id="57"/>
+    <w:bookmarkEnd w:id="58"/>
     <w:sectPr>
       <w:footerReference w:type="default" r:id="rId9"/>
       <w:footnotePr>
@@ -23948,36 +22643,6 @@
     </w:lvlOverride>
   </w:num>
   <w:num w:numId="1007">
-    <w:abstractNumId w:val="99411"/>
-    <w:lvlOverride w:ilvl="0">
-      <w:startOverride w:val="1"/>
-    </w:lvlOverride>
-    <w:lvlOverride w:ilvl="1">
-      <w:startOverride w:val="1"/>
-    </w:lvlOverride>
-    <w:lvlOverride w:ilvl="2">
-      <w:startOverride w:val="1"/>
-    </w:lvlOverride>
-    <w:lvlOverride w:ilvl="3">
-      <w:startOverride w:val="1"/>
-    </w:lvlOverride>
-    <w:lvlOverride w:ilvl="4">
-      <w:startOverride w:val="1"/>
-    </w:lvlOverride>
-    <w:lvlOverride w:ilvl="5">
-      <w:startOverride w:val="1"/>
-    </w:lvlOverride>
-    <w:lvlOverride w:ilvl="6">
-      <w:startOverride w:val="1"/>
-    </w:lvlOverride>
-    <w:lvlOverride w:ilvl="7">
-      <w:startOverride w:val="1"/>
-    </w:lvlOverride>
-    <w:lvlOverride w:ilvl="8">
-      <w:startOverride w:val="1"/>
-    </w:lvlOverride>
-  </w:num>
-  <w:num w:numId="1008">
     <w:abstractNumId w:val="99413"/>
     <w:lvlOverride w:ilvl="0">
       <w:startOverride w:val="3"/>
@@ -24007,8 +22672,38 @@
       <w:startOverride w:val="3"/>
     </w:lvlOverride>
   </w:num>
+  <w:num w:numId="1008">
+    <w:abstractNumId w:val="991"/>
+  </w:num>
   <w:num w:numId="1009">
-    <w:abstractNumId w:val="991"/>
+    <w:abstractNumId w:val="99411"/>
+    <w:lvlOverride w:ilvl="0">
+      <w:startOverride w:val="1"/>
+    </w:lvlOverride>
+    <w:lvlOverride w:ilvl="1">
+      <w:startOverride w:val="1"/>
+    </w:lvlOverride>
+    <w:lvlOverride w:ilvl="2">
+      <w:startOverride w:val="1"/>
+    </w:lvlOverride>
+    <w:lvlOverride w:ilvl="3">
+      <w:startOverride w:val="1"/>
+    </w:lvlOverride>
+    <w:lvlOverride w:ilvl="4">
+      <w:startOverride w:val="1"/>
+    </w:lvlOverride>
+    <w:lvlOverride w:ilvl="5">
+      <w:startOverride w:val="1"/>
+    </w:lvlOverride>
+    <w:lvlOverride w:ilvl="6">
+      <w:startOverride w:val="1"/>
+    </w:lvlOverride>
+    <w:lvlOverride w:ilvl="7">
+      <w:startOverride w:val="1"/>
+    </w:lvlOverride>
+    <w:lvlOverride w:ilvl="8">
+      <w:startOverride w:val="1"/>
+    </w:lvlOverride>
   </w:num>
   <w:num w:numId="1010">
     <w:abstractNumId w:val="99411"/>

--- a/00-首页/题组Word/第一轮·综合套卷/第一轮综合卷07-学生版.docx
+++ b/00-首页/题组Word/第一轮·综合套卷/第一轮综合卷07-学生版.docx
@@ -6708,14 +6708,14 @@
         </w:rPr>
         <w:drawing>
           <wp:inline>
-            <wp:extent cx="3240000" cy="4584609"/>
+            <wp:extent cx="3600000" cy="930649"/>
             <wp:effectExtent b="0" l="0" r="0" t="0"/>
             <wp:docPr descr="" title="" id="35" name="Picture"/>
             <a:graphic>
               <a:graphicData uri="http://schemas.openxmlformats.org/drawingml/2006/picture">
                 <pic:pic>
                   <pic:nvPicPr>
-                    <pic:cNvPr descr="2023-浙江预赛_p17.png" id="36" name="Picture"/>
+                    <pic:cNvPr descr="06-外部资料导入/真题/省预赛/裁剪图/2023-浙江预赛_q78.png" id="36" name="Picture"/>
                     <pic:cNvPicPr>
                       <a:picLocks noChangeArrowheads="1" noChangeAspect="1"/>
                     </pic:cNvPicPr>
@@ -6729,7 +6729,7 @@
                   <pic:spPr bwMode="auto">
                     <a:xfrm>
                       <a:off x="0" y="0"/>
-                      <a:ext cx="3240000" cy="4584609"/>
+                      <a:ext cx="3600000" cy="930649"/>
                     </a:xfrm>
                     <a:prstGeom prst="rect">
                       <a:avLst/>
@@ -7592,14 +7592,14 @@
         </w:rPr>
         <w:drawing>
           <wp:inline>
-            <wp:extent cx="3240000" cy="4584609"/>
+            <wp:extent cx="3600000" cy="2347999"/>
             <wp:effectExtent b="0" l="0" r="0" t="0"/>
             <wp:docPr descr="" title="" id="40" name="Picture"/>
             <a:graphic>
               <a:graphicData uri="http://schemas.openxmlformats.org/drawingml/2006/picture">
                 <pic:pic>
                   <pic:nvPicPr>
-                    <pic:cNvPr descr="2021-浙江预赛_p14.png" id="41" name="Picture"/>
+                    <pic:cNvPr descr="06-外部资料导入/真题/省预赛/裁剪图/2021-浙江预赛_q71.png" id="41" name="Picture"/>
                     <pic:cNvPicPr>
                       <a:picLocks noChangeArrowheads="1" noChangeAspect="1"/>
                     </pic:cNvPicPr>
@@ -7613,7 +7613,7 @@
                   <pic:spPr bwMode="auto">
                     <a:xfrm>
                       <a:off x="0" y="0"/>
-                      <a:ext cx="3240000" cy="4584609"/>
+                      <a:ext cx="3600000" cy="2347999"/>
                     </a:xfrm>
                     <a:prstGeom prst="rect">
                       <a:avLst/>

--- a/00-首页/题组Word/第一轮·综合套卷/第一轮综合卷07-学生版.docx
+++ b/00-首页/题组Word/第一轮·综合套卷/第一轮综合卷07-学生版.docx
@@ -4653,79 +4653,6 @@
           <w:rFonts w:hint="eastAsia" w:ascii="Times New Roman" w:hAnsi="Times New Roman" w:eastAsia="Times New Roman" w:cs="Times New Roman"/>
         </w:rPr>
         <w:t>。</w:t>
-      </w:r>
-    </w:p>
-    <w:p>
-      <w:pPr>
-        <w:pStyle w:val="FirstParagraph"/>
-      </w:pPr>
-      <w:r>
-        <w:rPr>
-          <w:rFonts w:hint="eastAsia" w:ascii="Times New Roman" w:hAnsi="Times New Roman" w:eastAsia="FangSong" w:cs="Times New Roman"/>
-          <w:b/>
-          <w:bCs/>
-        </w:rPr>
-        <w:t xml:space="preserve">来源</w:t>
-      </w:r>
-      <w:r>
-        <w:rPr>
-          <w:rFonts w:hint="eastAsia" w:ascii="Times New Roman" w:hAnsi="Times New Roman" w:eastAsia="Times New Roman" w:cs="Times New Roman"/>
-        </w:rPr>
-        <w:t>：</w:t>
-      </w:r>
-      <w:r>
-        <w:rPr>
-          <w:rFonts w:hint="eastAsia" w:ascii="Times New Roman" w:hAnsi="Times New Roman" w:eastAsia="FangSong" w:cs="Times New Roman"/>
-        </w:rPr>
-        <w:t>化学竞赛初赛讲义</w:t>
-      </w:r>
-      <w:r>
-        <w:rPr>
-          <w:rFonts w:ascii="Times New Roman" w:hAnsi="Times New Roman" w:eastAsia="Times New Roman" w:cs="Times New Roman"/>
-        </w:rPr>
-        <w:t xml:space="preserve"> </w:t>
-      </w:r>
-      <w:r>
-        <w:rPr>
-          <w:rFonts w:hint="eastAsia" w:ascii="Times New Roman" w:hAnsi="Times New Roman" w:eastAsia="FangSong" w:cs="Times New Roman"/>
-        </w:rPr>
-        <w:t>第</w:t>
-      </w:r>
-      <w:r>
-        <w:rPr>
-          <w:rFonts w:hint="eastAsia" w:ascii="Times New Roman" w:hAnsi="Times New Roman" w:eastAsia="Times New Roman" w:cs="Times New Roman"/>
-        </w:rPr>
-        <w:t>4</w:t>
-      </w:r>
-      <w:r>
-        <w:rPr>
-          <w:rFonts w:hint="eastAsia" w:ascii="Times New Roman" w:hAnsi="Times New Roman" w:eastAsia="FangSong" w:cs="Times New Roman"/>
-        </w:rPr>
-        <w:t>讲</w:t>
-      </w:r>
-      <w:r>
-        <w:rPr>
-          <w:rFonts w:ascii="Times New Roman" w:hAnsi="Times New Roman" w:eastAsia="Times New Roman" w:cs="Times New Roman"/>
-        </w:rPr>
-        <w:t xml:space="preserve"> </w:t>
-      </w:r>
-      <w:r>
-        <w:rPr>
-          <w:rFonts w:hint="eastAsia" w:ascii="Times New Roman" w:hAnsi="Times New Roman" w:eastAsia="FangSong" w:cs="Times New Roman"/>
-        </w:rPr>
-        <w:t>第</w:t>
-      </w:r>
-      <w:r>
-        <w:rPr>
-          <w:rFonts w:hint="eastAsia" w:ascii="Times New Roman" w:hAnsi="Times New Roman" w:eastAsia="Times New Roman" w:cs="Times New Roman"/>
-        </w:rPr>
-        <w:t>4</w:t>
-      </w:r>
-      <w:r>
-        <w:rPr>
-          <w:rFonts w:hint="eastAsia" w:ascii="Times New Roman" w:hAnsi="Times New Roman" w:eastAsia="FangSong" w:cs="Times New Roman"/>
-        </w:rPr>
-        <w:t>讲习题</w:t>
       </w:r>
     </w:p>
     <w:p>
@@ -5693,79 +5620,6 @@
     </w:p>
     <w:p>
       <w:pPr>
-        <w:pStyle w:val="FirstParagraph"/>
-      </w:pPr>
-      <w:r>
-        <w:rPr>
-          <w:rFonts w:hint="eastAsia" w:ascii="Times New Roman" w:hAnsi="Times New Roman" w:eastAsia="FangSong" w:cs="Times New Roman"/>
-          <w:b/>
-          <w:bCs/>
-        </w:rPr>
-        <w:t xml:space="preserve">来源</w:t>
-      </w:r>
-      <w:r>
-        <w:rPr>
-          <w:rFonts w:hint="eastAsia" w:ascii="Times New Roman" w:hAnsi="Times New Roman" w:eastAsia="Times New Roman" w:cs="Times New Roman"/>
-        </w:rPr>
-        <w:t>：</w:t>
-      </w:r>
-      <w:r>
-        <w:rPr>
-          <w:rFonts w:hint="eastAsia" w:ascii="Times New Roman" w:hAnsi="Times New Roman" w:eastAsia="FangSong" w:cs="Times New Roman"/>
-        </w:rPr>
-        <w:t>化学竞赛初赛讲义</w:t>
-      </w:r>
-      <w:r>
-        <w:rPr>
-          <w:rFonts w:ascii="Times New Roman" w:hAnsi="Times New Roman" w:eastAsia="Times New Roman" w:cs="Times New Roman"/>
-        </w:rPr>
-        <w:t xml:space="preserve"> </w:t>
-      </w:r>
-      <w:r>
-        <w:rPr>
-          <w:rFonts w:hint="eastAsia" w:ascii="Times New Roman" w:hAnsi="Times New Roman" w:eastAsia="FangSong" w:cs="Times New Roman"/>
-        </w:rPr>
-        <w:t>第</w:t>
-      </w:r>
-      <w:r>
-        <w:rPr>
-          <w:rFonts w:hint="eastAsia" w:ascii="Times New Roman" w:hAnsi="Times New Roman" w:eastAsia="Times New Roman" w:cs="Times New Roman"/>
-        </w:rPr>
-        <w:t>4</w:t>
-      </w:r>
-      <w:r>
-        <w:rPr>
-          <w:rFonts w:hint="eastAsia" w:ascii="Times New Roman" w:hAnsi="Times New Roman" w:eastAsia="FangSong" w:cs="Times New Roman"/>
-        </w:rPr>
-        <w:t>讲</w:t>
-      </w:r>
-      <w:r>
-        <w:rPr>
-          <w:rFonts w:ascii="Times New Roman" w:hAnsi="Times New Roman" w:eastAsia="Times New Roman" w:cs="Times New Roman"/>
-        </w:rPr>
-        <w:t xml:space="preserve"> </w:t>
-      </w:r>
-      <w:r>
-        <w:rPr>
-          <w:rFonts w:hint="eastAsia" w:ascii="Times New Roman" w:hAnsi="Times New Roman" w:eastAsia="FangSong" w:cs="Times New Roman"/>
-        </w:rPr>
-        <w:t>第</w:t>
-      </w:r>
-      <w:r>
-        <w:rPr>
-          <w:rFonts w:hint="eastAsia" w:ascii="Times New Roman" w:hAnsi="Times New Roman" w:eastAsia="Times New Roman" w:cs="Times New Roman"/>
-        </w:rPr>
-        <w:t>4</w:t>
-      </w:r>
-      <w:r>
-        <w:rPr>
-          <w:rFonts w:hint="eastAsia" w:ascii="Times New Roman" w:hAnsi="Times New Roman" w:eastAsia="FangSong" w:cs="Times New Roman"/>
-        </w:rPr>
-        <w:t>讲习题</w:t>
-      </w:r>
-    </w:p>
-    <w:p>
-      <w:pPr>
         <w:spacing w:before="160" w:after="80"/>
       </w:pPr>
       <w:r>
@@ -6013,79 +5867,6 @@
     </w:p>
     <w:p>
       <w:pPr>
-        <w:pStyle w:val="FirstParagraph"/>
-      </w:pPr>
-      <w:r>
-        <w:rPr>
-          <w:rFonts w:hint="eastAsia" w:ascii="Times New Roman" w:hAnsi="Times New Roman" w:eastAsia="FangSong" w:cs="Times New Roman"/>
-          <w:b/>
-          <w:bCs/>
-        </w:rPr>
-        <w:t xml:space="preserve">来源</w:t>
-      </w:r>
-      <w:r>
-        <w:rPr>
-          <w:rFonts w:hint="eastAsia" w:ascii="Times New Roman" w:hAnsi="Times New Roman" w:eastAsia="Times New Roman" w:cs="Times New Roman"/>
-        </w:rPr>
-        <w:t>：</w:t>
-      </w:r>
-      <w:r>
-        <w:rPr>
-          <w:rFonts w:hint="eastAsia" w:ascii="Times New Roman" w:hAnsi="Times New Roman" w:eastAsia="FangSong" w:cs="Times New Roman"/>
-        </w:rPr>
-        <w:t>化学竞赛初赛讲义</w:t>
-      </w:r>
-      <w:r>
-        <w:rPr>
-          <w:rFonts w:ascii="Times New Roman" w:hAnsi="Times New Roman" w:eastAsia="Times New Roman" w:cs="Times New Roman"/>
-        </w:rPr>
-        <w:t xml:space="preserve"> </w:t>
-      </w:r>
-      <w:r>
-        <w:rPr>
-          <w:rFonts w:hint="eastAsia" w:ascii="Times New Roman" w:hAnsi="Times New Roman" w:eastAsia="FangSong" w:cs="Times New Roman"/>
-        </w:rPr>
-        <w:t>第</w:t>
-      </w:r>
-      <w:r>
-        <w:rPr>
-          <w:rFonts w:hint="eastAsia" w:ascii="Times New Roman" w:hAnsi="Times New Roman" w:eastAsia="Times New Roman" w:cs="Times New Roman"/>
-        </w:rPr>
-        <w:t>4</w:t>
-      </w:r>
-      <w:r>
-        <w:rPr>
-          <w:rFonts w:hint="eastAsia" w:ascii="Times New Roman" w:hAnsi="Times New Roman" w:eastAsia="FangSong" w:cs="Times New Roman"/>
-        </w:rPr>
-        <w:t>讲</w:t>
-      </w:r>
-      <w:r>
-        <w:rPr>
-          <w:rFonts w:ascii="Times New Roman" w:hAnsi="Times New Roman" w:eastAsia="Times New Roman" w:cs="Times New Roman"/>
-        </w:rPr>
-        <w:t xml:space="preserve"> </w:t>
-      </w:r>
-      <w:r>
-        <w:rPr>
-          <w:rFonts w:hint="eastAsia" w:ascii="Times New Roman" w:hAnsi="Times New Roman" w:eastAsia="FangSong" w:cs="Times New Roman"/>
-        </w:rPr>
-        <w:t>第</w:t>
-      </w:r>
-      <w:r>
-        <w:rPr>
-          <w:rFonts w:hint="eastAsia" w:ascii="Times New Roman" w:hAnsi="Times New Roman" w:eastAsia="Times New Roman" w:cs="Times New Roman"/>
-        </w:rPr>
-        <w:t>4</w:t>
-      </w:r>
-      <w:r>
-        <w:rPr>
-          <w:rFonts w:hint="eastAsia" w:ascii="Times New Roman" w:hAnsi="Times New Roman" w:eastAsia="FangSong" w:cs="Times New Roman"/>
-        </w:rPr>
-        <w:t>讲习题</w:t>
-      </w:r>
-    </w:p>
-    <w:p>
-      <w:pPr>
         <w:spacing w:before="160" w:after="80"/>
       </w:pPr>
       <w:r>
@@ -6532,79 +6313,6 @@
           <w:rFonts w:hint="eastAsia" w:ascii="Times New Roman" w:hAnsi="Times New Roman" w:eastAsia="Times New Roman" w:cs="Times New Roman"/>
         </w:rPr>
         <w:t>。</w:t>
-      </w:r>
-    </w:p>
-    <w:p>
-      <w:pPr>
-        <w:pStyle w:val="FirstParagraph"/>
-      </w:pPr>
-      <w:r>
-        <w:rPr>
-          <w:rFonts w:hint="eastAsia" w:ascii="Times New Roman" w:hAnsi="Times New Roman" w:eastAsia="FangSong" w:cs="Times New Roman"/>
-          <w:b/>
-          <w:bCs/>
-        </w:rPr>
-        <w:t xml:space="preserve">来源</w:t>
-      </w:r>
-      <w:r>
-        <w:rPr>
-          <w:rFonts w:hint="eastAsia" w:ascii="Times New Roman" w:hAnsi="Times New Roman" w:eastAsia="Times New Roman" w:cs="Times New Roman"/>
-        </w:rPr>
-        <w:t>：</w:t>
-      </w:r>
-      <w:r>
-        <w:rPr>
-          <w:rFonts w:hint="eastAsia" w:ascii="Times New Roman" w:hAnsi="Times New Roman" w:eastAsia="FangSong" w:cs="Times New Roman"/>
-        </w:rPr>
-        <w:t>化学竞赛初赛讲义</w:t>
-      </w:r>
-      <w:r>
-        <w:rPr>
-          <w:rFonts w:ascii="Times New Roman" w:hAnsi="Times New Roman" w:eastAsia="Times New Roman" w:cs="Times New Roman"/>
-        </w:rPr>
-        <w:t xml:space="preserve"> </w:t>
-      </w:r>
-      <w:r>
-        <w:rPr>
-          <w:rFonts w:hint="eastAsia" w:ascii="Times New Roman" w:hAnsi="Times New Roman" w:eastAsia="FangSong" w:cs="Times New Roman"/>
-        </w:rPr>
-        <w:t>第</w:t>
-      </w:r>
-      <w:r>
-        <w:rPr>
-          <w:rFonts w:hint="eastAsia" w:ascii="Times New Roman" w:hAnsi="Times New Roman" w:eastAsia="Times New Roman" w:cs="Times New Roman"/>
-        </w:rPr>
-        <w:t>4</w:t>
-      </w:r>
-      <w:r>
-        <w:rPr>
-          <w:rFonts w:hint="eastAsia" w:ascii="Times New Roman" w:hAnsi="Times New Roman" w:eastAsia="FangSong" w:cs="Times New Roman"/>
-        </w:rPr>
-        <w:t>讲</w:t>
-      </w:r>
-      <w:r>
-        <w:rPr>
-          <w:rFonts w:ascii="Times New Roman" w:hAnsi="Times New Roman" w:eastAsia="Times New Roman" w:cs="Times New Roman"/>
-        </w:rPr>
-        <w:t xml:space="preserve"> </w:t>
-      </w:r>
-      <w:r>
-        <w:rPr>
-          <w:rFonts w:hint="eastAsia" w:ascii="Times New Roman" w:hAnsi="Times New Roman" w:eastAsia="FangSong" w:cs="Times New Roman"/>
-        </w:rPr>
-        <w:t>第</w:t>
-      </w:r>
-      <w:r>
-        <w:rPr>
-          <w:rFonts w:hint="eastAsia" w:ascii="Times New Roman" w:hAnsi="Times New Roman" w:eastAsia="Times New Roman" w:cs="Times New Roman"/>
-        </w:rPr>
-        <w:t>4</w:t>
-      </w:r>
-      <w:r>
-        <w:rPr>
-          <w:rFonts w:hint="eastAsia" w:ascii="Times New Roman" w:hAnsi="Times New Roman" w:eastAsia="FangSong" w:cs="Times New Roman"/>
-        </w:rPr>
-        <w:t>讲习题</w:t>
       </w:r>
     </w:p>
     <w:p>
@@ -7997,67 +7705,6 @@
           <w:rFonts w:hint="eastAsia" w:ascii="Times New Roman" w:hAnsi="Times New Roman" w:eastAsia="Times New Roman" w:cs="Times New Roman"/>
         </w:rPr>
         <w:t>。</w:t>
-      </w:r>
-    </w:p>
-    <w:p>
-      <w:pPr>
-        <w:pStyle w:val="BodyText"/>
-      </w:pPr>
-      <w:r>
-        <w:rPr>
-          <w:rFonts w:hint="eastAsia" w:ascii="Times New Roman" w:hAnsi="Times New Roman" w:eastAsia="FangSong" w:cs="Times New Roman"/>
-          <w:b/>
-          <w:bCs/>
-        </w:rPr>
-        <w:t xml:space="preserve">来源</w:t>
-      </w:r>
-      <w:r>
-        <w:rPr>
-          <w:rFonts w:hint="eastAsia" w:ascii="Times New Roman" w:hAnsi="Times New Roman" w:eastAsia="Times New Roman" w:cs="Times New Roman"/>
-        </w:rPr>
-        <w:t>：</w:t>
-      </w:r>
-      <w:r>
-        <w:rPr>
-          <w:rFonts w:hint="eastAsia" w:ascii="Times New Roman" w:hAnsi="Times New Roman" w:eastAsia="FangSong" w:cs="Times New Roman"/>
-        </w:rPr>
-        <w:t>化学竞赛初赛讲义</w:t>
-      </w:r>
-      <w:r>
-        <w:rPr>
-          <w:rFonts w:ascii="Times New Roman" w:hAnsi="Times New Roman" w:eastAsia="Times New Roman" w:cs="Times New Roman"/>
-        </w:rPr>
-        <w:t xml:space="preserve"> </w:t>
-      </w:r>
-      <w:r>
-        <w:rPr>
-          <w:rFonts w:hint="eastAsia" w:ascii="Times New Roman" w:hAnsi="Times New Roman" w:eastAsia="FangSong" w:cs="Times New Roman"/>
-        </w:rPr>
-        <w:t>第</w:t>
-      </w:r>
-      <w:r>
-        <w:rPr>
-          <w:rFonts w:hint="eastAsia" w:ascii="Times New Roman" w:hAnsi="Times New Roman" w:eastAsia="Times New Roman" w:cs="Times New Roman"/>
-        </w:rPr>
-        <w:t>1</w:t>
-      </w:r>
-      <w:r>
-        <w:rPr>
-          <w:rFonts w:hint="eastAsia" w:ascii="Times New Roman" w:hAnsi="Times New Roman" w:eastAsia="FangSong" w:cs="Times New Roman"/>
-        </w:rPr>
-        <w:t>讲</w:t>
-      </w:r>
-      <w:r>
-        <w:rPr>
-          <w:rFonts w:ascii="Times New Roman" w:hAnsi="Times New Roman" w:eastAsia="Times New Roman" w:cs="Times New Roman"/>
-        </w:rPr>
-        <w:t xml:space="preserve"> §1.4 </w:t>
-      </w:r>
-      <w:r>
-        <w:rPr>
-          <w:rFonts w:hint="eastAsia" w:ascii="Times New Roman" w:hAnsi="Times New Roman" w:eastAsia="FangSong" w:cs="Times New Roman"/>
-        </w:rPr>
-        <w:t xml:space="preserve">习题</w:t>
       </w:r>
     </w:p>
     <w:p>
